--- a/project-documents/Fall 2025_CS619_11727_1.docx
+++ b/project-documents/Fall 2025_CS619_11727_1.docx
@@ -1,6 +1,6 @@
 
 <file path=word/document.xml><?xml version="1.0" encoding="utf-8"?>
-<w:document xmlns:wpc="http://schemas.microsoft.com/office/word/2010/wordprocessingCanvas" xmlns:cx="http://schemas.microsoft.com/office/drawing/2014/chartex" xmlns:cx1="http://schemas.microsoft.com/office/drawing/2015/9/8/chartex" xmlns:cx2="http://schemas.microsoft.com/office/drawing/2015/10/21/chartex" xmlns:cx3="http://schemas.microsoft.com/office/drawing/2016/5/9/chartex" xmlns:cx4="http://schemas.microsoft.com/office/drawing/2016/5/10/chartex" xmlns:cx5="http://schemas.microsoft.com/office/drawing/2016/5/11/chartex" xmlns:cx6="http://schemas.microsoft.com/office/drawing/2016/5/12/chartex" xmlns:cx7="http://schemas.microsoft.com/office/drawing/2016/5/13/chartex" xmlns:cx8="http://schemas.microsoft.com/office/drawing/2016/5/14/chartex" xmlns:mc="http://schemas.openxmlformats.org/markup-compatibility/2006" xmlns:aink="http://schemas.microsoft.com/office/drawing/2016/ink" xmlns:am3d="http://schemas.microsoft.com/office/drawing/2017/model3d" xmlns:o="urn:schemas-microsoft-com:office:office" xmlns:r="http://schemas.openxmlformats.org/officeDocument/2006/relationships" xmlns:m="http://schemas.openxmlformats.org/officeDocument/2006/math" xmlns:v="urn:schemas-microsoft-com:vml" xmlns:wp14="http://schemas.microsoft.com/office/word/2010/wordprocessingDrawing" xmlns:wp="http://schemas.openxmlformats.org/drawingml/2006/wordprocessingDrawing" xmlns:w10="urn:schemas-microsoft-com:office:word" xmlns:w="http://schemas.openxmlformats.org/wordprocessingml/2006/main" xmlns:w14="http://schemas.microsoft.com/office/word/2010/wordml" xmlns:w15="http://schemas.microsoft.com/office/word/2012/wordml" xmlns:w16cex="http://schemas.microsoft.com/office/word/2018/wordml/cex" xmlns:w16cid="http://schemas.microsoft.com/office/word/2016/wordml/cid" xmlns:w16="http://schemas.microsoft.com/office/word/2018/wordml" xmlns:w16se="http://schemas.microsoft.com/office/word/2015/wordml/symex" xmlns:wpg="http://schemas.microsoft.com/office/word/2010/wordprocessingGroup" xmlns:wpi="http://schemas.microsoft.com/office/word/2010/wordprocessingInk" xmlns:wne="http://schemas.microsoft.com/office/word/2006/wordml" xmlns:wps="http://schemas.microsoft.com/office/word/2010/wordprocessingShape" mc:Ignorable="w14 w15 w16se w16cid w16 w16cex wp14">
+<w:document xmlns:wpc="http://schemas.microsoft.com/office/word/2010/wordprocessingCanvas" xmlns:cx="http://schemas.microsoft.com/office/drawing/2014/chartex" xmlns:cx1="http://schemas.microsoft.com/office/drawing/2015/9/8/chartex" xmlns:cx2="http://schemas.microsoft.com/office/drawing/2015/10/21/chartex" xmlns:cx3="http://schemas.microsoft.com/office/drawing/2016/5/9/chartex" xmlns:cx4="http://schemas.microsoft.com/office/drawing/2016/5/10/chartex" xmlns:cx5="http://schemas.microsoft.com/office/drawing/2016/5/11/chartex" xmlns:cx6="http://schemas.microsoft.com/office/drawing/2016/5/12/chartex" xmlns:cx7="http://schemas.microsoft.com/office/drawing/2016/5/13/chartex" xmlns:cx8="http://schemas.microsoft.com/office/drawing/2016/5/14/chartex" xmlns:mc="http://schemas.openxmlformats.org/markup-compatibility/2006" xmlns:aink="http://schemas.microsoft.com/office/drawing/2016/ink" xmlns:am3d="http://schemas.microsoft.com/office/drawing/2017/model3d" xmlns:o="urn:schemas-microsoft-com:office:office" xmlns:r="http://schemas.openxmlformats.org/officeDocument/2006/relationships" xmlns:m="http://schemas.openxmlformats.org/officeDocument/2006/math" xmlns:v="urn:schemas-microsoft-com:vml" xmlns:wp14="http://schemas.microsoft.com/office/word/2010/wordprocessingDrawing" xmlns:wp="http://schemas.openxmlformats.org/drawingml/2006/wordprocessingDrawing" xmlns:w10="urn:schemas-microsoft-com:office:word" xmlns:w="http://schemas.openxmlformats.org/wordprocessingml/2006/main" xmlns:w14="http://schemas.microsoft.com/office/word/2010/wordml" xmlns:w15="http://schemas.microsoft.com/office/word/2012/wordml" xmlns:w16cex="http://schemas.microsoft.com/office/word/2018/wordml/cex" xmlns:w16cid="http://schemas.microsoft.com/office/word/2016/wordml/cid" xmlns:w16="http://schemas.microsoft.com/office/word/2018/wordml" xmlns:w16sdtdh="http://schemas.microsoft.com/office/word/2020/wordml/sdtdatahash" xmlns:w16se="http://schemas.microsoft.com/office/word/2015/wordml/symex" xmlns:wpg="http://schemas.microsoft.com/office/word/2010/wordprocessingGroup" xmlns:wpi="http://schemas.microsoft.com/office/word/2010/wordprocessingInk" xmlns:wne="http://schemas.microsoft.com/office/word/2006/wordml" xmlns:wps="http://schemas.microsoft.com/office/word/2010/wordprocessingShape" mc:Ignorable="w14 w15 w16se w16cid w16 w16cex w16sdtdh wp14">
   <w:body>
     <w:p>
       <w:pPr>
@@ -11,7 +11,7 @@
         </w:rPr>
       </w:pPr>
       <w:r>
-        <w:t>SmartCourse - AI-Powered Course Recommendation System</w:t>
+        <w:t>SmartCourse - AI Powered Course Recommendation System</w:t>
       </w:r>
     </w:p>
     <w:p>
@@ -118,7 +118,7 @@
         </w:rPr>
       </w:pPr>
       <w:r>
-        <w:pict w14:anchorId="32B1A765">
+        <w:pict w14:anchorId="5819C17F">
           <v:shapetype id="_x0000_t75" coordsize="21600,21600" o:spt="75" o:preferrelative="t" path="m@4@5l@4@11@9@11@9@5xe" filled="f" stroked="f">
             <v:stroke joinstyle="miter"/>
             <v:formulas>
@@ -138,8 +138,8 @@
             <v:path o:extrusionok="f" gradientshapeok="t" o:connecttype="rect"/>
             <o:lock v:ext="edit" aspectratio="t"/>
           </v:shapetype>
-          <v:shape id="_x0000_i1025" type="#_x0000_t75" style="width:154.3pt;height:96.85pt">
-            <v:imagedata r:id="rId5" o:title="vu_logo"/>
+          <v:shape id="_x0000_i1025" type="#_x0000_t75" style="width:154.3pt;height:97pt">
+            <v:imagedata r:id="rId6" o:title="vu_logo"/>
           </v:shape>
         </w:pict>
       </w:r>
@@ -219,11 +219,6 @@
       </w:r>
     </w:p>
     <w:p>
-      <w:r>
-        <w:t>Student Roll Number: BC240419615</w:t>
-      </w:r>
-    </w:p>
-    <w:p>
       <w:pPr>
         <w:spacing w:before="100" w:beforeAutospacing="1" w:after="100" w:afterAutospacing="1"/>
         <w:rPr>
@@ -232,7 +227,7 @@
         </w:rPr>
       </w:pPr>
       <w:r>
-        <w:t>Supervisor Name: Muhammad Bilal (bilal.saleem@vu.edu.pk) | Phone Ext. 4826</w:t>
+        <w:t>Supervisor Name: Muhammad Bilal (bilal.saleem@vu.edu.pk)</w:t>
       </w:r>
     </w:p>
     <w:p>
@@ -327,6 +322,14 @@
     <w:tbl>
       <w:tblPr>
         <w:tblW w:w="0" w:type="auto"/>
+        <w:tblBorders>
+          <w:top w:val="single" w:sz="4" w:space="0" w:color="auto"/>
+          <w:left w:val="single" w:sz="4" w:space="0" w:color="auto"/>
+          <w:bottom w:val="single" w:sz="4" w:space="0" w:color="auto"/>
+          <w:right w:val="single" w:sz="4" w:space="0" w:color="auto"/>
+          <w:insideH w:val="single" w:sz="4" w:space="0" w:color="auto"/>
+          <w:insideV w:val="single" w:sz="4" w:space="0" w:color="auto"/>
+        </w:tblBorders>
         <w:tblCellMar>
           <w:left w:w="0" w:type="dxa"/>
           <w:right w:w="0" w:type="dxa"/>
@@ -343,18 +346,13 @@
         <w:tc>
           <w:tcPr>
             <w:tcW w:w="2166" w:type="dxa"/>
-            <w:tcBorders>
-              <w:top w:val="single" w:sz="6" w:space="0" w:color="auto"/>
-              <w:left w:val="single" w:sz="6" w:space="0" w:color="auto"/>
-              <w:bottom w:val="single" w:sz="6" w:space="0" w:color="auto"/>
-              <w:right w:val="single" w:sz="6" w:space="0" w:color="auto"/>
-            </w:tcBorders>
             <w:tcMar>
               <w:top w:w="0" w:type="dxa"/>
               <w:left w:w="108" w:type="dxa"/>
               <w:bottom w:w="0" w:type="dxa"/>
               <w:right w:w="108" w:type="dxa"/>
             </w:tcMar>
+            <w:vAlign w:val="center"/>
           </w:tcPr>
           <w:p>
             <w:pPr>
@@ -375,25 +373,40 @@
                 <w:sz w:val="24"/>
                 <w:szCs w:val="24"/>
               </w:rPr>
-              <w:t>Date (dd/mm/yyyy)</w:t>
+              <w:t>Date (dd/mm/</w:t>
+            </w:r>
+            <w:proofErr w:type="spellStart"/>
+            <w:r>
+              <w:rPr>
+                <w:b/>
+                <w:bCs/>
+                <w:sz w:val="24"/>
+                <w:szCs w:val="24"/>
+              </w:rPr>
+              <w:t>yyyy</w:t>
+            </w:r>
+            <w:proofErr w:type="spellEnd"/>
+            <w:r>
+              <w:rPr>
+                <w:b/>
+                <w:bCs/>
+                <w:sz w:val="24"/>
+                <w:szCs w:val="24"/>
+              </w:rPr>
+              <w:t>)</w:t>
             </w:r>
           </w:p>
         </w:tc>
         <w:tc>
           <w:tcPr>
             <w:tcW w:w="1117" w:type="dxa"/>
-            <w:tcBorders>
-              <w:top w:val="single" w:sz="6" w:space="0" w:color="auto"/>
-              <w:left w:val="nil"/>
-              <w:bottom w:val="single" w:sz="6" w:space="0" w:color="auto"/>
-              <w:right w:val="single" w:sz="6" w:space="0" w:color="auto"/>
-            </w:tcBorders>
             <w:tcMar>
               <w:top w:w="0" w:type="dxa"/>
               <w:left w:w="108" w:type="dxa"/>
               <w:bottom w:w="0" w:type="dxa"/>
               <w:right w:w="108" w:type="dxa"/>
             </w:tcMar>
+            <w:vAlign w:val="center"/>
           </w:tcPr>
           <w:p>
             <w:pPr>
@@ -421,18 +434,13 @@
         <w:tc>
           <w:tcPr>
             <w:tcW w:w="3434" w:type="dxa"/>
-            <w:tcBorders>
-              <w:top w:val="single" w:sz="6" w:space="0" w:color="auto"/>
-              <w:left w:val="nil"/>
-              <w:bottom w:val="single" w:sz="6" w:space="0" w:color="auto"/>
-              <w:right w:val="single" w:sz="6" w:space="0" w:color="auto"/>
-            </w:tcBorders>
             <w:tcMar>
               <w:top w:w="0" w:type="dxa"/>
               <w:left w:w="108" w:type="dxa"/>
               <w:bottom w:w="0" w:type="dxa"/>
               <w:right w:w="108" w:type="dxa"/>
             </w:tcMar>
+            <w:vAlign w:val="center"/>
           </w:tcPr>
           <w:p>
             <w:pPr>
@@ -460,18 +468,13 @@
         <w:tc>
           <w:tcPr>
             <w:tcW w:w="2139" w:type="dxa"/>
-            <w:tcBorders>
-              <w:top w:val="single" w:sz="6" w:space="0" w:color="auto"/>
-              <w:left w:val="nil"/>
-              <w:bottom w:val="single" w:sz="6" w:space="0" w:color="auto"/>
-              <w:right w:val="single" w:sz="6" w:space="0" w:color="auto"/>
-            </w:tcBorders>
             <w:tcMar>
               <w:top w:w="0" w:type="dxa"/>
               <w:left w:w="108" w:type="dxa"/>
               <w:bottom w:w="0" w:type="dxa"/>
               <w:right w:w="108" w:type="dxa"/>
             </w:tcMar>
+            <w:vAlign w:val="center"/>
           </w:tcPr>
           <w:p>
             <w:pPr>
@@ -501,86 +504,137 @@
         <w:tc>
           <w:tcPr>
             <w:tcW w:w="2166" w:type="dxa"/>
-            <w:tcBorders>
-              <w:top w:val="nil"/>
-              <w:left w:val="single" w:sz="6" w:space="0" w:color="auto"/>
-              <w:bottom w:val="nil"/>
-              <w:right w:val="single" w:sz="6" w:space="0" w:color="auto"/>
-            </w:tcBorders>
-            <w:tcMar>
-              <w:top w:w="0" w:type="dxa"/>
-              <w:left w:w="108" w:type="dxa"/>
-              <w:bottom w:w="0" w:type="dxa"/>
-              <w:right w:w="108" w:type="dxa"/>
-            </w:tcMar>
+            <w:vAlign w:val="center"/>
           </w:tcPr>
           <w:p>
+            <w:pPr>
+              <w:jc w:val="center"/>
+            </w:pPr>
             <w:r>
-              <w:t>17/11/2025</w:t>
+              <w:t>05</w:t>
+            </w:r>
+            <w:r>
+              <w:t>-Nov-2025</w:t>
             </w:r>
           </w:p>
         </w:tc>
         <w:tc>
           <w:tcPr>
             <w:tcW w:w="1117" w:type="dxa"/>
-            <w:tcBorders>
-              <w:top w:val="nil"/>
-              <w:left w:val="nil"/>
-              <w:bottom w:val="nil"/>
-              <w:right w:val="single" w:sz="6" w:space="0" w:color="auto"/>
-            </w:tcBorders>
-            <w:tcMar>
-              <w:top w:w="0" w:type="dxa"/>
-              <w:left w:w="108" w:type="dxa"/>
-              <w:bottom w:w="0" w:type="dxa"/>
-              <w:right w:w="108" w:type="dxa"/>
-            </w:tcMar>
+            <w:vAlign w:val="center"/>
           </w:tcPr>
           <w:p>
+            <w:pPr>
+              <w:jc w:val="center"/>
+            </w:pPr>
             <w:r>
-              <w:t>1.0</w:t>
+              <w:t>0.</w:t>
+            </w:r>
+            <w:r>
+              <w:t>6</w:t>
             </w:r>
           </w:p>
         </w:tc>
         <w:tc>
           <w:tcPr>
             <w:tcW w:w="3434" w:type="dxa"/>
-            <w:tcBorders>
-              <w:top w:val="nil"/>
-              <w:left w:val="nil"/>
-              <w:bottom w:val="nil"/>
-              <w:right w:val="single" w:sz="6" w:space="0" w:color="auto"/>
-            </w:tcBorders>
-            <w:tcMar>
-              <w:top w:w="0" w:type="dxa"/>
-              <w:left w:w="108" w:type="dxa"/>
-              <w:bottom w:w="0" w:type="dxa"/>
-              <w:right w:w="108" w:type="dxa"/>
-            </w:tcMar>
+            <w:vAlign w:val="center"/>
           </w:tcPr>
+          <w:tbl>
+            <w:tblPr>
+              <w:tblW w:w="0" w:type="auto"/>
+              <w:tblCellSpacing w:w="15" w:type="dxa"/>
+              <w:tblCellMar>
+                <w:top w:w="15" w:type="dxa"/>
+                <w:left w:w="15" w:type="dxa"/>
+                <w:bottom w:w="15" w:type="dxa"/>
+                <w:right w:w="15" w:type="dxa"/>
+              </w:tblCellMar>
+              <w:tblLook w:val="04A0" w:firstRow="1" w:lastRow="0" w:firstColumn="1" w:lastColumn="0" w:noHBand="0" w:noVBand="1"/>
+            </w:tblPr>
+            <w:tblGrid>
+              <w:gridCol w:w="96"/>
+            </w:tblGrid>
+            <w:tr>
+              <w:trPr>
+                <w:tblCellSpacing w:w="15" w:type="dxa"/>
+              </w:trPr>
+              <w:tc>
+                <w:tcPr>
+                  <w:tcW w:w="0" w:type="auto"/>
+                  <w:vAlign w:val="center"/>
+                  <w:hideMark/>
+                </w:tcPr>
+                <w:p>
+                  <w:pPr>
+                    <w:rPr>
+                      <w:sz w:val="20"/>
+                      <w:szCs w:val="20"/>
+                      <w:lang w:val="en-PK" w:eastAsia="en-PK"/>
+                    </w:rPr>
+                  </w:pPr>
+                </w:p>
+              </w:tc>
+            </w:tr>
+          </w:tbl>
           <w:p>
-            <w:r>
-              <w:t>Initial SmartCourse SRS baseline covering scope, requirements, methodology, and work plan.</w:t>
-            </w:r>
+            <w:pPr>
+              <w:rPr>
+                <w:vanish/>
+              </w:rPr>
+            </w:pPr>
+          </w:p>
+          <w:tbl>
+            <w:tblPr>
+              <w:tblW w:w="0" w:type="auto"/>
+              <w:tblCellSpacing w:w="15" w:type="dxa"/>
+              <w:tblCellMar>
+                <w:top w:w="15" w:type="dxa"/>
+                <w:left w:w="15" w:type="dxa"/>
+                <w:bottom w:w="15" w:type="dxa"/>
+                <w:right w:w="15" w:type="dxa"/>
+              </w:tblCellMar>
+              <w:tblLook w:val="04A0" w:firstRow="1" w:lastRow="0" w:firstColumn="1" w:lastColumn="0" w:noHBand="0" w:noVBand="1"/>
+            </w:tblPr>
+            <w:tblGrid>
+              <w:gridCol w:w="3424"/>
+            </w:tblGrid>
+            <w:tr>
+              <w:trPr>
+                <w:tblCellSpacing w:w="15" w:type="dxa"/>
+              </w:trPr>
+              <w:tc>
+                <w:tcPr>
+                  <w:tcW w:w="0" w:type="auto"/>
+                  <w:vAlign w:val="center"/>
+                  <w:hideMark/>
+                </w:tcPr>
+                <w:p>
+                  <w:pPr>
+                    <w:jc w:val="center"/>
+                  </w:pPr>
+                  <w:r>
+                    <w:t>Set up SRS structure, drafted project scope, identified actors and outlined initial functional requirements.</w:t>
+                  </w:r>
+                </w:p>
+              </w:tc>
+            </w:tr>
+          </w:tbl>
+          <w:p>
+            <w:pPr>
+              <w:jc w:val="center"/>
+            </w:pPr>
           </w:p>
         </w:tc>
         <w:tc>
           <w:tcPr>
             <w:tcW w:w="2139" w:type="dxa"/>
-            <w:tcBorders>
-              <w:top w:val="nil"/>
-              <w:left w:val="nil"/>
-              <w:bottom w:val="nil"/>
-              <w:right w:val="single" w:sz="6" w:space="0" w:color="auto"/>
-            </w:tcBorders>
-            <w:tcMar>
-              <w:top w:w="0" w:type="dxa"/>
-              <w:left w:w="108" w:type="dxa"/>
-              <w:bottom w:w="0" w:type="dxa"/>
-              <w:right w:w="108" w:type="dxa"/>
-            </w:tcMar>
+            <w:vAlign w:val="center"/>
           </w:tcPr>
           <w:p>
+            <w:pPr>
+              <w:jc w:val="center"/>
+            </w:pPr>
             <w:r>
               <w:t>BC240419615</w:t>
             </w:r>
@@ -591,110 +645,66 @@
         <w:tc>
           <w:tcPr>
             <w:tcW w:w="2166" w:type="dxa"/>
-            <w:tcBorders>
-              <w:top w:val="nil"/>
-              <w:left w:val="single" w:sz="6" w:space="0" w:color="auto"/>
-              <w:bottom w:val="nil"/>
-              <w:right w:val="single" w:sz="6" w:space="0" w:color="auto"/>
-            </w:tcBorders>
-            <w:tcMar>
-              <w:top w:w="0" w:type="dxa"/>
-              <w:left w:w="108" w:type="dxa"/>
-              <w:bottom w:w="0" w:type="dxa"/>
-              <w:right w:w="108" w:type="dxa"/>
-            </w:tcMar>
+            <w:vAlign w:val="center"/>
           </w:tcPr>
           <w:p>
             <w:pPr>
-              <w:pStyle w:val="tabletext"/>
-              <w:rPr>
-                <w:bCs/>
-                <w:sz w:val="24"/>
-                <w:szCs w:val="24"/>
-              </w:rPr>
+              <w:jc w:val="center"/>
             </w:pPr>
+            <w:r>
+              <w:t>1</w:t>
+            </w:r>
+            <w:r>
+              <w:t>2</w:t>
+            </w:r>
+            <w:r>
+              <w:t>-Nov-2025</w:t>
+            </w:r>
           </w:p>
         </w:tc>
         <w:tc>
           <w:tcPr>
             <w:tcW w:w="1117" w:type="dxa"/>
-            <w:tcBorders>
-              <w:top w:val="nil"/>
-              <w:left w:val="nil"/>
-              <w:bottom w:val="nil"/>
-              <w:right w:val="single" w:sz="6" w:space="0" w:color="auto"/>
-            </w:tcBorders>
-            <w:tcMar>
-              <w:top w:w="0" w:type="dxa"/>
-              <w:left w:w="108" w:type="dxa"/>
-              <w:bottom w:w="0" w:type="dxa"/>
-              <w:right w:w="108" w:type="dxa"/>
-            </w:tcMar>
+            <w:vAlign w:val="center"/>
           </w:tcPr>
           <w:p>
             <w:pPr>
-              <w:pStyle w:val="tabletext"/>
-              <w:rPr>
-                <w:bCs/>
-                <w:sz w:val="24"/>
-                <w:szCs w:val="24"/>
-              </w:rPr>
+              <w:jc w:val="center"/>
             </w:pPr>
+            <w:r>
+              <w:t>0.</w:t>
+            </w:r>
+            <w:r>
+              <w:t>7</w:t>
+            </w:r>
           </w:p>
         </w:tc>
         <w:tc>
           <w:tcPr>
             <w:tcW w:w="3434" w:type="dxa"/>
-            <w:tcBorders>
-              <w:top w:val="nil"/>
-              <w:left w:val="nil"/>
-              <w:bottom w:val="nil"/>
-              <w:right w:val="single" w:sz="6" w:space="0" w:color="auto"/>
-            </w:tcBorders>
-            <w:tcMar>
-              <w:top w:w="0" w:type="dxa"/>
-              <w:left w:w="108" w:type="dxa"/>
-              <w:bottom w:w="0" w:type="dxa"/>
-              <w:right w:w="108" w:type="dxa"/>
-            </w:tcMar>
+            <w:vAlign w:val="center"/>
           </w:tcPr>
           <w:p>
             <w:pPr>
-              <w:pStyle w:val="tabletext"/>
-              <w:jc w:val="both"/>
-              <w:rPr>
-                <w:bCs/>
-                <w:sz w:val="24"/>
-                <w:szCs w:val="24"/>
-              </w:rPr>
+              <w:jc w:val="center"/>
             </w:pPr>
+            <w:r>
+              <w:t>Expanded and refined functional &amp; non-functional requirements, added use cases and documented key usage scenarios.</w:t>
+            </w:r>
           </w:p>
         </w:tc>
         <w:tc>
           <w:tcPr>
             <w:tcW w:w="2139" w:type="dxa"/>
-            <w:tcBorders>
-              <w:top w:val="nil"/>
-              <w:left w:val="nil"/>
-              <w:bottom w:val="nil"/>
-              <w:right w:val="single" w:sz="6" w:space="0" w:color="auto"/>
-            </w:tcBorders>
-            <w:tcMar>
-              <w:top w:w="0" w:type="dxa"/>
-              <w:left w:w="108" w:type="dxa"/>
-              <w:bottom w:w="0" w:type="dxa"/>
-              <w:right w:w="108" w:type="dxa"/>
-            </w:tcMar>
+            <w:vAlign w:val="center"/>
           </w:tcPr>
           <w:p>
             <w:pPr>
-              <w:pStyle w:val="tabletext"/>
-              <w:rPr>
-                <w:bCs/>
-                <w:sz w:val="24"/>
-                <w:szCs w:val="24"/>
-              </w:rPr>
+              <w:jc w:val="center"/>
             </w:pPr>
+            <w:r>
+              <w:t>BC240419615</w:t>
+            </w:r>
           </w:p>
         </w:tc>
       </w:tr>
@@ -702,110 +712,60 @@
         <w:tc>
           <w:tcPr>
             <w:tcW w:w="2166" w:type="dxa"/>
-            <w:tcBorders>
-              <w:top w:val="nil"/>
-              <w:left w:val="single" w:sz="6" w:space="0" w:color="auto"/>
-              <w:bottom w:val="nil"/>
-              <w:right w:val="single" w:sz="6" w:space="0" w:color="auto"/>
-            </w:tcBorders>
-            <w:tcMar>
-              <w:top w:w="0" w:type="dxa"/>
-              <w:left w:w="108" w:type="dxa"/>
-              <w:bottom w:w="0" w:type="dxa"/>
-              <w:right w:w="108" w:type="dxa"/>
-            </w:tcMar>
+            <w:vAlign w:val="center"/>
           </w:tcPr>
           <w:p>
             <w:pPr>
-              <w:pStyle w:val="tabletext"/>
-              <w:rPr>
-                <w:bCs/>
-                <w:sz w:val="24"/>
-                <w:szCs w:val="24"/>
-              </w:rPr>
+              <w:jc w:val="center"/>
             </w:pPr>
+            <w:r>
+              <w:t>19</w:t>
+            </w:r>
+            <w:r>
+              <w:t>-Nov-2025</w:t>
+            </w:r>
           </w:p>
         </w:tc>
         <w:tc>
           <w:tcPr>
             <w:tcW w:w="1117" w:type="dxa"/>
-            <w:tcBorders>
-              <w:top w:val="nil"/>
-              <w:left w:val="nil"/>
-              <w:bottom w:val="nil"/>
-              <w:right w:val="single" w:sz="6" w:space="0" w:color="auto"/>
-            </w:tcBorders>
-            <w:tcMar>
-              <w:top w:w="0" w:type="dxa"/>
-              <w:left w:w="108" w:type="dxa"/>
-              <w:bottom w:w="0" w:type="dxa"/>
-              <w:right w:w="108" w:type="dxa"/>
-            </w:tcMar>
+            <w:vAlign w:val="center"/>
           </w:tcPr>
           <w:p>
             <w:pPr>
-              <w:pStyle w:val="tabletext"/>
-              <w:rPr>
-                <w:bCs/>
-                <w:sz w:val="24"/>
-                <w:szCs w:val="24"/>
-              </w:rPr>
+              <w:jc w:val="center"/>
             </w:pPr>
+            <w:r>
+              <w:t>0.9</w:t>
+            </w:r>
           </w:p>
         </w:tc>
         <w:tc>
           <w:tcPr>
             <w:tcW w:w="3434" w:type="dxa"/>
-            <w:tcBorders>
-              <w:top w:val="nil"/>
-              <w:left w:val="nil"/>
-              <w:bottom w:val="nil"/>
-              <w:right w:val="single" w:sz="6" w:space="0" w:color="auto"/>
-            </w:tcBorders>
-            <w:tcMar>
-              <w:top w:w="0" w:type="dxa"/>
-              <w:left w:w="108" w:type="dxa"/>
-              <w:bottom w:w="0" w:type="dxa"/>
-              <w:right w:w="108" w:type="dxa"/>
-            </w:tcMar>
+            <w:vAlign w:val="center"/>
           </w:tcPr>
           <w:p>
             <w:pPr>
-              <w:pStyle w:val="tabletext"/>
-              <w:jc w:val="both"/>
-              <w:rPr>
-                <w:bCs/>
-                <w:sz w:val="24"/>
-                <w:szCs w:val="24"/>
-              </w:rPr>
+              <w:jc w:val="center"/>
             </w:pPr>
+            <w:r>
+              <w:t>Added detailed recommendation workflow (TF-IDF/neural), REST API design, data pipeline steps and evaluation metrics.</w:t>
+            </w:r>
           </w:p>
         </w:tc>
         <w:tc>
           <w:tcPr>
             <w:tcW w:w="2139" w:type="dxa"/>
-            <w:tcBorders>
-              <w:top w:val="nil"/>
-              <w:left w:val="nil"/>
-              <w:bottom w:val="nil"/>
-              <w:right w:val="single" w:sz="6" w:space="0" w:color="auto"/>
-            </w:tcBorders>
-            <w:tcMar>
-              <w:top w:w="0" w:type="dxa"/>
-              <w:left w:w="108" w:type="dxa"/>
-              <w:bottom w:w="0" w:type="dxa"/>
-              <w:right w:w="108" w:type="dxa"/>
-            </w:tcMar>
+            <w:vAlign w:val="center"/>
           </w:tcPr>
           <w:p>
             <w:pPr>
-              <w:pStyle w:val="tabletext"/>
-              <w:rPr>
-                <w:bCs/>
-                <w:sz w:val="24"/>
-                <w:szCs w:val="24"/>
-              </w:rPr>
+              <w:jc w:val="center"/>
             </w:pPr>
+            <w:r>
+              <w:t>BC240419615</w:t>
+            </w:r>
           </w:p>
         </w:tc>
       </w:tr>
@@ -813,117 +773,64 @@
         <w:tc>
           <w:tcPr>
             <w:tcW w:w="2166" w:type="dxa"/>
-            <w:tcBorders>
-              <w:top w:val="nil"/>
-              <w:left w:val="single" w:sz="6" w:space="0" w:color="auto"/>
-              <w:bottom w:val="single" w:sz="6" w:space="0" w:color="auto"/>
-              <w:right w:val="single" w:sz="6" w:space="0" w:color="auto"/>
-            </w:tcBorders>
-            <w:tcMar>
-              <w:top w:w="0" w:type="dxa"/>
-              <w:left w:w="108" w:type="dxa"/>
-              <w:bottom w:w="0" w:type="dxa"/>
-              <w:right w:w="108" w:type="dxa"/>
-            </w:tcMar>
+            <w:vAlign w:val="center"/>
           </w:tcPr>
           <w:p>
             <w:pPr>
-              <w:pStyle w:val="tabletext"/>
-              <w:rPr>
-                <w:bCs/>
-                <w:sz w:val="24"/>
-                <w:szCs w:val="24"/>
-              </w:rPr>
+              <w:jc w:val="center"/>
             </w:pPr>
+            <w:r>
+              <w:t>30</w:t>
+            </w:r>
+            <w:r>
+              <w:t>-Nov-2025</w:t>
+            </w:r>
           </w:p>
         </w:tc>
         <w:tc>
           <w:tcPr>
             <w:tcW w:w="1117" w:type="dxa"/>
-            <w:tcBorders>
-              <w:top w:val="nil"/>
-              <w:left w:val="nil"/>
-              <w:bottom w:val="single" w:sz="6" w:space="0" w:color="auto"/>
-              <w:right w:val="single" w:sz="6" w:space="0" w:color="auto"/>
-            </w:tcBorders>
-            <w:tcMar>
-              <w:top w:w="0" w:type="dxa"/>
-              <w:left w:w="108" w:type="dxa"/>
-              <w:bottom w:w="0" w:type="dxa"/>
-              <w:right w:w="108" w:type="dxa"/>
-            </w:tcMar>
+            <w:vAlign w:val="center"/>
           </w:tcPr>
           <w:p>
             <w:pPr>
-              <w:pStyle w:val="tabletext"/>
-              <w:rPr>
-                <w:bCs/>
-                <w:sz w:val="24"/>
-                <w:szCs w:val="24"/>
-              </w:rPr>
+              <w:jc w:val="center"/>
             </w:pPr>
+            <w:r>
+              <w:t>1.0</w:t>
+            </w:r>
           </w:p>
         </w:tc>
         <w:tc>
           <w:tcPr>
             <w:tcW w:w="3434" w:type="dxa"/>
-            <w:tcBorders>
-              <w:top w:val="nil"/>
-              <w:left w:val="nil"/>
-              <w:bottom w:val="single" w:sz="6" w:space="0" w:color="auto"/>
-              <w:right w:val="single" w:sz="6" w:space="0" w:color="auto"/>
-            </w:tcBorders>
-            <w:tcMar>
-              <w:top w:w="0" w:type="dxa"/>
-              <w:left w:w="108" w:type="dxa"/>
-              <w:bottom w:w="0" w:type="dxa"/>
-              <w:right w:w="108" w:type="dxa"/>
-            </w:tcMar>
+            <w:vAlign w:val="center"/>
           </w:tcPr>
           <w:p>
             <w:pPr>
-              <w:pStyle w:val="tabletext"/>
-              <w:jc w:val="both"/>
-              <w:rPr>
-                <w:bCs/>
-                <w:sz w:val="24"/>
-                <w:szCs w:val="24"/>
-              </w:rPr>
+              <w:jc w:val="center"/>
             </w:pPr>
+            <w:r>
+              <w:t>Completed full document review: improved formatting, unified terminology, added consistency fixes and prepared final SRS version.</w:t>
+            </w:r>
           </w:p>
         </w:tc>
         <w:tc>
           <w:tcPr>
             <w:tcW w:w="2139" w:type="dxa"/>
-            <w:tcBorders>
-              <w:top w:val="nil"/>
-              <w:left w:val="nil"/>
-              <w:bottom w:val="single" w:sz="6" w:space="0" w:color="auto"/>
-              <w:right w:val="single" w:sz="6" w:space="0" w:color="auto"/>
-            </w:tcBorders>
-            <w:tcMar>
-              <w:top w:w="0" w:type="dxa"/>
-              <w:left w:w="108" w:type="dxa"/>
-              <w:bottom w:w="0" w:type="dxa"/>
-              <w:right w:w="108" w:type="dxa"/>
-            </w:tcMar>
+            <w:vAlign w:val="center"/>
           </w:tcPr>
           <w:p>
             <w:pPr>
-              <w:pStyle w:val="tabletext"/>
-              <w:rPr>
-                <w:bCs/>
-                <w:sz w:val="24"/>
-                <w:szCs w:val="24"/>
-              </w:rPr>
+              <w:jc w:val="center"/>
             </w:pPr>
+            <w:r>
+              <w:t>BC240419615</w:t>
+            </w:r>
           </w:p>
         </w:tc>
       </w:tr>
     </w:tbl>
-    <w:p/>
-    <w:p/>
-    <w:p/>
     <w:p/>
     <w:p/>
     <w:p>
@@ -1444,19 +1351,7 @@
           <w:rPr>
             <w:rStyle w:val="Hyperlink"/>
           </w:rPr>
-          <w:t>Usage Scen</w:t>
-        </w:r>
-        <w:r>
-          <w:rPr>
-            <w:rStyle w:val="Hyperlink"/>
-          </w:rPr>
-          <w:t>a</w:t>
-        </w:r>
-        <w:r>
-          <w:rPr>
-            <w:rStyle w:val="Hyperlink"/>
-          </w:rPr>
-          <w:t>rios</w:t>
+          <w:t>Usage Scenarios</w:t>
         </w:r>
         <w:r>
           <w:rPr>
@@ -1525,19 +1420,7 @@
           <w:rPr>
             <w:rStyle w:val="Hyperlink"/>
           </w:rPr>
-          <w:t>Adopted M</w:t>
-        </w:r>
-        <w:r>
-          <w:rPr>
-            <w:rStyle w:val="Hyperlink"/>
-          </w:rPr>
-          <w:t>e</w:t>
-        </w:r>
-        <w:r>
-          <w:rPr>
-            <w:rStyle w:val="Hyperlink"/>
-          </w:rPr>
-          <w:t>thodology</w:t>
+          <w:t>Adopted Methodology</w:t>
         </w:r>
       </w:hyperlink>
     </w:p>
@@ -1557,19 +1440,7 @@
           <w:rPr>
             <w:rStyle w:val="Hyperlink"/>
           </w:rPr>
-          <w:t>Work Plan (Use MS Pr</w:t>
-        </w:r>
-        <w:r>
-          <w:rPr>
-            <w:rStyle w:val="Hyperlink"/>
-          </w:rPr>
-          <w:t>o</w:t>
-        </w:r>
-        <w:r>
-          <w:rPr>
-            <w:rStyle w:val="Hyperlink"/>
-          </w:rPr>
-          <w:t>ject to create Schedule/Work Plan)</w:t>
+          <w:t>Work Plan (Use MS Project to create Schedule/Work Plan)</w:t>
         </w:r>
       </w:hyperlink>
     </w:p>
@@ -1630,7 +1501,6 @@
           <w:szCs w:val="36"/>
           <w:u w:val="single"/>
         </w:rPr>
-        <w:lastRenderedPageBreak/>
         <w:t>S</w:t>
       </w:r>
       <w:r>
@@ -1682,43 +1552,41 @@
       </w:pPr>
     </w:p>
     <w:p>
-      <w:r>
-        <w:t>SmartCourse is an AI-powered course recommendation platform that helps university learners explore 8,500+ catalog entries with both TF-IDF keyword matching and semantic sentence-transformer embeddings.</w:t>
-      </w:r>
-    </w:p>
-    <w:p>
-      <w:r>
-        <w:t>It exposes a Flask REST API, Bootstrap 5 multi-page UI, and SQLite persistence so learners can request TF-IDF, neural, or hybrid rankings while the platform records history and saved preferences.</w:t>
-      </w:r>
-    </w:p>
-    <w:p>
-      <w:r>
-        <w:t>Key responsibilities within the approved scope include:</w:t>
-      </w:r>
-    </w:p>
-    <w:p>
-      <w:r>
-        <w:t>- Delivering a repeatable ingestion, cleaning, and model training workflow for institutional course datasets.</w:t>
-      </w:r>
-    </w:p>
-    <w:p>
-      <w:r>
-        <w:t>- Serving multi-model recommendation results with ranking, metadata, and transparent provenance to learners.</w:t>
-      </w:r>
-    </w:p>
-    <w:p>
-      <w:r>
-        <w:t>- Maintaining user context through history, saved items, and analytics dashboards for experimentation.</w:t>
-      </w:r>
-    </w:p>
-    <w:p>
-      <w:r>
-        <w:t>- Providing operational tooling for quantitative evaluation, logging, and artifact lifecycle management.</w:t>
-      </w:r>
-    </w:p>
-    <w:p>
-      <w:r>
-        <w:t>Items such as federated logins, tuition payments, or LMS-grade sync are intentionally out of scope for Fall 2025 so the team can focus on model quality and learner experience.</w:t>
+      <w:pPr>
+        <w:rPr>
+          <w:sz w:val="28"/>
+          <w:szCs w:val="28"/>
+        </w:rPr>
+      </w:pPr>
+      <w:r>
+        <w:t>SmartCourse helps university learners explore a catalog of more than 8,500 courses by translating natural language preferences into ranked recommendations. The Fall 2025 scope focuses on delivering a polished multi-page interface, a dependable Flask backend, and supporting scripts so the team can capture preferences, compare TF-IDF and neural perspectives, and track how learners interact with the system.</w:t>
+      </w:r>
+    </w:p>
+    <w:p>
+      <w:r>
+        <w:t>Out of scope: payment processing, S</w:t>
+      </w:r>
+      <w:r>
+        <w:t>ingle Sign-On with university portals, and deep LMS integration. These can be considered in future releases once the recommendation workflow is stable.</w:t>
+      </w:r>
+    </w:p>
+    <w:p>
+      <w:r>
+        <w:t>Within scope: preference capture UI and REST API, TF-IDF/neural recommendation engines, SearchSession an</w:t>
+      </w:r>
+      <w:r>
+        <w:t>d saved-course persistence, data cleaning scripts, and evaluation tooling.</w:t>
+      </w:r>
+    </w:p>
+    <w:p/>
+    <w:p>
+      <w:r>
+        <w:lastRenderedPageBreak/>
+        <w:pict w14:anchorId="6981943E">
+          <v:shape id="_x0000_i1026" type="#_x0000_t75" style="width:6in;height:288.6pt">
+            <v:imagedata r:id="rId7" o:title=""/>
+          </v:shape>
+        </w:pict>
       </w:r>
     </w:p>
     <w:p>
@@ -1789,93 +1657,146 @@
       </w:pPr>
     </w:p>
     <w:p>
-      <w:r>
-        <w:t>Functional Requirements</w:t>
-      </w:r>
-    </w:p>
-    <w:p>
-      <w:r>
-        <w:t>FR-1 Preference capture and validation — The system shall accept free-form learner preferences via the UI or /api/recommend, enforce non-empty text, and normalize whitespace before processing.</w:t>
-      </w:r>
-    </w:p>
-    <w:p>
-      <w:r>
-        <w:t>FR-2 Model selection and scoring — Learners shall be able to request TF-IDF, neural, or hybrid recommendations and optionally set the top-N limit per request.</w:t>
-      </w:r>
-    </w:p>
-    <w:p>
-      <w:r>
-        <w:t>FR-3 Ranked recommendation response — The API shall return each course with its title, description, department, university, difficulty, rating, score, and source model.</w:t>
-      </w:r>
-    </w:p>
-    <w:p>
-      <w:r>
-        <w:t>FR-4 Session persistence — Every recommendation request shall create a SearchSession record with serialized TF-IDF and neural result sets plus timestamps.</w:t>
-      </w:r>
-    </w:p>
-    <w:p>
-      <w:r>
-        <w:t>FR-5 History management — Learners shall view, filter, and clear recent searches and saved recommendations through the dashboard or DELETE endpoints.</w:t>
-      </w:r>
-    </w:p>
-    <w:p>
-      <w:r>
-        <w:t>FR-6 Saved recommendations — Learners shall save a recommendation with the originating session id and later remove it without affecting the base session data.</w:t>
-      </w:r>
-    </w:p>
-    <w:p>
-      <w:r>
-        <w:t>FR-7 Data and model pipeline — Authorized contributors shall ingest CSV datasets, clean them with spaCy lemmatization, and train TF-IDF/neural models using the provided scripts.</w:t>
-      </w:r>
-    </w:p>
-    <w:p>
-      <w:r>
-        <w:t>FR-8 Evaluation and monitoring — Team members shall execute precision@k/recall@k evaluations and emit structured logs to measure model health each sprint.</w:t>
-      </w:r>
-    </w:p>
-    <w:p>
-      <w:r>
-        <w:t>Non-Functional Requirements</w:t>
-      </w:r>
-    </w:p>
-    <w:p>
-      <w:r>
-        <w:t>NFR-1 Performance and responsiveness — 95% of recommendation requests shall complete within 1.5 seconds after model warm-up for top-10 responses.</w:t>
-      </w:r>
-    </w:p>
-    <w:p>
-      <w:r>
-        <w:t>NFR-2 Availability and resilience — The Flask service shall restart automatically on failure and degrade gracefully when a model artifact is missing.</w:t>
-      </w:r>
-    </w:p>
-    <w:p>
-      <w:r>
-        <w:t>NFR-3 Scalability — The architecture shall support datasets up to 20,000 courses by swapping model artifacts without code changes.</w:t>
-      </w:r>
-    </w:p>
-    <w:p>
-      <w:r>
-        <w:t>NFR-4 Security and privacy — Inputs must be sanitized, APIs exposed over HTTPS in production, and saved payloads stored in SQLite using least-privilege access.</w:t>
-      </w:r>
-    </w:p>
-    <w:p>
-      <w:r>
-        <w:t>NFR-5 Usability and accessibility — The UI shall remain responsive across desktop and mobile breakpoints with WCAG-compliant colors and focus states.</w:t>
-      </w:r>
-    </w:p>
-    <w:p>
-      <w:r>
-        <w:t>NFR-6 Maintainability — Modules shall stay loosely coupled with clear docstrings, configuration flags, and unit test coverage for services.</w:t>
-      </w:r>
-    </w:p>
-    <w:p>
-      <w:r>
-        <w:t>NFR-7 Data quality — The preprocessing pipeline shall remove duplicates, normalize text, and ensure metadata completeness before scoring.</w:t>
-      </w:r>
-    </w:p>
-    <w:p>
-      <w:r>
-        <w:t>NFR-8 Observability and compliance — Application logs and evaluation metrics shall be centralized for audit trails and continuous improvement decisions.</w:t>
+      <w:pPr>
+        <w:rPr>
+          <w:sz w:val="28"/>
+          <w:szCs w:val="28"/>
+        </w:rPr>
+      </w:pPr>
+      <w:r>
+        <w:t>Functional Requirements:</w:t>
+      </w:r>
+    </w:p>
+    <w:p>
+      <w:r>
+        <w:t xml:space="preserve">FR-1 Preference capture: accept free-text input via the UI and /api/recommend endpoint and reject empty </w:t>
+      </w:r>
+      <w:r>
+        <w:t>submissions.</w:t>
+      </w:r>
+    </w:p>
+    <w:p>
+      <w:r>
+        <w:t>FR-2 Model selection: allow TF-IDF, neural, or hybrid scoring with adjustable top-N results per query.</w:t>
+      </w:r>
+    </w:p>
+    <w:p>
+      <w:r>
+        <w:t>FR-3 Recommendation response: return course title, department, description, difficulty, rating, and relevance score for each model.</w:t>
+      </w:r>
+    </w:p>
+    <w:p>
+      <w:r>
+        <w:t>FR-4 Ses</w:t>
+      </w:r>
+      <w:r>
+        <w:t>sion history: store each recommendation request in SQLite so learners can revisit and compare past searches.</w:t>
+      </w:r>
+    </w:p>
+    <w:p>
+      <w:r>
+        <w:t>FR-5 Saved courses: enable bookmarking and removal of recommendations without deleting the associated session.</w:t>
+      </w:r>
+    </w:p>
+    <w:p>
+      <w:r>
+        <w:t>FR-6 REST APIs: expose recommendatio</w:t>
+      </w:r>
+      <w:r>
+        <w:t>n, history, and save endpoints with JSON payloads and clear error handling.</w:t>
+      </w:r>
+    </w:p>
+    <w:p>
+      <w:r>
+        <w:t>FR-7 Data pipeline: include scripts that ingest the catalog, clean descriptions, and output consistent CSV files.</w:t>
+      </w:r>
+    </w:p>
+    <w:p>
+      <w:r>
+        <w:t>FR-8 Evaluation: measure precision@k and recall@k for TF-IDF and n</w:t>
+      </w:r>
+      <w:r>
+        <w:t>eural models and store the reports for stakeholders.</w:t>
+      </w:r>
+    </w:p>
+    <w:p/>
+    <w:p>
+      <w:r>
+        <w:lastRenderedPageBreak/>
+        <w:pict w14:anchorId="11065B1A">
+          <v:shape id="_x0000_i1027" type="#_x0000_t75" style="width:431.7pt;height:298.85pt">
+            <v:imagedata r:id="rId8" o:title=""/>
+          </v:shape>
+        </w:pict>
+      </w:r>
+    </w:p>
+    <w:p/>
+    <w:p>
+      <w:r>
+        <w:t>Non-Functional Requirements:</w:t>
+      </w:r>
+    </w:p>
+    <w:p>
+      <w:r>
+        <w:t>NFR-1 Performance: 95% of recommendation requests must complete within 1.5 seconds for top-10 results after initial model warm-up.</w:t>
+      </w:r>
+    </w:p>
+    <w:p>
+      <w:r>
+        <w:t xml:space="preserve">NFR-2 Availability: the service shall </w:t>
+      </w:r>
+      <w:r>
+        <w:t>restart automatically on failure and present clear messages when models are missing.</w:t>
+      </w:r>
+    </w:p>
+    <w:p>
+      <w:r>
+        <w:t>NFR-3 Scalability: support catalogs of at least 20,000 courses by swapping model artifacts without code changes.</w:t>
+      </w:r>
+    </w:p>
+    <w:p>
+      <w:r>
+        <w:t>NFR-4 Security and privacy: validate inputs, log unexpecte</w:t>
+      </w:r>
+      <w:r>
+        <w:t>d payloads, and use HTTPS plus least-privilege database access in production.</w:t>
+      </w:r>
+    </w:p>
+    <w:p>
+      <w:r>
+        <w:t>NFR-5 Usability: maintain responsive Bootstrap layouts with accessible colour contrast and keyboard navigation.</w:t>
+      </w:r>
+    </w:p>
+    <w:p>
+      <w:r>
+        <w:t>NFR-6 Maintainability: keep modules loosely coupled with configura</w:t>
+      </w:r>
+      <w:r>
+        <w:t>tion-driven behaviour and supply scripts and tests so data preparation is repeatable.</w:t>
+      </w:r>
+    </w:p>
+    <w:p>
+      <w:r>
+        <w:t xml:space="preserve">NFR-7 Observability: emit structured logs for recommendation usage, evaluation runs, and critical errors so the team can </w:t>
+      </w:r>
+      <w:proofErr w:type="spellStart"/>
+      <w:r>
+        <w:t>analyse</w:t>
+      </w:r>
+      <w:proofErr w:type="spellEnd"/>
+      <w:r>
+        <w:t xml:space="preserve"> trends.</w:t>
+      </w:r>
+    </w:p>
+    <w:p/>
+    <w:p>
+      <w:r>
+        <w:lastRenderedPageBreak/>
+        <w:pict w14:anchorId="6C4E352A">
+          <v:shape id="_x0000_i1028" type="#_x0000_t75" style="width:431.7pt;height:251.85pt">
+            <v:imagedata r:id="rId9" o:title=""/>
+          </v:shape>
+        </w:pict>
       </w:r>
     </w:p>
     <w:p>
@@ -1930,596 +1851,424 @@
       </w:pPr>
     </w:p>
     <w:p>
-      <w:r>
-        <w:t>The use case diagram highlights how SmartCourse is experienced by two actors interacting with the AI recommendation core.</w:t>
-      </w:r>
-    </w:p>
-    <w:p>
-      <w:r>
-        <w:t>- Learner: interacts with the responsive UI or API client to submit preferences, compare model outputs, curate favorites, and clear history.</w:t>
-      </w:r>
-    </w:p>
-    <w:p>
-      <w:r>
-        <w:t>- System Administrator: maintains datasets, retrains TF-IDF/neural models, and monitors evaluation metrics for release readiness.</w:t>
-      </w:r>
-    </w:p>
-    <w:p>
-      <w:r>
-        <w:t>The visual diagram maintained in the design repository contains the following use cases:</w:t>
-      </w:r>
-    </w:p>
-    <w:p>
-      <w:r>
-        <w:t>- UC-01 Submit Recommendation Request (Learner) — captures preference text and fetches ranked courses.</w:t>
-      </w:r>
-    </w:p>
-    <w:p>
-      <w:r>
-        <w:t>- UC-02 Compare TF-IDF versus Neural rankings (Learner) — toggles models, inspects confidence scores, and refines intent.</w:t>
-      </w:r>
-    </w:p>
-    <w:p>
-      <w:r>
-        <w:t>- UC-03 Save or Remove Course (Learner) — persists selected recommendations with metadata for later review.</w:t>
-      </w:r>
-    </w:p>
-    <w:p>
-      <w:r>
-        <w:t>- UC-04 Review Search History (Learner) — loads stored sessions, filters them, and clears entries.</w:t>
-      </w:r>
-    </w:p>
-    <w:p>
-      <w:r>
-        <w:t>- UC-05 Train and Deploy Models (System Administrator) — runs scripts/prepare_data.py and scripts/build_models.py, validating artifacts before activation.</w:t>
-      </w:r>
-    </w:p>
-    <w:p>
-      <w:r>
-        <w:t>- UC-06 Evaluate Model Quality (System Administrator) — executes scripts/evaluate_models.py and archives precision@k/recall@k outcomes.</w:t>
-      </w:r>
-    </w:p>
-    <w:p>
-      <w:r>
-        <w:t>Associations: UC-01 includes UC-02 because the comparison view is triggered after a recommendation fetch, UC-03 extends UC-01 to persist favorites, and UC-05 supports all learner-facing flows by supplying fresh artifacts.</w:t>
-      </w:r>
-    </w:p>
-    <w:p>
       <w:pPr>
         <w:rPr>
           <w:sz w:val="28"/>
           <w:szCs w:val="28"/>
         </w:rPr>
       </w:pPr>
-    </w:p>
-    <w:p>
-      <w:pPr>
-        <w:rPr>
-          <w:u w:val="single"/>
-        </w:rPr>
-      </w:pPr>
-      <w:bookmarkStart w:id="3" w:name="UCS"/>
-      <w:bookmarkEnd w:id="3"/>
-      <w:r>
-        <w:rPr>
+      <w:r>
+        <w:t>Primary Actors: Learner and System Administrator.</w:t>
+      </w:r>
+    </w:p>
+    <w:p>
+      <w:r>
+        <w:t>UC-06 Evaluate model quality - Administrator runs evaluation scripts and shares precision/recall metrics with stakeholders.</w:t>
+      </w:r>
+    </w:p>
+    <w:p>
+      <w:r>
+        <w:t>UC-05 Train and deploy models - Administrator ingests new data, retrains TF-IDF/neural mode</w:t>
+      </w:r>
+      <w:r>
+        <w:t>ls, and refreshes the backend artifacts.</w:t>
+      </w:r>
+    </w:p>
+    <w:p>
+      <w:r>
+        <w:t>UC-04 Review and replay history - Learner inspects prior searches and re-runs them from the dashboard.</w:t>
+      </w:r>
+    </w:p>
+    <w:p>
+      <w:r>
+        <w:t>UC-03 Save or remove promising courses - Learner bookmarks results tied to a SearchSession.</w:t>
+      </w:r>
+    </w:p>
+    <w:p>
+      <w:r>
+        <w:t>UC-02 Compare TF-IDF</w:t>
+      </w:r>
+      <w:r>
+        <w:t xml:space="preserve"> versus neural results - Learner views both lists to understand differences.</w:t>
+      </w:r>
+    </w:p>
+    <w:p>
+      <w:r>
+        <w:t>UC-01 Submit recommendation request - Learner enters a preference and receives ranked courses.</w:t>
+      </w:r>
+    </w:p>
+    <w:p/>
+    <w:p>
+      <w:r>
+        <w:lastRenderedPageBreak/>
+        <w:pict w14:anchorId="3F20B5A7">
+          <v:shape id="_x0000_i1029" type="#_x0000_t75" style="width:431.7pt;height:236pt">
+            <v:imagedata r:id="rId10" o:title=""/>
+          </v:shape>
+        </w:pict>
+      </w:r>
+    </w:p>
+    <w:p>
+      <w:pPr>
+        <w:rPr>
+          <w:sz w:val="28"/>
+          <w:szCs w:val="28"/>
+        </w:rPr>
+      </w:pPr>
+    </w:p>
+    <w:p>
+      <w:pPr>
+        <w:pStyle w:val="Heading3"/>
+        <w:rPr>
+          <w:b w:val="0"/>
+          <w:bCs w:val="0"/>
           <w:sz w:val="28"/>
           <w:szCs w:val="28"/>
           <w:u w:val="single"/>
         </w:rPr>
-        <w:t>Usage Scenarios</w:t>
-      </w:r>
-      <w:r>
-        <w:rPr>
+      </w:pPr>
+      <w:bookmarkStart w:id="3" w:name="UCS"/>
+      <w:bookmarkEnd w:id="3"/>
+      <w:r>
+        <w:rPr>
+          <w:b w:val="0"/>
+          <w:bCs w:val="0"/>
           <w:sz w:val="28"/>
           <w:szCs w:val="28"/>
           <w:u w:val="single"/>
         </w:rPr>
-        <w:t>:</w:t>
-      </w:r>
-    </w:p>
-    <w:p/>
-    <w:tbl>
-      <w:tblPr>
-        <w:tblW w:type="auto" w:w="0"/>
-        <w:tblLook w:firstColumn="1" w:firstRow="1" w:lastColumn="0" w:lastRow="0" w:noHBand="0" w:noVBand="1" w:val="04A0"/>
-      </w:tblPr>
-      <w:tblGrid>
-        <w:gridCol w:w="960"/>
-        <w:gridCol w:w="960"/>
-        <w:gridCol w:w="960"/>
-        <w:gridCol w:w="960"/>
-        <w:gridCol w:w="960"/>
-        <w:gridCol w:w="960"/>
-        <w:gridCol w:w="960"/>
-        <w:gridCol w:w="960"/>
-        <w:gridCol w:w="960"/>
-      </w:tblGrid>
-      <w:tr>
-        <w:tc>
-          <w:tcPr>
-            <w:tcW w:type="dxa" w:w="960"/>
-          </w:tcPr>
-          <w:p>
-            <w:r>
-              <w:t>Use Case Title</w:t>
-            </w:r>
-          </w:p>
-        </w:tc>
-        <w:tc>
-          <w:tcPr>
-            <w:tcW w:type="dxa" w:w="960"/>
-          </w:tcPr>
-          <w:p>
-            <w:r>
-              <w:t>Use Case Id</w:t>
-            </w:r>
-          </w:p>
-        </w:tc>
-        <w:tc>
-          <w:tcPr>
-            <w:tcW w:type="dxa" w:w="960"/>
-          </w:tcPr>
-          <w:p>
-            <w:r>
-              <w:t>Actions</w:t>
-            </w:r>
-          </w:p>
-        </w:tc>
-        <w:tc>
-          <w:tcPr>
-            <w:tcW w:type="dxa" w:w="960"/>
-          </w:tcPr>
-          <w:p>
-            <w:r>
-              <w:t>Description</w:t>
-            </w:r>
-          </w:p>
-        </w:tc>
-        <w:tc>
-          <w:tcPr>
-            <w:tcW w:type="dxa" w:w="960"/>
-          </w:tcPr>
-          <w:p>
-            <w:r>
-              <w:t>Alternative Paths</w:t>
-            </w:r>
-          </w:p>
-        </w:tc>
-        <w:tc>
-          <w:tcPr>
-            <w:tcW w:type="dxa" w:w="960"/>
-          </w:tcPr>
-          <w:p>
-            <w:r>
-              <w:t>Pre Conditions</w:t>
-            </w:r>
-          </w:p>
-        </w:tc>
-        <w:tc>
-          <w:tcPr>
-            <w:tcW w:type="dxa" w:w="960"/>
-          </w:tcPr>
-          <w:p>
-            <w:r>
-              <w:t>Post Conditions</w:t>
-            </w:r>
-          </w:p>
-        </w:tc>
-        <w:tc>
-          <w:tcPr>
-            <w:tcW w:type="dxa" w:w="960"/>
-          </w:tcPr>
-          <w:p>
-            <w:r>
-              <w:t>Author</w:t>
-            </w:r>
-          </w:p>
-        </w:tc>
-        <w:tc>
-          <w:tcPr>
-            <w:tcW w:type="dxa" w:w="960"/>
-          </w:tcPr>
-          <w:p>
-            <w:r>
-              <w:t>Exceptions</w:t>
-            </w:r>
-          </w:p>
-        </w:tc>
-      </w:tr>
-      <w:tr>
-        <w:tc>
-          <w:tcPr>
-            <w:tcW w:type="dxa" w:w="960"/>
-          </w:tcPr>
-          <w:p>
-            <w:r>
-              <w:t>Submit Recommendation Request</w:t>
-            </w:r>
-          </w:p>
-        </w:tc>
-        <w:tc>
-          <w:tcPr>
-            <w:tcW w:type="dxa" w:w="960"/>
-          </w:tcPr>
-          <w:p>
-            <w:r>
-              <w:t>UC-01</w:t>
-            </w:r>
-          </w:p>
-        </w:tc>
-        <w:tc>
-          <w:tcPr>
-            <w:tcW w:type="dxa" w:w="960"/>
-          </w:tcPr>
-          <w:p>
-            <w:r>
-              <w:t>1. Learner enters preference text and selects the desired model/top-N.</w:t>
-              <w:br/>
-              <w:t>2. System validates payload and forwards it to the RecommendationService.</w:t>
-              <w:br/>
-              <w:t>3. TF-IDF and neural engines score courses and normalize metadata.</w:t>
-              <w:br/>
-              <w:t>4. UI renders cards and displays the new session id.</w:t>
-            </w:r>
-          </w:p>
-        </w:tc>
-        <w:tc>
-          <w:tcPr>
-            <w:tcW w:type="dxa" w:w="960"/>
-          </w:tcPr>
-          <w:p>
-            <w:r>
-              <w:t>Primary discovery flow that surfaces relevant courses based on stated learning goals.</w:t>
-            </w:r>
-          </w:p>
-        </w:tc>
-        <w:tc>
-          <w:tcPr>
-            <w:tcW w:type="dxa" w:w="960"/>
-          </w:tcPr>
-          <w:p>
-            <w:r>
-              <w:t>A1: Empty preference -&gt; validation message displayed without calling the models. A2: Requested top_N exceeds limit -&gt; service caps to MAX_RESULTS and notifies the user.</w:t>
-            </w:r>
-          </w:p>
-        </w:tc>
-        <w:tc>
-          <w:tcPr>
-            <w:tcW w:type="dxa" w:w="960"/>
-          </w:tcPr>
-          <w:p>
-            <w:r>
-              <w:t>Course dataset processed, trained artifacts on disk, Flask app running with database connectivity.</w:t>
-            </w:r>
-          </w:p>
-        </w:tc>
-        <w:tc>
-          <w:tcPr>
-            <w:tcW w:type="dxa" w:w="960"/>
-          </w:tcPr>
-          <w:p>
-            <w:r>
-              <w:t>SearchSession persisted with TF-IDF and neural result sets; analytics counters incremented.</w:t>
-            </w:r>
-          </w:p>
-        </w:tc>
-        <w:tc>
-          <w:tcPr>
-            <w:tcW w:type="dxa" w:w="960"/>
-          </w:tcPr>
-          <w:p>
-            <w:r>
-              <w:t>BC240419615</w:t>
-            </w:r>
-          </w:p>
-        </w:tc>
-        <w:tc>
-          <w:tcPr>
-            <w:tcW w:type="dxa" w:w="960"/>
-          </w:tcPr>
-          <w:p>
-            <w:r>
-              <w:t>Model artifacts missing/corrupted -&gt; service returns 503 with remediation hint. Database failure -&gt; logged 500 error and support alert.</w:t>
-            </w:r>
-          </w:p>
-        </w:tc>
-      </w:tr>
-      <w:tr>
-        <w:tc>
-          <w:tcPr>
-            <w:tcW w:type="dxa" w:w="960"/>
-          </w:tcPr>
-          <w:p>
-            <w:r>
-              <w:t>Compare TF-IDF and Neural Outputs</w:t>
-            </w:r>
-          </w:p>
-        </w:tc>
-        <w:tc>
-          <w:tcPr>
-            <w:tcW w:type="dxa" w:w="960"/>
-          </w:tcPr>
-          <w:p>
-            <w:r>
-              <w:t>UC-02</w:t>
-            </w:r>
-          </w:p>
-        </w:tc>
-        <w:tc>
-          <w:tcPr>
-            <w:tcW w:type="dxa" w:w="960"/>
-          </w:tcPr>
-          <w:p>
-            <w:r>
-              <w:t>1. Learner toggles the comparison panel or selects the hybrid option.</w:t>
-              <w:br/>
-              <w:t>2. Service returns both TF-IDF and neural lists with normalized scores.</w:t>
-              <w:br/>
-              <w:t>3. UI aligns cards to highlight agreement/divergence.</w:t>
-              <w:br/>
-              <w:t>4. Learner drills into details or adjusts the query.</w:t>
-            </w:r>
-          </w:p>
-        </w:tc>
-        <w:tc>
-          <w:tcPr>
-            <w:tcW w:type="dxa" w:w="960"/>
-          </w:tcPr>
-          <w:p>
-            <w:r>
-              <w:t>Gives transparency into how classical and semantic models interpret the same intent, improving trust.</w:t>
-            </w:r>
-          </w:p>
-        </w:tc>
-        <w:tc>
-          <w:tcPr>
-            <w:tcW w:type="dxa" w:w="960"/>
-          </w:tcPr>
-          <w:p>
-            <w:r>
-              <w:t>B1: Learner downgrades to a single model when bandwidth is limited. B2: Similarity lists empty -&gt; UI displays friendly "no match" state with refinement tips.</w:t>
-            </w:r>
-          </w:p>
-        </w:tc>
-        <w:tc>
-          <w:tcPr>
-            <w:tcW w:type="dxa" w:w="960"/>
-          </w:tcPr>
-          <w:p>
-            <w:r>
-              <w:t>Successful UC-01 execution; browser session still active.</w:t>
-            </w:r>
-          </w:p>
-        </w:tc>
-        <w:tc>
-          <w:tcPr>
-            <w:tcW w:type="dxa" w:w="960"/>
-          </w:tcPr>
-          <w:p>
-            <w:r>
-              <w:t>Learner views dual result sets, optionally bookmarks courses, and receives insights for next iterations.</w:t>
-            </w:r>
-          </w:p>
-        </w:tc>
-        <w:tc>
-          <w:tcPr>
-            <w:tcW w:type="dxa" w:w="960"/>
-          </w:tcPr>
-          <w:p>
-            <w:r>
-              <w:t>BC240419615</w:t>
-            </w:r>
-          </w:p>
-        </w:tc>
-        <w:tc>
-          <w:tcPr>
-            <w:tcW w:type="dxa" w:w="960"/>
-          </w:tcPr>
-          <w:p>
-            <w:r>
-              <w:t>Neural model warm-up delay -&gt; UI shows spinner with progress message. Score normalization failure -&gt; default values logged and surfaced to monitoring.</w:t>
-            </w:r>
-          </w:p>
-        </w:tc>
-      </w:tr>
-      <w:tr>
-        <w:tc>
-          <w:tcPr>
-            <w:tcW w:type="dxa" w:w="960"/>
-          </w:tcPr>
-          <w:p>
-            <w:r>
-              <w:t>Save Recommendation to Favorites</w:t>
-            </w:r>
-          </w:p>
-        </w:tc>
-        <w:tc>
-          <w:tcPr>
-            <w:tcW w:type="dxa" w:w="960"/>
-          </w:tcPr>
-          <w:p>
-            <w:r>
-              <w:t>UC-03</w:t>
-            </w:r>
-          </w:p>
-        </w:tc>
-        <w:tc>
-          <w:tcPr>
-            <w:tcW w:type="dxa" w:w="960"/>
-          </w:tcPr>
-          <w:p>
-            <w:r>
-              <w:t>1. Learner clicks Save on a recommendation card.</w:t>
-              <w:br/>
-              <w:t>2. UI issues POST /api/save with session_id and course payload.</w:t>
-              <w:br/>
-              <w:t>3. HistoryService validates the parent session and persists SavedRecommendation.</w:t>
-              <w:br/>
-              <w:t>4. UI marks the card as saved and updates the dashboard counts.</w:t>
-            </w:r>
-          </w:p>
-        </w:tc>
-        <w:tc>
-          <w:tcPr>
-            <w:tcW w:type="dxa" w:w="960"/>
-          </w:tcPr>
-          <w:p>
-            <w:r>
-              <w:t>Allows learners to curate a shortlist of relevant courses tied to their exploration context.</w:t>
-            </w:r>
-          </w:p>
-        </w:tc>
-        <w:tc>
-          <w:tcPr>
-            <w:tcW w:type="dxa" w:w="960"/>
-          </w:tcPr>
-          <w:p>
-            <w:r>
-              <w:t>C1: Course already saved -&gt; system idempotently keeps one record and informs the learner. C2: Learner revokes save -&gt; record deleted while keeping the session.</w:t>
-            </w:r>
-          </w:p>
-        </w:tc>
-        <w:tc>
-          <w:tcPr>
-            <w:tcW w:type="dxa" w:w="960"/>
-          </w:tcPr>
-          <w:p>
-            <w:r>
-              <w:t>Existing SearchSession record plus authenticated browser context.</w:t>
-            </w:r>
-          </w:p>
-        </w:tc>
-        <w:tc>
-          <w:tcPr>
-            <w:tcW w:type="dxa" w:w="960"/>
-          </w:tcPr>
-          <w:p>
-            <w:r>
-              <w:t>SavedRecommendation row stored with timestamp and model_type metadata.</w:t>
-            </w:r>
-          </w:p>
-        </w:tc>
-        <w:tc>
-          <w:tcPr>
-            <w:tcW w:type="dxa" w:w="960"/>
-          </w:tcPr>
-          <w:p>
-            <w:r>
-              <w:t>BC240419615</w:t>
-            </w:r>
-          </w:p>
-        </w:tc>
-        <w:tc>
-          <w:tcPr>
-            <w:tcW w:type="dxa" w:w="960"/>
-          </w:tcPr>
-          <w:p>
-            <w:r>
-              <w:t>Session id not found -&gt; API returns 404 with guidance. Integrity/commit failure -&gt; transaction rolled back and surfaced via logs.</w:t>
-            </w:r>
-          </w:p>
-        </w:tc>
-      </w:tr>
-      <w:tr>
-        <w:tc>
-          <w:tcPr>
-            <w:tcW w:type="dxa" w:w="960"/>
-          </w:tcPr>
-          <w:p>
-            <w:r>
-              <w:t>Retrain and Deploy Recommendation Models</w:t>
-            </w:r>
-          </w:p>
-        </w:tc>
-        <w:tc>
-          <w:tcPr>
-            <w:tcW w:type="dxa" w:w="960"/>
-          </w:tcPr>
-          <w:p>
-            <w:r>
-              <w:t>UC-05</w:t>
-            </w:r>
-          </w:p>
-        </w:tc>
-        <w:tc>
-          <w:tcPr>
-            <w:tcW w:type="dxa" w:w="960"/>
-          </w:tcPr>
-          <w:p>
-            <w:r>
-              <w:t>1. System Administrator ingests the latest dataset into data/.</w:t>
-              <w:br/>
-              <w:t>2. Runs scripts/prepare_data.py to clean and normalize text.</w:t>
-              <w:br/>
-              <w:t>3. Executes scripts/build_models.py to train TF-IDF and neural artifacts.</w:t>
-              <w:br/>
-              <w:t>4. Places generated joblib files in models/ and reloads the service.</w:t>
-            </w:r>
-          </w:p>
-        </w:tc>
-        <w:tc>
-          <w:tcPr>
-            <w:tcW w:type="dxa" w:w="960"/>
-          </w:tcPr>
-          <w:p>
-            <w:r>
-              <w:t>Keeps the recommendation quality aligned with the freshest catalog content and protects against drift.</w:t>
-            </w:r>
-          </w:p>
-        </w:tc>
-        <w:tc>
-          <w:tcPr>
-            <w:tcW w:type="dxa" w:w="960"/>
-          </w:tcPr>
-          <w:p>
-            <w:r>
-              <w:t>D1: Data validation fails -&gt; pipeline stops and reports anomalies. D2: Embedding download unavailable -&gt; admin switches to cached model.</w:t>
-            </w:r>
-          </w:p>
-        </w:tc>
-        <w:tc>
-          <w:tcPr>
-            <w:tcW w:type="dxa" w:w="960"/>
-          </w:tcPr>
-          <w:p>
-            <w:r>
-              <w:t>Access to curated dataset, Python 3.10 environment, and compute resources.</w:t>
-            </w:r>
-          </w:p>
-        </w:tc>
-        <w:tc>
-          <w:tcPr>
-            <w:tcW w:type="dxa" w:w="960"/>
-          </w:tcPr>
-          <w:p>
-            <w:r>
-              <w:t>Updated model artifacts deployed and picked up by RecommendationService.reload().</w:t>
-            </w:r>
-          </w:p>
-        </w:tc>
-        <w:tc>
-          <w:tcPr>
-            <w:tcW w:type="dxa" w:w="960"/>
-          </w:tcPr>
-          <w:p>
-            <w:r>
-              <w:t>BC240419615</w:t>
-            </w:r>
-          </w:p>
-        </w:tc>
-        <w:tc>
-          <w:tcPr>
-            <w:tcW w:type="dxa" w:w="960"/>
-          </w:tcPr>
-          <w:p>
-            <w:r>
-              <w:t>Insufficient disk space or permissions -&gt; pipeline aborts with actionable message. Training divergence -&gt; alerts logged for investigation.</w:t>
-            </w:r>
-          </w:p>
-        </w:tc>
-      </w:tr>
-    </w:tbl>
-    <w:p/>
+        <w:t>Usage Scenarios</w:t>
+      </w:r>
+    </w:p>
+    <w:p>
+      <w:pPr>
+        <w:pStyle w:val="NormalWeb"/>
+      </w:pPr>
+      <w:r>
+        <w:t xml:space="preserve">These scenarios illustrate the core interactions between the system's actors (Learner and Administrator) and the </w:t>
+      </w:r>
+      <w:proofErr w:type="spellStart"/>
+      <w:r>
+        <w:t>SmartCourse</w:t>
+      </w:r>
+      <w:proofErr w:type="spellEnd"/>
+      <w:r>
+        <w:t xml:space="preserve"> recommendation engine.</w:t>
+      </w:r>
+    </w:p>
+    <w:p>
+      <w:pPr>
+        <w:pStyle w:val="Heading4"/>
+      </w:pPr>
+      <w:r>
+        <w:t>Scenario 1: Learner-Initiated Recommendation and Comparison</w:t>
+      </w:r>
+    </w:p>
+    <w:p>
+      <w:pPr>
+        <w:pStyle w:val="NormalWeb"/>
+        <w:numPr>
+          <w:ilvl w:val="0"/>
+          <w:numId w:val="7"/>
+        </w:numPr>
+      </w:pPr>
+      <w:r>
+        <w:rPr>
+          <w:b/>
+          <w:bCs/>
+        </w:rPr>
+        <w:t>Actor:</w:t>
+      </w:r>
+      <w:r>
+        <w:t xml:space="preserve"> Learner</w:t>
+      </w:r>
+    </w:p>
+    <w:p>
+      <w:pPr>
+        <w:pStyle w:val="NormalWeb"/>
+        <w:numPr>
+          <w:ilvl w:val="0"/>
+          <w:numId w:val="7"/>
+        </w:numPr>
+      </w:pPr>
+      <w:r>
+        <w:rPr>
+          <w:b/>
+          <w:bCs/>
+        </w:rPr>
+        <w:t>Description:</w:t>
+      </w:r>
+      <w:r>
+        <w:t xml:space="preserve"> A learner is seeking new electives based on a specific interest. The system immediately provides recommendations from two competing models, allowing the learner to make an informed choice and save courses for future action.</w:t>
+      </w:r>
+    </w:p>
+    <w:p>
+      <w:pPr>
+        <w:pStyle w:val="NormalWeb"/>
+        <w:numPr>
+          <w:ilvl w:val="0"/>
+          <w:numId w:val="7"/>
+        </w:numPr>
+      </w:pPr>
+      <w:r>
+        <w:rPr>
+          <w:b/>
+          <w:bCs/>
+        </w:rPr>
+        <w:t>Flow:</w:t>
+      </w:r>
+      <w:r>
+        <w:t xml:space="preserve"> A learner enters the query, </w:t>
+      </w:r>
+      <w:r>
+        <w:rPr>
+          <w:b/>
+          <w:bCs/>
+        </w:rPr>
+        <w:t>"Data storytelling with Python"</w:t>
+      </w:r>
+      <w:r>
+        <w:t xml:space="preserve">. The system executes the search, comparing results generated by the </w:t>
+      </w:r>
+      <w:r>
+        <w:rPr>
+          <w:b/>
+          <w:bCs/>
+        </w:rPr>
+        <w:t>TF-IDF model</w:t>
+      </w:r>
+      <w:r>
+        <w:t xml:space="preserve"> and the </w:t>
+      </w:r>
+      <w:r>
+        <w:rPr>
+          <w:b/>
+          <w:bCs/>
+        </w:rPr>
+        <w:t>neural model</w:t>
+      </w:r>
+      <w:r>
+        <w:t>. The learner reviews the comparative output and saves two highly-rated elective courses to their personal list for follow-up.</w:t>
+      </w:r>
+    </w:p>
+    <w:p>
+      <w:pPr>
+        <w:pStyle w:val="Heading4"/>
+      </w:pPr>
+      <w:r>
+        <w:t>Scenario 2: Advisor-Facilitated Review</w:t>
+      </w:r>
+    </w:p>
+    <w:p>
+      <w:pPr>
+        <w:pStyle w:val="NormalWeb"/>
+        <w:numPr>
+          <w:ilvl w:val="0"/>
+          <w:numId w:val="8"/>
+        </w:numPr>
+      </w:pPr>
+      <w:r>
+        <w:rPr>
+          <w:b/>
+          <w:bCs/>
+        </w:rPr>
+        <w:t>Actor:</w:t>
+      </w:r>
+      <w:r>
+        <w:t xml:space="preserve"> Advisor (Implied actor, typically using the learner's session data)</w:t>
+      </w:r>
+    </w:p>
+    <w:p>
+      <w:pPr>
+        <w:pStyle w:val="NormalWeb"/>
+        <w:numPr>
+          <w:ilvl w:val="0"/>
+          <w:numId w:val="8"/>
+        </w:numPr>
+      </w:pPr>
+      <w:r>
+        <w:rPr>
+          <w:b/>
+          <w:bCs/>
+        </w:rPr>
+        <w:t>Description:</w:t>
+      </w:r>
+      <w:r>
+        <w:t xml:space="preserve"> An academic advisor uses the persistence features of the system to review a learner's past searches and saved interests to guide their next steps in course </w:t>
+      </w:r>
+      <w:proofErr w:type="spellStart"/>
+      <w:r>
+        <w:t>enrollment</w:t>
+      </w:r>
+      <w:proofErr w:type="spellEnd"/>
+      <w:r>
+        <w:t>.</w:t>
+      </w:r>
+    </w:p>
+    <w:p>
+      <w:pPr>
+        <w:pStyle w:val="NormalWeb"/>
+        <w:numPr>
+          <w:ilvl w:val="0"/>
+          <w:numId w:val="8"/>
+        </w:numPr>
+      </w:pPr>
+      <w:r>
+        <w:rPr>
+          <w:b/>
+          <w:bCs/>
+        </w:rPr>
+        <w:t>Flow:</w:t>
+      </w:r>
+      <w:r>
+        <w:t xml:space="preserve"> The advisor accesses the learner's session history to see their past queries. They then open the list of </w:t>
+      </w:r>
+      <w:r>
+        <w:rPr>
+          <w:b/>
+          <w:bCs/>
+        </w:rPr>
+        <w:t>saved recommendations</w:t>
+      </w:r>
+      <w:r>
+        <w:t xml:space="preserve"> (the two electives from Scenario 1) to understand the learner's preferences and initiate a discussion about the learner's path forward.</w:t>
+      </w:r>
+    </w:p>
+    <w:p>
+      <w:pPr>
+        <w:pStyle w:val="Heading4"/>
+      </w:pPr>
+      <w:r>
+        <w:lastRenderedPageBreak/>
+        <w:t>Scenario 3: System Administrator Maintenance and Quality Check</w:t>
+      </w:r>
+    </w:p>
+    <w:p>
+      <w:pPr>
+        <w:pStyle w:val="NormalWeb"/>
+        <w:numPr>
+          <w:ilvl w:val="0"/>
+          <w:numId w:val="9"/>
+        </w:numPr>
+      </w:pPr>
+      <w:r>
+        <w:rPr>
+          <w:b/>
+          <w:bCs/>
+        </w:rPr>
+        <w:t>Actor:</w:t>
+      </w:r>
+      <w:r>
+        <w:t xml:space="preserve"> System Administrator</w:t>
+      </w:r>
+    </w:p>
+    <w:p>
+      <w:pPr>
+        <w:pStyle w:val="NormalWeb"/>
+        <w:numPr>
+          <w:ilvl w:val="0"/>
+          <w:numId w:val="9"/>
+        </w:numPr>
+      </w:pPr>
+      <w:r>
+        <w:rPr>
+          <w:b/>
+          <w:bCs/>
+        </w:rPr>
+        <w:t>Description:</w:t>
+      </w:r>
+      <w:r>
+        <w:t xml:space="preserve"> The administrator performs routine maintenance to ensure the system's models are trained on the latest course </w:t>
+      </w:r>
+      <w:proofErr w:type="spellStart"/>
+      <w:r>
+        <w:t>catalog</w:t>
+      </w:r>
+      <w:proofErr w:type="spellEnd"/>
+      <w:r>
+        <w:t xml:space="preserve"> and that performance metrics remain high.</w:t>
+      </w:r>
+    </w:p>
+    <w:p>
+      <w:pPr>
+        <w:pStyle w:val="NormalWeb"/>
+        <w:numPr>
+          <w:ilvl w:val="0"/>
+          <w:numId w:val="9"/>
+        </w:numPr>
+      </w:pPr>
+      <w:r>
+        <w:rPr>
+          <w:b/>
+          <w:bCs/>
+        </w:rPr>
+        <w:t>Flow:</w:t>
+      </w:r>
+      <w:r>
+        <w:t xml:space="preserve"> The administrator initiates the </w:t>
+      </w:r>
+      <w:r>
+        <w:rPr>
+          <w:b/>
+          <w:bCs/>
+        </w:rPr>
+        <w:t xml:space="preserve">ingestion of a refreshed course </w:t>
+      </w:r>
+      <w:proofErr w:type="spellStart"/>
+      <w:r>
+        <w:rPr>
+          <w:b/>
+          <w:bCs/>
+        </w:rPr>
+        <w:t>catalog</w:t>
+      </w:r>
+      <w:proofErr w:type="spellEnd"/>
+      <w:r>
+        <w:t xml:space="preserve">. This is followed by the process to </w:t>
+      </w:r>
+      <w:r>
+        <w:rPr>
+          <w:b/>
+          <w:bCs/>
+        </w:rPr>
+        <w:t>retrain both the TF-IDF and neural models</w:t>
+      </w:r>
+      <w:r>
+        <w:t xml:space="preserve">. Finally, the administrator validates the new model performance against stored </w:t>
+      </w:r>
+      <w:r>
+        <w:rPr>
+          <w:b/>
+          <w:bCs/>
+        </w:rPr>
+        <w:t>evaluation metrics</w:t>
+      </w:r>
+      <w:r>
+        <w:t xml:space="preserve"> and reloads the models into the live </w:t>
+      </w:r>
+      <w:r>
+        <w:rPr>
+          <w:b/>
+          <w:bCs/>
+        </w:rPr>
+        <w:t>Flask service</w:t>
+      </w:r>
+      <w:r>
+        <w:t xml:space="preserve"> to ensure the new recommendations are active.</w:t>
+      </w:r>
+    </w:p>
+    <w:p>
+      <w:pPr>
+        <w:pStyle w:val="NormalWeb"/>
+      </w:pPr>
+      <w:r>
+        <w:pict w14:anchorId="1B1271D7">
+          <v:shape id="_x0000_i1031" type="#_x0000_t75" style="width:6in;height:429.65pt">
+            <v:imagedata r:id="rId11" o:title=""/>
+          </v:shape>
+        </w:pict>
+      </w:r>
+    </w:p>
     <w:p/>
     <w:p>
       <w:pPr>
@@ -2541,574 +2290,970 @@
       <w:bookmarkEnd w:id="4"/>
     </w:p>
     <w:p>
-      <w:r>
-        <w:t>The SmartCourse team follows the VU Process Model, combining Waterfall clarity with Spiral risk management to deliver incremental yet well-governed outcomes.</w:t>
-      </w:r>
-    </w:p>
-    <w:p>
-      <w:r>
-        <w:t>Phase 1 – Inception &amp; Planning (Weeks 1-2): capture stakeholder goals, personas, data acquisition strategy, and this SRS baseline.</w:t>
-      </w:r>
-    </w:p>
-    <w:p>
-      <w:r>
-        <w:t>Phase 2 – Elaboration &amp; Risk-Driven Prototyping (Weeks 2-4): iterate on data cleaning spikes, stand up recommendation prototypes, and retire top technical risks.</w:t>
-      </w:r>
-    </w:p>
-    <w:p>
-      <w:r>
-        <w:t>Phase 3 – Construction &amp; Incremental Release (Weeks 4-9): implement production-ready APIs, history services, UI workflows, and evaluation harnesses in successive mini-waterfall cycles.</w:t>
-      </w:r>
-    </w:p>
-    <w:p>
-      <w:r>
-        <w:t>Phase 4 – Transition &amp; Deployment (Weeks 9-12): execute system testing, performance tuning, deployment automation, and showcase preparation.</w:t>
-      </w:r>
-    </w:p>
-    <w:p>
-      <w:r>
-        <w:t>Each spiral loop feeds verified artifacts back into the plan-implement-review cadence, ensuring that scope, risk, and quality remain balanced throughout the semester.</w:t>
-      </w:r>
-    </w:p>
-    <w:p>
-      <w:pPr>
-        <w:jc w:val="both"/>
-        <w:rPr>
-          <w:sz w:val="28"/>
-          <w:szCs w:val="28"/>
-        </w:rPr>
-      </w:pPr>
-    </w:p>
-    <w:p>
-      <w:pPr>
-        <w:jc w:val="both"/>
+      <w:pPr>
+        <w:pStyle w:val="NormalWeb"/>
+      </w:pPr>
+      <w:r>
+        <w:lastRenderedPageBreak/>
+        <w:t xml:space="preserve">The </w:t>
+      </w:r>
+      <w:proofErr w:type="spellStart"/>
+      <w:r>
+        <w:t>SmartCourse</w:t>
+      </w:r>
+      <w:proofErr w:type="spellEnd"/>
+      <w:r>
+        <w:t xml:space="preserve"> project will strictly follow the </w:t>
+      </w:r>
+      <w:r>
+        <w:rPr>
+          <w:b/>
+          <w:bCs/>
+        </w:rPr>
+        <w:t>VU Process Model</w:t>
+      </w:r>
+      <w:r>
+        <w:t xml:space="preserve">, a structured methodology designed to leverage the best features of both the </w:t>
+      </w:r>
+      <w:r>
+        <w:rPr>
+          <w:b/>
+          <w:bCs/>
+        </w:rPr>
+        <w:t>Waterfall model</w:t>
+      </w:r>
+      <w:r>
+        <w:t xml:space="preserve"> and the </w:t>
+      </w:r>
+      <w:r>
+        <w:rPr>
+          <w:b/>
+          <w:bCs/>
+        </w:rPr>
+        <w:t>Spiral model</w:t>
+      </w:r>
+      <w:r>
+        <w:t>. This hybrid approach is particularly effective for projects involving machine learning (AI) components, where early risk assessment and iterative refinement are critical to success, which aligns with the principles explained in the SE2 (CS605) handouts.</w:t>
+      </w:r>
+    </w:p>
+    <w:p>
+      <w:pPr>
+        <w:pStyle w:val="NormalWeb"/>
+      </w:pPr>
+      <w:r>
+        <w:t>The Waterfall approach provides a sequential, document-driven structure for managing the overall project deliverables (SRS, Design, Final Report), while the Spiral approach is embedded within the core development cycles to mitigate technical risks associated with data quality, model training, and performance.</w:t>
+      </w:r>
+    </w:p>
+    <w:p>
+      <w:pPr>
+        <w:pStyle w:val="NormalWeb"/>
+      </w:pPr>
+      <w:r>
+        <w:t>The methodology is divided into four distinct phases:</w:t>
+      </w:r>
+    </w:p>
+    <w:p>
+      <w:pPr>
+        <w:pStyle w:val="NormalWeb"/>
+        <w:numPr>
+          <w:ilvl w:val="0"/>
+          <w:numId w:val="6"/>
+        </w:numPr>
+      </w:pPr>
+      <w:r>
+        <w:rPr>
+          <w:b/>
+          <w:bCs/>
+        </w:rPr>
+        <w:t>Inception (Weeks 1-2):</w:t>
+      </w:r>
+      <w:r>
+        <w:t xml:space="preserve"> This foundational phase is analogous to the initial planning and analysis stage of the Waterfall model. The primary focus is on establishing a concrete basis for the project.</w:t>
+      </w:r>
+    </w:p>
+    <w:p>
+      <w:pPr>
+        <w:pStyle w:val="NormalWeb"/>
+        <w:numPr>
+          <w:ilvl w:val="1"/>
+          <w:numId w:val="6"/>
+        </w:numPr>
+      </w:pPr>
+      <w:r>
+        <w:rPr>
+          <w:b/>
+          <w:bCs/>
+        </w:rPr>
+        <w:t>Goal:</w:t>
+      </w:r>
+      <w:r>
+        <w:t xml:space="preserve"> Confirm project scope and feasibility.</w:t>
+      </w:r>
+    </w:p>
+    <w:p>
+      <w:pPr>
+        <w:pStyle w:val="NormalWeb"/>
+        <w:numPr>
+          <w:ilvl w:val="1"/>
+          <w:numId w:val="6"/>
+        </w:numPr>
+      </w:pPr>
+      <w:r>
+        <w:rPr>
+          <w:b/>
+          <w:bCs/>
+        </w:rPr>
+        <w:t>Activities:</w:t>
+      </w:r>
+      <w:r>
+        <w:t xml:space="preserve"> Confirm all stakeholders, finalize success criteria, review and audit initial data sources, and complete the detailed Software Requirements Specification (SRS).</w:t>
+      </w:r>
+    </w:p>
+    <w:p>
+      <w:pPr>
+        <w:pStyle w:val="NormalWeb"/>
+        <w:numPr>
+          <w:ilvl w:val="0"/>
+          <w:numId w:val="6"/>
+        </w:numPr>
+      </w:pPr>
+      <w:r>
+        <w:rPr>
+          <w:b/>
+          <w:bCs/>
+        </w:rPr>
+        <w:t>Elaboration (Weeks 2-4):</w:t>
+      </w:r>
+      <w:r>
+        <w:t xml:space="preserve"> This phase introduces the risk-assessment loop characteristic of the Spiral model. Technical unknowns are identified and tackled early.</w:t>
+      </w:r>
+    </w:p>
+    <w:p>
+      <w:pPr>
+        <w:pStyle w:val="NormalWeb"/>
+        <w:numPr>
+          <w:ilvl w:val="1"/>
+          <w:numId w:val="6"/>
+        </w:numPr>
+      </w:pPr>
+      <w:r>
+        <w:rPr>
+          <w:b/>
+          <w:bCs/>
+        </w:rPr>
+        <w:t>Goal:</w:t>
+      </w:r>
+      <w:r>
+        <w:t xml:space="preserve"> Retire technical risks before major development begins.</w:t>
+      </w:r>
+    </w:p>
+    <w:p>
+      <w:pPr>
+        <w:pStyle w:val="NormalWeb"/>
+        <w:numPr>
+          <w:ilvl w:val="1"/>
+          <w:numId w:val="6"/>
+        </w:numPr>
+      </w:pPr>
+      <w:r>
+        <w:rPr>
+          <w:b/>
+          <w:bCs/>
+        </w:rPr>
+        <w:t>Activities:</w:t>
+      </w:r>
+      <w:r>
+        <w:t xml:space="preserve"> Conduct risk spikes and proof-of-concepts focusing on data quality processes, preliminary model training effectiveness, and measuring system latency to ensure performance requirements can be met.</w:t>
+      </w:r>
+    </w:p>
+    <w:p>
+      <w:pPr>
+        <w:pStyle w:val="NormalWeb"/>
+        <w:numPr>
+          <w:ilvl w:val="0"/>
+          <w:numId w:val="6"/>
+        </w:numPr>
+      </w:pPr>
+      <w:r>
+        <w:rPr>
+          <w:b/>
+          <w:bCs/>
+        </w:rPr>
+        <w:t>Construction (Weeks 4-9):</w:t>
+      </w:r>
+      <w:r>
+        <w:t xml:space="preserve"> This is the primary build phase, where the Waterfall structure guides the sequential implementation of system components.</w:t>
+      </w:r>
+    </w:p>
+    <w:p>
+      <w:pPr>
+        <w:pStyle w:val="NormalWeb"/>
+        <w:numPr>
+          <w:ilvl w:val="1"/>
+          <w:numId w:val="6"/>
+        </w:numPr>
+      </w:pPr>
+      <w:r>
+        <w:rPr>
+          <w:b/>
+          <w:bCs/>
+        </w:rPr>
+        <w:t>Goal:</w:t>
+      </w:r>
+      <w:r>
+        <w:t xml:space="preserve"> Iteratively build and integrate core system functionality.</w:t>
+      </w:r>
+    </w:p>
+    <w:p>
+      <w:pPr>
+        <w:pStyle w:val="NormalWeb"/>
+        <w:numPr>
+          <w:ilvl w:val="1"/>
+          <w:numId w:val="6"/>
+        </w:numPr>
+      </w:pPr>
+      <w:r>
+        <w:rPr>
+          <w:b/>
+          <w:bCs/>
+        </w:rPr>
+        <w:t>Activities:</w:t>
+      </w:r>
+      <w:r>
+        <w:t xml:space="preserve"> Sequentially deliver the REST API endpoints, develop the user interface (UI), implement database persistence for sessions, and build the dedicated evaluation tooling. This is done in manageable increments to allow for frequent internal review.</w:t>
+      </w:r>
+    </w:p>
+    <w:p>
+      <w:pPr>
+        <w:pStyle w:val="NormalWeb"/>
+        <w:numPr>
+          <w:ilvl w:val="0"/>
+          <w:numId w:val="6"/>
+        </w:numPr>
+      </w:pPr>
+      <w:r>
+        <w:rPr>
+          <w:b/>
+          <w:bCs/>
+        </w:rPr>
+        <w:t>Transition (Weeks 9-12):</w:t>
+      </w:r>
+      <w:r>
+        <w:t xml:space="preserve"> The final phase focuses on quality assurance and formal project closure, mirroring the deployment and maintenance stages of Waterfall.</w:t>
+      </w:r>
+    </w:p>
+    <w:p>
+      <w:pPr>
+        <w:pStyle w:val="NormalWeb"/>
+        <w:numPr>
+          <w:ilvl w:val="1"/>
+          <w:numId w:val="6"/>
+        </w:numPr>
+      </w:pPr>
+      <w:r>
+        <w:rPr>
+          <w:b/>
+          <w:bCs/>
+        </w:rPr>
+        <w:t>Goal:</w:t>
+      </w:r>
+      <w:r>
+        <w:t xml:space="preserve"> Prepare the final system for delivery and demonstration.</w:t>
+      </w:r>
+    </w:p>
+    <w:p>
+      <w:pPr>
+        <w:pStyle w:val="NormalWeb"/>
+        <w:numPr>
+          <w:ilvl w:val="1"/>
+          <w:numId w:val="6"/>
+        </w:numPr>
+      </w:pPr>
+      <w:r>
+        <w:rPr>
+          <w:b/>
+          <w:bCs/>
+        </w:rPr>
+        <w:t>Activities:</w:t>
+      </w:r>
+      <w:r>
+        <w:t xml:space="preserve"> Fully integrate all software components, execute comprehensive system and performance tests, finalize polishing of the user experience (UX), update all necessary documentation, and prepare the project materials for the final presentation.</w:t>
+      </w:r>
+    </w:p>
+    <w:p>
+      <w:pPr>
+        <w:pStyle w:val="NormalWeb"/>
+        <w:jc w:val="center"/>
+      </w:pPr>
+      <w:r>
+        <w:lastRenderedPageBreak/>
+        <w:pict w14:anchorId="548B6B20">
+          <v:shape id="_x0000_i1032" type="#_x0000_t75" style="width:287.1pt;height:356.45pt">
+            <v:imagedata r:id="rId12" o:title=""/>
+          </v:shape>
+        </w:pict>
+      </w:r>
+    </w:p>
+    <w:p>
+      <w:pPr>
+        <w:spacing w:before="100" w:beforeAutospacing="1" w:after="100" w:afterAutospacing="1"/>
+        <w:outlineLvl w:val="2"/>
         <w:rPr>
           <w:sz w:val="28"/>
           <w:szCs w:val="28"/>
           <w:u w:val="single"/>
-        </w:rPr>
-      </w:pPr>
-      <w:bookmarkStart w:id="5" w:name="Gantt"/>
+          <w:lang w:val="en-PK" w:eastAsia="en-PK"/>
+        </w:rPr>
+      </w:pPr>
       <w:r>
         <w:rPr>
           <w:sz w:val="28"/>
           <w:szCs w:val="28"/>
           <w:u w:val="single"/>
-        </w:rPr>
-        <w:t>Work Plan (Use MS Project to create Schedule/Work Plan)</w:t>
-      </w:r>
-      <w:bookmarkEnd w:id="5"/>
-    </w:p>
-    <w:tbl>
-      <w:tblPr>
-        <w:tblW w:type="auto" w:w="0"/>
-        <w:tblLook w:firstColumn="1" w:firstRow="1" w:lastColumn="0" w:lastRow="0" w:noHBand="0" w:noVBand="1" w:val="04A0"/>
-      </w:tblPr>
-      <w:tblGrid>
-        <w:gridCol w:w="1440"/>
-        <w:gridCol w:w="1440"/>
-        <w:gridCol w:w="1440"/>
-        <w:gridCol w:w="1440"/>
-        <w:gridCol w:w="1440"/>
-        <w:gridCol w:w="1440"/>
-      </w:tblGrid>
-      <w:tr>
-        <w:tc>
-          <w:tcPr>
-            <w:tcW w:type="dxa" w:w="1440"/>
-          </w:tcPr>
-          <w:p>
-            <w:r>
-              <w:t>Phase / Task</w:t>
-            </w:r>
-          </w:p>
-        </w:tc>
-        <w:tc>
-          <w:tcPr>
-            <w:tcW w:type="dxa" w:w="1440"/>
-          </w:tcPr>
-          <w:p>
-            <w:r>
-              <w:t>Start Week</w:t>
-            </w:r>
-          </w:p>
-        </w:tc>
-        <w:tc>
-          <w:tcPr>
-            <w:tcW w:type="dxa" w:w="1440"/>
-          </w:tcPr>
-          <w:p>
-            <w:r>
-              <w:t>End Week</w:t>
-            </w:r>
-          </w:p>
-        </w:tc>
-        <w:tc>
-          <w:tcPr>
-            <w:tcW w:type="dxa" w:w="1440"/>
-          </w:tcPr>
-          <w:p>
-            <w:r>
-              <w:t>Duration (weeks)</w:t>
-            </w:r>
-          </w:p>
-        </w:tc>
-        <w:tc>
-          <w:tcPr>
-            <w:tcW w:type="dxa" w:w="1440"/>
-          </w:tcPr>
-          <w:p>
-            <w:r>
-              <w:t>Key Deliverables</w:t>
-            </w:r>
-          </w:p>
-        </w:tc>
-        <w:tc>
-          <w:tcPr>
-            <w:tcW w:type="dxa" w:w="1440"/>
-          </w:tcPr>
-          <w:p>
-            <w:r>
-              <w:t>Gantt (Weeks 1-12)</w:t>
-            </w:r>
-          </w:p>
-        </w:tc>
-      </w:tr>
-      <w:tr>
-        <w:tc>
-          <w:tcPr>
-            <w:tcW w:type="dxa" w:w="1440"/>
-          </w:tcPr>
-          <w:p>
-            <w:r>
-              <w:t>Discovery &amp; Stakeholder Alignment</w:t>
-            </w:r>
-          </w:p>
-        </w:tc>
-        <w:tc>
-          <w:tcPr>
-            <w:tcW w:type="dxa" w:w="1440"/>
-          </w:tcPr>
-          <w:p>
-            <w:r>
-              <w:t>1</w:t>
-            </w:r>
-          </w:p>
-        </w:tc>
-        <w:tc>
-          <w:tcPr>
-            <w:tcW w:type="dxa" w:w="1440"/>
-          </w:tcPr>
-          <w:p>
-            <w:r>
-              <w:t>2</w:t>
-            </w:r>
-          </w:p>
-        </w:tc>
-        <w:tc>
-          <w:tcPr>
-            <w:tcW w:type="dxa" w:w="1440"/>
-          </w:tcPr>
-          <w:p>
-            <w:r>
-              <w:t>2</w:t>
-            </w:r>
-          </w:p>
-        </w:tc>
-        <w:tc>
-          <w:tcPr>
-            <w:tcW w:type="dxa" w:w="1440"/>
-          </w:tcPr>
-          <w:p>
-            <w:r>
-              <w:t>Personas, success metrics, architecture runway, SRS v1.0</w:t>
-            </w:r>
-          </w:p>
-        </w:tc>
-        <w:tc>
-          <w:tcPr>
-            <w:tcW w:type="dxa" w:w="1440"/>
-          </w:tcPr>
-          <w:p>
-            <w:r>
-              <w:t>[##..........]</w:t>
-            </w:r>
-          </w:p>
-        </w:tc>
-      </w:tr>
-      <w:tr>
-        <w:tc>
-          <w:tcPr>
-            <w:tcW w:type="dxa" w:w="1440"/>
-          </w:tcPr>
-          <w:p>
-            <w:r>
-              <w:t>Data Audit &amp; Pipeline Hardening</w:t>
-            </w:r>
-          </w:p>
-        </w:tc>
-        <w:tc>
-          <w:tcPr>
-            <w:tcW w:type="dxa" w:w="1440"/>
-          </w:tcPr>
-          <w:p>
-            <w:r>
-              <w:t>2</w:t>
-            </w:r>
-          </w:p>
-        </w:tc>
-        <w:tc>
-          <w:tcPr>
-            <w:tcW w:type="dxa" w:w="1440"/>
-          </w:tcPr>
-          <w:p>
-            <w:r>
-              <w:t>4</w:t>
-            </w:r>
-          </w:p>
-        </w:tc>
-        <w:tc>
-          <w:tcPr>
-            <w:tcW w:type="dxa" w:w="1440"/>
-          </w:tcPr>
-          <w:p>
-            <w:r>
-              <w:t>3</w:t>
-            </w:r>
-          </w:p>
-        </w:tc>
-        <w:tc>
-          <w:tcPr>
-            <w:tcW w:type="dxa" w:w="1440"/>
-          </w:tcPr>
-          <w:p>
-            <w:r>
-              <w:t>Dataset profiling, cleaning scripts, ingestion checklist</w:t>
-            </w:r>
-          </w:p>
-        </w:tc>
-        <w:tc>
-          <w:tcPr>
-            <w:tcW w:type="dxa" w:w="1440"/>
-          </w:tcPr>
-          <w:p>
-            <w:r>
-              <w:t>[.###........]</w:t>
-            </w:r>
-          </w:p>
-        </w:tc>
-      </w:tr>
-      <w:tr>
-        <w:tc>
-          <w:tcPr>
-            <w:tcW w:type="dxa" w:w="1440"/>
-          </w:tcPr>
-          <w:p>
-            <w:r>
-              <w:t>Model Training &amp; Evaluation Setup</w:t>
-            </w:r>
-          </w:p>
-        </w:tc>
-        <w:tc>
-          <w:tcPr>
-            <w:tcW w:type="dxa" w:w="1440"/>
-          </w:tcPr>
-          <w:p>
-            <w:r>
-              <w:t>4</w:t>
-            </w:r>
-          </w:p>
-        </w:tc>
-        <w:tc>
-          <w:tcPr>
-            <w:tcW w:type="dxa" w:w="1440"/>
-          </w:tcPr>
-          <w:p>
-            <w:r>
-              <w:t>7</w:t>
-            </w:r>
-          </w:p>
-        </w:tc>
-        <w:tc>
-          <w:tcPr>
-            <w:tcW w:type="dxa" w:w="1440"/>
-          </w:tcPr>
-          <w:p>
-            <w:r>
-              <w:t>4</w:t>
-            </w:r>
-          </w:p>
-        </w:tc>
-        <w:tc>
-          <w:tcPr>
-            <w:tcW w:type="dxa" w:w="1440"/>
-          </w:tcPr>
-          <w:p>
-            <w:r>
-              <w:t>TF-IDF artifacts, neural embeddings, evaluation harness</w:t>
-            </w:r>
-          </w:p>
-        </w:tc>
-        <w:tc>
-          <w:tcPr>
-            <w:tcW w:type="dxa" w:w="1440"/>
-          </w:tcPr>
-          <w:p>
-            <w:r>
-              <w:t>[...####......]</w:t>
-            </w:r>
-          </w:p>
-        </w:tc>
-      </w:tr>
-      <w:tr>
-        <w:tc>
-          <w:tcPr>
-            <w:tcW w:type="dxa" w:w="1440"/>
-          </w:tcPr>
-          <w:p>
-            <w:r>
-              <w:t>API &amp; Persistence Hardening</w:t>
-            </w:r>
-          </w:p>
-        </w:tc>
-        <w:tc>
-          <w:tcPr>
-            <w:tcW w:type="dxa" w:w="1440"/>
-          </w:tcPr>
-          <w:p>
-            <w:r>
-              <w:t>6</w:t>
-            </w:r>
-          </w:p>
-        </w:tc>
-        <w:tc>
-          <w:tcPr>
-            <w:tcW w:type="dxa" w:w="1440"/>
-          </w:tcPr>
-          <w:p>
-            <w:r>
-              <w:t>8</w:t>
-            </w:r>
-          </w:p>
-        </w:tc>
-        <w:tc>
-          <w:tcPr>
-            <w:tcW w:type="dxa" w:w="1440"/>
-          </w:tcPr>
-          <w:p>
-            <w:r>
-              <w:t>3</w:t>
-            </w:r>
-          </w:p>
-        </w:tc>
-        <w:tc>
-          <w:tcPr>
-            <w:tcW w:type="dxa" w:w="1440"/>
-          </w:tcPr>
-          <w:p>
-            <w:r>
-              <w:t>Flask endpoints, SQLite migrations, logging &amp; alerts</w:t>
-            </w:r>
-          </w:p>
-        </w:tc>
-        <w:tc>
-          <w:tcPr>
-            <w:tcW w:type="dxa" w:w="1440"/>
-          </w:tcPr>
-          <w:p>
-            <w:r>
-              <w:t>[.....###....]</w:t>
-            </w:r>
-          </w:p>
-        </w:tc>
-      </w:tr>
-      <w:tr>
-        <w:tc>
-          <w:tcPr>
-            <w:tcW w:type="dxa" w:w="1440"/>
-          </w:tcPr>
-          <w:p>
-            <w:r>
-              <w:t>UI/UX &amp; Analytics Dashboards</w:t>
-            </w:r>
-          </w:p>
-        </w:tc>
-        <w:tc>
-          <w:tcPr>
-            <w:tcW w:type="dxa" w:w="1440"/>
-          </w:tcPr>
-          <w:p>
-            <w:r>
-              <w:t>7</w:t>
-            </w:r>
-          </w:p>
-        </w:tc>
-        <w:tc>
-          <w:tcPr>
-            <w:tcW w:type="dxa" w:w="1440"/>
-          </w:tcPr>
-          <w:p>
-            <w:r>
-              <w:t>9</w:t>
-            </w:r>
-          </w:p>
-        </w:tc>
-        <w:tc>
-          <w:tcPr>
-            <w:tcW w:type="dxa" w:w="1440"/>
-          </w:tcPr>
-          <w:p>
-            <w:r>
-              <w:t>3</w:t>
-            </w:r>
-          </w:p>
-        </w:tc>
-        <w:tc>
-          <w:tcPr>
-            <w:tcW w:type="dxa" w:w="1440"/>
-          </w:tcPr>
-          <w:p>
-            <w:r>
-              <w:t>Bootstrap views, comparison widgets, analytics panels</w:t>
-            </w:r>
-          </w:p>
-        </w:tc>
-        <w:tc>
-          <w:tcPr>
-            <w:tcW w:type="dxa" w:w="1440"/>
-          </w:tcPr>
-          <w:p>
-            <w:r>
-              <w:t>[......###...]</w:t>
-            </w:r>
-          </w:p>
-        </w:tc>
-      </w:tr>
-      <w:tr>
-        <w:tc>
-          <w:tcPr>
-            <w:tcW w:type="dxa" w:w="1440"/>
-          </w:tcPr>
-          <w:p>
-            <w:r>
-              <w:t>Integration &amp; Quality Assurance</w:t>
-            </w:r>
-          </w:p>
-        </w:tc>
-        <w:tc>
-          <w:tcPr>
-            <w:tcW w:type="dxa" w:w="1440"/>
-          </w:tcPr>
-          <w:p>
-            <w:r>
-              <w:t>9</w:t>
-            </w:r>
-          </w:p>
-        </w:tc>
-        <w:tc>
-          <w:tcPr>
-            <w:tcW w:type="dxa" w:w="1440"/>
-          </w:tcPr>
-          <w:p>
-            <w:r>
-              <w:t>11</w:t>
-            </w:r>
-          </w:p>
-        </w:tc>
-        <w:tc>
-          <w:tcPr>
-            <w:tcW w:type="dxa" w:w="1440"/>
-          </w:tcPr>
-          <w:p>
-            <w:r>
-              <w:t>3</w:t>
-            </w:r>
-          </w:p>
-        </w:tc>
-        <w:tc>
-          <w:tcPr>
-            <w:tcW w:type="dxa" w:w="1440"/>
-          </w:tcPr>
-          <w:p>
-            <w:r>
-              <w:t>Regression suite, load tests, bug backlog burn-down</w:t>
-            </w:r>
-          </w:p>
-        </w:tc>
-        <w:tc>
-          <w:tcPr>
-            <w:tcW w:type="dxa" w:w="1440"/>
-          </w:tcPr>
-          <w:p>
-            <w:r>
-              <w:t>[........###.]</w:t>
-            </w:r>
-          </w:p>
-        </w:tc>
-      </w:tr>
-      <w:tr>
-        <w:tc>
-          <w:tcPr>
-            <w:tcW w:type="dxa" w:w="1440"/>
-          </w:tcPr>
-          <w:p>
-            <w:r>
-              <w:t>Deployment &amp; Presentation Prep</w:t>
-            </w:r>
-          </w:p>
-        </w:tc>
-        <w:tc>
-          <w:tcPr>
-            <w:tcW w:type="dxa" w:w="1440"/>
-          </w:tcPr>
-          <w:p>
-            <w:r>
-              <w:t>11</w:t>
-            </w:r>
-          </w:p>
-        </w:tc>
-        <w:tc>
-          <w:tcPr>
-            <w:tcW w:type="dxa" w:w="1440"/>
-          </w:tcPr>
-          <w:p>
-            <w:r>
-              <w:t>12</w:t>
-            </w:r>
-          </w:p>
-        </w:tc>
-        <w:tc>
-          <w:tcPr>
-            <w:tcW w:type="dxa" w:w="1440"/>
-          </w:tcPr>
-          <w:p>
-            <w:r>
-              <w:t>2</w:t>
-            </w:r>
-          </w:p>
-        </w:tc>
-        <w:tc>
-          <w:tcPr>
-            <w:tcW w:type="dxa" w:w="1440"/>
-          </w:tcPr>
-          <w:p>
-            <w:r>
-              <w:t>Production artifacts, demo storyline, operations handoff</w:t>
-            </w:r>
-          </w:p>
-        </w:tc>
-        <w:tc>
-          <w:tcPr>
-            <w:tcW w:type="dxa" w:w="1440"/>
-          </w:tcPr>
-          <w:p>
-            <w:r>
-              <w:t>[..........##]</w:t>
-            </w:r>
-          </w:p>
-        </w:tc>
-      </w:tr>
-    </w:tbl>
+          <w:lang w:val="en-PK" w:eastAsia="en-PK"/>
+        </w:rPr>
+        <w:t>Work Plan</w:t>
+      </w:r>
+    </w:p>
+    <w:p>
+      <w:pPr>
+        <w:spacing w:before="100" w:beforeAutospacing="1" w:after="100" w:afterAutospacing="1"/>
+        <w:rPr>
+          <w:lang w:val="en-PK" w:eastAsia="en-PK"/>
+        </w:rPr>
+      </w:pPr>
+      <w:r>
+        <w:rPr>
+          <w:lang w:val="en-PK" w:eastAsia="en-PK"/>
+        </w:rPr>
+        <w:t>The project spans 175 days, organized into four key phases. Each subsequent phase begins after the completion of the preceding necessary task, ensuring a continuous flow of work.</w:t>
+      </w:r>
+    </w:p>
+    <w:p>
+      <w:pPr>
+        <w:spacing w:before="100" w:beforeAutospacing="1" w:after="100" w:afterAutospacing="1"/>
+        <w:outlineLvl w:val="3"/>
+        <w:rPr>
+          <w:b/>
+          <w:bCs/>
+          <w:lang w:val="en-PK" w:eastAsia="en-PK"/>
+        </w:rPr>
+      </w:pPr>
+      <w:r>
+        <w:rPr>
+          <w:b/>
+          <w:bCs/>
+          <w:lang w:val="en-PK" w:eastAsia="en-PK"/>
+        </w:rPr>
+        <w:t>Phase 1: Requirements &amp; SRS</w:t>
+      </w:r>
+    </w:p>
+    <w:p>
+      <w:pPr>
+        <w:spacing w:before="100" w:beforeAutospacing="1" w:after="100" w:afterAutospacing="1"/>
+        <w:rPr>
+          <w:lang w:val="en-PK" w:eastAsia="en-PK"/>
+        </w:rPr>
+      </w:pPr>
+      <w:r>
+        <w:rPr>
+          <w:lang w:val="en-PK" w:eastAsia="en-PK"/>
+        </w:rPr>
+        <w:t>This phase establishes the foundational documentation for the entire project.</w:t>
+      </w:r>
+    </w:p>
+    <w:p>
+      <w:pPr>
+        <w:numPr>
+          <w:ilvl w:val="0"/>
+          <w:numId w:val="2"/>
+        </w:numPr>
+        <w:spacing w:before="100" w:beforeAutospacing="1" w:after="100" w:afterAutospacing="1"/>
+        <w:rPr>
+          <w:lang w:val="en-PK" w:eastAsia="en-PK"/>
+        </w:rPr>
+      </w:pPr>
+      <w:r>
+        <w:rPr>
+          <w:b/>
+          <w:bCs/>
+          <w:lang w:val="en-PK" w:eastAsia="en-PK"/>
+        </w:rPr>
+        <w:t>SRS Document</w:t>
+      </w:r>
+      <w:r>
+        <w:rPr>
+          <w:lang w:val="en-PK" w:eastAsia="en-PK"/>
+        </w:rPr>
+        <w:t xml:space="preserve">: This task, lasting </w:t>
+      </w:r>
+      <w:r>
+        <w:rPr>
+          <w:b/>
+          <w:bCs/>
+          <w:lang w:val="en-PK" w:eastAsia="en-PK"/>
+        </w:rPr>
+        <w:t>30 days</w:t>
+      </w:r>
+      <w:r>
+        <w:rPr>
+          <w:lang w:val="en-PK" w:eastAsia="en-PK"/>
+        </w:rPr>
+        <w:t xml:space="preserve">, begins on </w:t>
+      </w:r>
+      <w:r>
+        <w:rPr>
+          <w:b/>
+          <w:bCs/>
+          <w:lang w:val="en-PK" w:eastAsia="en-PK"/>
+        </w:rPr>
+        <w:t>2025-11-05</w:t>
+      </w:r>
+      <w:r>
+        <w:rPr>
+          <w:lang w:val="en-PK" w:eastAsia="en-PK"/>
+        </w:rPr>
+        <w:t xml:space="preserve"> and defines all functional and non-functional requirements.</w:t>
+      </w:r>
+    </w:p>
+    <w:p>
+      <w:pPr>
+        <w:spacing w:before="100" w:beforeAutospacing="1" w:after="100" w:afterAutospacing="1"/>
+        <w:outlineLvl w:val="3"/>
+        <w:rPr>
+          <w:b/>
+          <w:bCs/>
+          <w:lang w:val="en-PK" w:eastAsia="en-PK"/>
+        </w:rPr>
+      </w:pPr>
+      <w:r>
+        <w:rPr>
+          <w:b/>
+          <w:bCs/>
+          <w:lang w:val="en-PK" w:eastAsia="en-PK"/>
+        </w:rPr>
+        <w:t>Phase 2: Design &amp; Elaboration</w:t>
+      </w:r>
+    </w:p>
+    <w:p>
+      <w:pPr>
+        <w:spacing w:before="100" w:beforeAutospacing="1" w:after="100" w:afterAutospacing="1"/>
+        <w:rPr>
+          <w:lang w:val="en-PK" w:eastAsia="en-PK"/>
+        </w:rPr>
+      </w:pPr>
+      <w:r>
+        <w:rPr>
+          <w:lang w:val="en-PK" w:eastAsia="en-PK"/>
+        </w:rPr>
+        <w:t>Starting immediately after the SRS is complete, this phase focuses on establishing the architecture and core backend components.</w:t>
+      </w:r>
+    </w:p>
+    <w:p>
+      <w:pPr>
+        <w:numPr>
+          <w:ilvl w:val="0"/>
+          <w:numId w:val="3"/>
+        </w:numPr>
+        <w:spacing w:before="100" w:beforeAutospacing="1" w:after="100" w:afterAutospacing="1"/>
+        <w:rPr>
+          <w:lang w:val="en-PK" w:eastAsia="en-PK"/>
+        </w:rPr>
+      </w:pPr>
+      <w:r>
+        <w:rPr>
+          <w:b/>
+          <w:bCs/>
+          <w:lang w:val="en-PK" w:eastAsia="en-PK"/>
+        </w:rPr>
+        <w:lastRenderedPageBreak/>
+        <w:t>Design Deliverable</w:t>
+      </w:r>
+      <w:r>
+        <w:rPr>
+          <w:lang w:val="en-PK" w:eastAsia="en-PK"/>
+        </w:rPr>
+        <w:t xml:space="preserve">: This is a comprehensive task lasting </w:t>
+      </w:r>
+      <w:r>
+        <w:rPr>
+          <w:b/>
+          <w:bCs/>
+          <w:lang w:val="en-PK" w:eastAsia="en-PK"/>
+        </w:rPr>
+        <w:t>50 days</w:t>
+      </w:r>
+      <w:r>
+        <w:rPr>
+          <w:lang w:val="en-PK" w:eastAsia="en-PK"/>
+        </w:rPr>
+        <w:t>. It runs concurrently with the technical setup, ensuring architectural guidance throughout the early development process.</w:t>
+      </w:r>
+    </w:p>
+    <w:p>
+      <w:pPr>
+        <w:numPr>
+          <w:ilvl w:val="0"/>
+          <w:numId w:val="3"/>
+        </w:numPr>
+        <w:spacing w:before="100" w:beforeAutospacing="1" w:after="100" w:afterAutospacing="1"/>
+        <w:rPr>
+          <w:lang w:val="en-PK" w:eastAsia="en-PK"/>
+        </w:rPr>
+      </w:pPr>
+      <w:r>
+        <w:rPr>
+          <w:b/>
+          <w:bCs/>
+          <w:lang w:val="en-PK" w:eastAsia="en-PK"/>
+        </w:rPr>
+        <w:t>Data Pipeline Setup</w:t>
+      </w:r>
+      <w:r>
+        <w:rPr>
+          <w:lang w:val="en-PK" w:eastAsia="en-PK"/>
+        </w:rPr>
+        <w:t xml:space="preserve">: This </w:t>
+      </w:r>
+      <w:r>
+        <w:rPr>
+          <w:b/>
+          <w:bCs/>
+          <w:lang w:val="en-PK" w:eastAsia="en-PK"/>
+        </w:rPr>
+        <w:t>2-week</w:t>
+      </w:r>
+      <w:r>
+        <w:rPr>
+          <w:lang w:val="en-PK" w:eastAsia="en-PK"/>
+        </w:rPr>
+        <w:t xml:space="preserve"> task involves building the ingestion and cleaning scripts necessary for preparing the course </w:t>
+      </w:r>
+      <w:proofErr w:type="spellStart"/>
+      <w:r>
+        <w:rPr>
+          <w:lang w:val="en-PK" w:eastAsia="en-PK"/>
+        </w:rPr>
+        <w:t>catalog</w:t>
+      </w:r>
+      <w:proofErr w:type="spellEnd"/>
+      <w:r>
+        <w:rPr>
+          <w:lang w:val="en-PK" w:eastAsia="en-PK"/>
+        </w:rPr>
+        <w:t xml:space="preserve"> data.</w:t>
+      </w:r>
+    </w:p>
+    <w:p>
+      <w:pPr>
+        <w:numPr>
+          <w:ilvl w:val="0"/>
+          <w:numId w:val="3"/>
+        </w:numPr>
+        <w:spacing w:before="100" w:beforeAutospacing="1" w:after="100" w:afterAutospacing="1"/>
+        <w:rPr>
+          <w:lang w:val="en-PK" w:eastAsia="en-PK"/>
+        </w:rPr>
+      </w:pPr>
+      <w:r>
+        <w:rPr>
+          <w:b/>
+          <w:bCs/>
+          <w:lang w:val="en-PK" w:eastAsia="en-PK"/>
+        </w:rPr>
+        <w:t>Flask API Skeleton</w:t>
+      </w:r>
+      <w:r>
+        <w:rPr>
+          <w:lang w:val="en-PK" w:eastAsia="en-PK"/>
+        </w:rPr>
+        <w:t xml:space="preserve">: Following the pipeline setup, the base framework for the backend REST services is established over </w:t>
+      </w:r>
+      <w:r>
+        <w:rPr>
+          <w:b/>
+          <w:bCs/>
+          <w:lang w:val="en-PK" w:eastAsia="en-PK"/>
+        </w:rPr>
+        <w:t>2 weeks</w:t>
+      </w:r>
+      <w:r>
+        <w:rPr>
+          <w:lang w:val="en-PK" w:eastAsia="en-PK"/>
+        </w:rPr>
+        <w:t>, providing the structure for model integration.</w:t>
+      </w:r>
+    </w:p>
+    <w:p>
+      <w:pPr>
+        <w:spacing w:before="100" w:beforeAutospacing="1" w:after="100" w:afterAutospacing="1"/>
+        <w:outlineLvl w:val="3"/>
+        <w:rPr>
+          <w:b/>
+          <w:bCs/>
+          <w:lang w:val="en-PK" w:eastAsia="en-PK"/>
+        </w:rPr>
+      </w:pPr>
+      <w:r>
+        <w:rPr>
+          <w:b/>
+          <w:bCs/>
+          <w:lang w:val="en-PK" w:eastAsia="en-PK"/>
+        </w:rPr>
+        <w:t>Phase 3: Prototype Phase</w:t>
+      </w:r>
+    </w:p>
+    <w:p>
+      <w:pPr>
+        <w:spacing w:before="100" w:beforeAutospacing="1" w:after="100" w:afterAutospacing="1"/>
+        <w:rPr>
+          <w:lang w:val="en-PK" w:eastAsia="en-PK"/>
+        </w:rPr>
+      </w:pPr>
+      <w:r>
+        <w:rPr>
+          <w:lang w:val="en-PK" w:eastAsia="en-PK"/>
+        </w:rPr>
+        <w:t>Building on the foundation from Phase 2, this phase integrates the AI models and implements the core user-facing application features.</w:t>
+      </w:r>
+    </w:p>
+    <w:p>
+      <w:pPr>
+        <w:numPr>
+          <w:ilvl w:val="0"/>
+          <w:numId w:val="4"/>
+        </w:numPr>
+        <w:spacing w:before="100" w:beforeAutospacing="1" w:after="100" w:afterAutospacing="1"/>
+        <w:rPr>
+          <w:lang w:val="en-PK" w:eastAsia="en-PK"/>
+        </w:rPr>
+      </w:pPr>
+      <w:r>
+        <w:rPr>
+          <w:b/>
+          <w:bCs/>
+          <w:lang w:val="en-PK" w:eastAsia="en-PK"/>
+        </w:rPr>
+        <w:t>UI Flows &amp; Persistence</w:t>
+      </w:r>
+      <w:r>
+        <w:rPr>
+          <w:lang w:val="en-PK" w:eastAsia="en-PK"/>
+        </w:rPr>
+        <w:t xml:space="preserve">: The user interface is developed, along with the database logic for sessions and saved courses, taking </w:t>
+      </w:r>
+      <w:r>
+        <w:rPr>
+          <w:b/>
+          <w:bCs/>
+          <w:lang w:val="en-PK" w:eastAsia="en-PK"/>
+        </w:rPr>
+        <w:t>3 weeks</w:t>
+      </w:r>
+      <w:r>
+        <w:rPr>
+          <w:lang w:val="en-PK" w:eastAsia="en-PK"/>
+        </w:rPr>
+        <w:t>.</w:t>
+      </w:r>
+    </w:p>
+    <w:p>
+      <w:pPr>
+        <w:numPr>
+          <w:ilvl w:val="0"/>
+          <w:numId w:val="4"/>
+        </w:numPr>
+        <w:spacing w:before="100" w:beforeAutospacing="1" w:after="100" w:afterAutospacing="1"/>
+        <w:rPr>
+          <w:lang w:val="en-PK" w:eastAsia="en-PK"/>
+        </w:rPr>
+      </w:pPr>
+      <w:r>
+        <w:rPr>
+          <w:b/>
+          <w:bCs/>
+          <w:lang w:val="en-PK" w:eastAsia="en-PK"/>
+        </w:rPr>
+        <w:t>Model Integration</w:t>
+      </w:r>
+      <w:r>
+        <w:rPr>
+          <w:lang w:val="en-PK" w:eastAsia="en-PK"/>
+        </w:rPr>
+        <w:t xml:space="preserve">: The TF-IDF and Neural recommendation engines are integrated into the live API, which lasts </w:t>
+      </w:r>
+      <w:r>
+        <w:rPr>
+          <w:b/>
+          <w:bCs/>
+          <w:lang w:val="en-PK" w:eastAsia="en-PK"/>
+        </w:rPr>
+        <w:t>2 weeks</w:t>
+      </w:r>
+      <w:r>
+        <w:rPr>
+          <w:lang w:val="en-PK" w:eastAsia="en-PK"/>
+        </w:rPr>
+        <w:t>.</w:t>
+      </w:r>
+    </w:p>
+    <w:p>
+      <w:pPr>
+        <w:numPr>
+          <w:ilvl w:val="0"/>
+          <w:numId w:val="4"/>
+        </w:numPr>
+        <w:spacing w:before="100" w:beforeAutospacing="1" w:after="100" w:afterAutospacing="1"/>
+        <w:rPr>
+          <w:lang w:val="en-PK" w:eastAsia="en-PK"/>
+        </w:rPr>
+      </w:pPr>
+      <w:r>
+        <w:rPr>
+          <w:b/>
+          <w:bCs/>
+          <w:lang w:val="en-PK" w:eastAsia="en-PK"/>
+        </w:rPr>
+        <w:t>Evaluation Tooling</w:t>
+      </w:r>
+      <w:r>
+        <w:rPr>
+          <w:lang w:val="en-PK" w:eastAsia="en-PK"/>
+        </w:rPr>
+        <w:t xml:space="preserve">: The necessary metrics and scripts to measure model quality (precision and recall) are finalized and implemented over </w:t>
+      </w:r>
+      <w:r>
+        <w:rPr>
+          <w:b/>
+          <w:bCs/>
+          <w:lang w:val="en-PK" w:eastAsia="en-PK"/>
+        </w:rPr>
+        <w:t>2 weeks</w:t>
+      </w:r>
+      <w:r>
+        <w:rPr>
+          <w:lang w:val="en-PK" w:eastAsia="en-PK"/>
+        </w:rPr>
+        <w:t>.</w:t>
+      </w:r>
+    </w:p>
+    <w:p>
+      <w:pPr>
+        <w:spacing w:before="100" w:beforeAutospacing="1" w:after="100" w:afterAutospacing="1"/>
+        <w:outlineLvl w:val="3"/>
+        <w:rPr>
+          <w:b/>
+          <w:bCs/>
+          <w:lang w:val="en-PK" w:eastAsia="en-PK"/>
+        </w:rPr>
+      </w:pPr>
+      <w:r>
+        <w:rPr>
+          <w:b/>
+          <w:bCs/>
+          <w:lang w:val="en-PK" w:eastAsia="en-PK"/>
+        </w:rPr>
+        <w:t>Phase 4: Final Deliverables</w:t>
+      </w:r>
+    </w:p>
+    <w:p>
+      <w:pPr>
+        <w:spacing w:before="100" w:beforeAutospacing="1" w:after="100" w:afterAutospacing="1"/>
+        <w:rPr>
+          <w:lang w:val="en-PK" w:eastAsia="en-PK"/>
+        </w:rPr>
+      </w:pPr>
+      <w:r>
+        <w:rPr>
+          <w:lang w:val="en-PK" w:eastAsia="en-PK"/>
+        </w:rPr>
+        <w:t>The final phase is dedicated to quality assurance, documentation, and project handover.</w:t>
+      </w:r>
+    </w:p>
+    <w:p>
+      <w:pPr>
+        <w:numPr>
+          <w:ilvl w:val="0"/>
+          <w:numId w:val="5"/>
+        </w:numPr>
+        <w:spacing w:before="100" w:beforeAutospacing="1" w:after="100" w:afterAutospacing="1"/>
+        <w:rPr>
+          <w:lang w:val="en-PK" w:eastAsia="en-PK"/>
+        </w:rPr>
+      </w:pPr>
+      <w:r>
+        <w:rPr>
+          <w:b/>
+          <w:bCs/>
+          <w:lang w:val="en-PK" w:eastAsia="en-PK"/>
+        </w:rPr>
+        <w:t>Testing &amp; Performance</w:t>
+      </w:r>
+      <w:r>
+        <w:rPr>
+          <w:lang w:val="en-PK" w:eastAsia="en-PK"/>
+        </w:rPr>
+        <w:t xml:space="preserve">: A rigorous period of system testing, bug fixing, and performance tuning is conducted over </w:t>
+      </w:r>
+      <w:r>
+        <w:rPr>
+          <w:b/>
+          <w:bCs/>
+          <w:lang w:val="en-PK" w:eastAsia="en-PK"/>
+        </w:rPr>
+        <w:t>3 weeks</w:t>
+      </w:r>
+      <w:r>
+        <w:rPr>
+          <w:lang w:val="en-PK" w:eastAsia="en-PK"/>
+        </w:rPr>
+        <w:t>.</w:t>
+      </w:r>
+    </w:p>
+    <w:p>
+      <w:pPr>
+        <w:numPr>
+          <w:ilvl w:val="0"/>
+          <w:numId w:val="5"/>
+        </w:numPr>
+        <w:spacing w:before="100" w:beforeAutospacing="1" w:after="100" w:afterAutospacing="1"/>
+        <w:rPr>
+          <w:lang w:val="en-PK" w:eastAsia="en-PK"/>
+        </w:rPr>
+      </w:pPr>
+      <w:r>
+        <w:rPr>
+          <w:b/>
+          <w:bCs/>
+          <w:lang w:val="en-PK" w:eastAsia="en-PK"/>
+        </w:rPr>
+        <w:t>Documentation &amp; Review</w:t>
+      </w:r>
+      <w:r>
+        <w:rPr>
+          <w:lang w:val="en-PK" w:eastAsia="en-PK"/>
+        </w:rPr>
+        <w:t xml:space="preserve">: All technical and user documentation is finalized and reviewed, lasting </w:t>
+      </w:r>
+      <w:r>
+        <w:rPr>
+          <w:b/>
+          <w:bCs/>
+          <w:lang w:val="en-PK" w:eastAsia="en-PK"/>
+        </w:rPr>
+        <w:t>3 weeks</w:t>
+      </w:r>
+      <w:r>
+        <w:rPr>
+          <w:lang w:val="en-PK" w:eastAsia="en-PK"/>
+        </w:rPr>
+        <w:t>.</w:t>
+      </w:r>
+    </w:p>
+    <w:p>
+      <w:pPr>
+        <w:numPr>
+          <w:ilvl w:val="0"/>
+          <w:numId w:val="5"/>
+        </w:numPr>
+        <w:spacing w:before="100" w:beforeAutospacing="1" w:after="100" w:afterAutospacing="1"/>
+        <w:rPr>
+          <w:lang w:val="en-PK" w:eastAsia="en-PK"/>
+        </w:rPr>
+      </w:pPr>
+      <w:r>
+        <w:rPr>
+          <w:b/>
+          <w:bCs/>
+          <w:lang w:val="en-PK" w:eastAsia="en-PK"/>
+        </w:rPr>
+        <w:t>Final Presentation</w:t>
+      </w:r>
+      <w:r>
+        <w:rPr>
+          <w:lang w:val="en-PK" w:eastAsia="en-PK"/>
+        </w:rPr>
+        <w:t xml:space="preserve">: Preparation for the final project demonstration and </w:t>
+      </w:r>
+      <w:proofErr w:type="spellStart"/>
+      <w:r>
+        <w:rPr>
+          <w:lang w:val="en-PK" w:eastAsia="en-PK"/>
+        </w:rPr>
+        <w:t>defense</w:t>
+      </w:r>
+      <w:proofErr w:type="spellEnd"/>
+      <w:r>
+        <w:rPr>
+          <w:lang w:val="en-PK" w:eastAsia="en-PK"/>
+        </w:rPr>
+        <w:t xml:space="preserve"> takes </w:t>
+      </w:r>
+      <w:r>
+        <w:rPr>
+          <w:b/>
+          <w:bCs/>
+          <w:lang w:val="en-PK" w:eastAsia="en-PK"/>
+        </w:rPr>
+        <w:t>2 weeks</w:t>
+      </w:r>
+      <w:r>
+        <w:rPr>
+          <w:lang w:val="en-PK" w:eastAsia="en-PK"/>
+        </w:rPr>
+        <w:t>.</w:t>
+      </w:r>
+    </w:p>
+    <w:p>
+      <w:pPr>
+        <w:numPr>
+          <w:ilvl w:val="0"/>
+          <w:numId w:val="5"/>
+        </w:numPr>
+        <w:spacing w:before="100" w:beforeAutospacing="1" w:after="100" w:afterAutospacing="1"/>
+        <w:rPr>
+          <w:lang w:val="en-PK" w:eastAsia="en-PK"/>
+        </w:rPr>
+      </w:pPr>
+      <w:r>
+        <w:rPr>
+          <w:b/>
+          <w:bCs/>
+          <w:lang w:val="en-PK" w:eastAsia="en-PK"/>
+        </w:rPr>
+        <w:t>Final Submission</w:t>
+      </w:r>
+      <w:r>
+        <w:rPr>
+          <w:lang w:val="en-PK" w:eastAsia="en-PK"/>
+        </w:rPr>
+        <w:t xml:space="preserve">: The official project closure, requiring </w:t>
+      </w:r>
+      <w:r>
+        <w:rPr>
+          <w:b/>
+          <w:bCs/>
+          <w:lang w:val="en-PK" w:eastAsia="en-PK"/>
+        </w:rPr>
+        <w:t>1 day</w:t>
+      </w:r>
+      <w:r>
+        <w:rPr>
+          <w:lang w:val="en-PK" w:eastAsia="en-PK"/>
+        </w:rPr>
+        <w:t>.</w:t>
+      </w:r>
+    </w:p>
+    <w:p/>
+    <w:p>
+      <w:r>
+        <w:pict w14:anchorId="2A0777FA">
+          <v:shape id="_x0000_i1030" type="#_x0000_t75" style="width:431.7pt;height:92.55pt">
+            <v:imagedata r:id="rId13" o:title=""/>
+          </v:shape>
+        </w:pict>
+      </w:r>
+    </w:p>
     <w:sectPr>
       <w:pgSz w:w="12240" w:h="15840"/>
       <w:pgMar w:top="1440" w:right="1800" w:bottom="1440" w:left="1800" w:header="720" w:footer="720" w:gutter="0"/>
@@ -3120,8 +3265,902 @@
 </file>
 
 <file path=word/numbering.xml><?xml version="1.0" encoding="utf-8"?>
-<w:numbering xmlns:wpc="http://schemas.microsoft.com/office/word/2010/wordprocessingCanvas" xmlns:cx="http://schemas.microsoft.com/office/drawing/2014/chartex" xmlns:cx1="http://schemas.microsoft.com/office/drawing/2015/9/8/chartex" xmlns:cx2="http://schemas.microsoft.com/office/drawing/2015/10/21/chartex" xmlns:cx3="http://schemas.microsoft.com/office/drawing/2016/5/9/chartex" xmlns:cx4="http://schemas.microsoft.com/office/drawing/2016/5/10/chartex" xmlns:cx5="http://schemas.microsoft.com/office/drawing/2016/5/11/chartex" xmlns:cx6="http://schemas.microsoft.com/office/drawing/2016/5/12/chartex" xmlns:cx7="http://schemas.microsoft.com/office/drawing/2016/5/13/chartex" xmlns:cx8="http://schemas.microsoft.com/office/drawing/2016/5/14/chartex" xmlns:mc="http://schemas.openxmlformats.org/markup-compatibility/2006" xmlns:aink="http://schemas.microsoft.com/office/drawing/2016/ink" xmlns:am3d="http://schemas.microsoft.com/office/drawing/2017/model3d" xmlns:o="urn:schemas-microsoft-com:office:office" xmlns:r="http://schemas.openxmlformats.org/officeDocument/2006/relationships" xmlns:m="http://schemas.openxmlformats.org/officeDocument/2006/math" xmlns:v="urn:schemas-microsoft-com:vml" xmlns:wp14="http://schemas.microsoft.com/office/word/2010/wordprocessingDrawing" xmlns:wp="http://schemas.openxmlformats.org/drawingml/2006/wordprocessingDrawing" xmlns:w10="urn:schemas-microsoft-com:office:word" xmlns:w="http://schemas.openxmlformats.org/wordprocessingml/2006/main" xmlns:w14="http://schemas.microsoft.com/office/word/2010/wordml" xmlns:w15="http://schemas.microsoft.com/office/word/2012/wordml" xmlns:w16cex="http://schemas.microsoft.com/office/word/2018/wordml/cex" xmlns:w16cid="http://schemas.microsoft.com/office/word/2016/wordml/cid" xmlns:w16="http://schemas.microsoft.com/office/word/2018/wordml" xmlns:w16se="http://schemas.microsoft.com/office/word/2015/wordml/symex" xmlns:wpg="http://schemas.microsoft.com/office/word/2010/wordprocessingGroup" xmlns:wpi="http://schemas.microsoft.com/office/word/2010/wordprocessingInk" xmlns:wne="http://schemas.microsoft.com/office/word/2006/wordml" xmlns:wps="http://schemas.microsoft.com/office/word/2010/wordprocessingShape" mc:Ignorable="w14 w15 w16se w16cid w16 w16cex wp14">
+<w:numbering xmlns:wpc="http://schemas.microsoft.com/office/word/2010/wordprocessingCanvas" xmlns:cx="http://schemas.microsoft.com/office/drawing/2014/chartex" xmlns:cx1="http://schemas.microsoft.com/office/drawing/2015/9/8/chartex" xmlns:cx2="http://schemas.microsoft.com/office/drawing/2015/10/21/chartex" xmlns:cx3="http://schemas.microsoft.com/office/drawing/2016/5/9/chartex" xmlns:cx4="http://schemas.microsoft.com/office/drawing/2016/5/10/chartex" xmlns:cx5="http://schemas.microsoft.com/office/drawing/2016/5/11/chartex" xmlns:cx6="http://schemas.microsoft.com/office/drawing/2016/5/12/chartex" xmlns:cx7="http://schemas.microsoft.com/office/drawing/2016/5/13/chartex" xmlns:cx8="http://schemas.microsoft.com/office/drawing/2016/5/14/chartex" xmlns:mc="http://schemas.openxmlformats.org/markup-compatibility/2006" xmlns:aink="http://schemas.microsoft.com/office/drawing/2016/ink" xmlns:am3d="http://schemas.microsoft.com/office/drawing/2017/model3d" xmlns:o="urn:schemas-microsoft-com:office:office" xmlns:r="http://schemas.openxmlformats.org/officeDocument/2006/relationships" xmlns:m="http://schemas.openxmlformats.org/officeDocument/2006/math" xmlns:v="urn:schemas-microsoft-com:vml" xmlns:wp14="http://schemas.microsoft.com/office/word/2010/wordprocessingDrawing" xmlns:wp="http://schemas.openxmlformats.org/drawingml/2006/wordprocessingDrawing" xmlns:w10="urn:schemas-microsoft-com:office:word" xmlns:w="http://schemas.openxmlformats.org/wordprocessingml/2006/main" xmlns:w14="http://schemas.microsoft.com/office/word/2010/wordml" xmlns:w15="http://schemas.microsoft.com/office/word/2012/wordml" xmlns:w16cex="http://schemas.microsoft.com/office/word/2018/wordml/cex" xmlns:w16cid="http://schemas.microsoft.com/office/word/2016/wordml/cid" xmlns:w16="http://schemas.microsoft.com/office/word/2018/wordml" xmlns:w16sdtdh="http://schemas.microsoft.com/office/word/2020/wordml/sdtdatahash" xmlns:w16se="http://schemas.microsoft.com/office/word/2015/wordml/symex" xmlns:wpg="http://schemas.microsoft.com/office/word/2010/wordprocessingGroup" xmlns:wpi="http://schemas.microsoft.com/office/word/2010/wordprocessingInk" xmlns:wne="http://schemas.microsoft.com/office/word/2006/wordml" xmlns:wps="http://schemas.microsoft.com/office/word/2010/wordprocessingShape" mc:Ignorable="w14 w15 w16se w16cid w16 w16cex w16sdtdh wp14">
   <w:abstractNum w:abstractNumId="0" w15:restartNumberingAfterBreak="0">
+    <w:nsid w:val="0C8279E3"/>
+    <w:multiLevelType w:val="multilevel"/>
+    <w:tmpl w:val="B016A89E"/>
+    <w:lvl w:ilvl="0">
+      <w:start w:val="1"/>
+      <w:numFmt w:val="bullet"/>
+      <w:lvlText w:val=""/>
+      <w:lvlJc w:val="left"/>
+      <w:pPr>
+        <w:tabs>
+          <w:tab w:val="num" w:pos="720"/>
+        </w:tabs>
+        <w:ind w:left="720" w:hanging="360"/>
+      </w:pPr>
+      <w:rPr>
+        <w:rFonts w:ascii="Symbol" w:hAnsi="Symbol" w:hint="default"/>
+        <w:sz w:val="20"/>
+      </w:rPr>
+    </w:lvl>
+    <w:lvl w:ilvl="1" w:tentative="1">
+      <w:start w:val="1"/>
+      <w:numFmt w:val="bullet"/>
+      <w:lvlText w:val="o"/>
+      <w:lvlJc w:val="left"/>
+      <w:pPr>
+        <w:tabs>
+          <w:tab w:val="num" w:pos="1440"/>
+        </w:tabs>
+        <w:ind w:left="1440" w:hanging="360"/>
+      </w:pPr>
+      <w:rPr>
+        <w:rFonts w:ascii="Courier New" w:hAnsi="Courier New" w:hint="default"/>
+        <w:sz w:val="20"/>
+      </w:rPr>
+    </w:lvl>
+    <w:lvl w:ilvl="2" w:tentative="1">
+      <w:start w:val="1"/>
+      <w:numFmt w:val="bullet"/>
+      <w:lvlText w:val=""/>
+      <w:lvlJc w:val="left"/>
+      <w:pPr>
+        <w:tabs>
+          <w:tab w:val="num" w:pos="2160"/>
+        </w:tabs>
+        <w:ind w:left="2160" w:hanging="360"/>
+      </w:pPr>
+      <w:rPr>
+        <w:rFonts w:ascii="Wingdings" w:hAnsi="Wingdings" w:hint="default"/>
+        <w:sz w:val="20"/>
+      </w:rPr>
+    </w:lvl>
+    <w:lvl w:ilvl="3" w:tentative="1">
+      <w:start w:val="1"/>
+      <w:numFmt w:val="bullet"/>
+      <w:lvlText w:val=""/>
+      <w:lvlJc w:val="left"/>
+      <w:pPr>
+        <w:tabs>
+          <w:tab w:val="num" w:pos="2880"/>
+        </w:tabs>
+        <w:ind w:left="2880" w:hanging="360"/>
+      </w:pPr>
+      <w:rPr>
+        <w:rFonts w:ascii="Wingdings" w:hAnsi="Wingdings" w:hint="default"/>
+        <w:sz w:val="20"/>
+      </w:rPr>
+    </w:lvl>
+    <w:lvl w:ilvl="4" w:tentative="1">
+      <w:start w:val="1"/>
+      <w:numFmt w:val="bullet"/>
+      <w:lvlText w:val=""/>
+      <w:lvlJc w:val="left"/>
+      <w:pPr>
+        <w:tabs>
+          <w:tab w:val="num" w:pos="3600"/>
+        </w:tabs>
+        <w:ind w:left="3600" w:hanging="360"/>
+      </w:pPr>
+      <w:rPr>
+        <w:rFonts w:ascii="Wingdings" w:hAnsi="Wingdings" w:hint="default"/>
+        <w:sz w:val="20"/>
+      </w:rPr>
+    </w:lvl>
+    <w:lvl w:ilvl="5" w:tentative="1">
+      <w:start w:val="1"/>
+      <w:numFmt w:val="bullet"/>
+      <w:lvlText w:val=""/>
+      <w:lvlJc w:val="left"/>
+      <w:pPr>
+        <w:tabs>
+          <w:tab w:val="num" w:pos="4320"/>
+        </w:tabs>
+        <w:ind w:left="4320" w:hanging="360"/>
+      </w:pPr>
+      <w:rPr>
+        <w:rFonts w:ascii="Wingdings" w:hAnsi="Wingdings" w:hint="default"/>
+        <w:sz w:val="20"/>
+      </w:rPr>
+    </w:lvl>
+    <w:lvl w:ilvl="6" w:tentative="1">
+      <w:start w:val="1"/>
+      <w:numFmt w:val="bullet"/>
+      <w:lvlText w:val=""/>
+      <w:lvlJc w:val="left"/>
+      <w:pPr>
+        <w:tabs>
+          <w:tab w:val="num" w:pos="5040"/>
+        </w:tabs>
+        <w:ind w:left="5040" w:hanging="360"/>
+      </w:pPr>
+      <w:rPr>
+        <w:rFonts w:ascii="Wingdings" w:hAnsi="Wingdings" w:hint="default"/>
+        <w:sz w:val="20"/>
+      </w:rPr>
+    </w:lvl>
+    <w:lvl w:ilvl="7" w:tentative="1">
+      <w:start w:val="1"/>
+      <w:numFmt w:val="bullet"/>
+      <w:lvlText w:val=""/>
+      <w:lvlJc w:val="left"/>
+      <w:pPr>
+        <w:tabs>
+          <w:tab w:val="num" w:pos="5760"/>
+        </w:tabs>
+        <w:ind w:left="5760" w:hanging="360"/>
+      </w:pPr>
+      <w:rPr>
+        <w:rFonts w:ascii="Wingdings" w:hAnsi="Wingdings" w:hint="default"/>
+        <w:sz w:val="20"/>
+      </w:rPr>
+    </w:lvl>
+    <w:lvl w:ilvl="8" w:tentative="1">
+      <w:start w:val="1"/>
+      <w:numFmt w:val="bullet"/>
+      <w:lvlText w:val=""/>
+      <w:lvlJc w:val="left"/>
+      <w:pPr>
+        <w:tabs>
+          <w:tab w:val="num" w:pos="6480"/>
+        </w:tabs>
+        <w:ind w:left="6480" w:hanging="360"/>
+      </w:pPr>
+      <w:rPr>
+        <w:rFonts w:ascii="Wingdings" w:hAnsi="Wingdings" w:hint="default"/>
+        <w:sz w:val="20"/>
+      </w:rPr>
+    </w:lvl>
+  </w:abstractNum>
+  <w:abstractNum w:abstractNumId="1" w15:restartNumberingAfterBreak="0">
+    <w:nsid w:val="2E901759"/>
+    <w:multiLevelType w:val="multilevel"/>
+    <w:tmpl w:val="D16818FA"/>
+    <w:lvl w:ilvl="0">
+      <w:start w:val="1"/>
+      <w:numFmt w:val="bullet"/>
+      <w:lvlText w:val=""/>
+      <w:lvlJc w:val="left"/>
+      <w:pPr>
+        <w:tabs>
+          <w:tab w:val="num" w:pos="720"/>
+        </w:tabs>
+        <w:ind w:left="720" w:hanging="360"/>
+      </w:pPr>
+      <w:rPr>
+        <w:rFonts w:ascii="Symbol" w:hAnsi="Symbol" w:hint="default"/>
+        <w:sz w:val="20"/>
+      </w:rPr>
+    </w:lvl>
+    <w:lvl w:ilvl="1" w:tentative="1">
+      <w:start w:val="1"/>
+      <w:numFmt w:val="bullet"/>
+      <w:lvlText w:val="o"/>
+      <w:lvlJc w:val="left"/>
+      <w:pPr>
+        <w:tabs>
+          <w:tab w:val="num" w:pos="1440"/>
+        </w:tabs>
+        <w:ind w:left="1440" w:hanging="360"/>
+      </w:pPr>
+      <w:rPr>
+        <w:rFonts w:ascii="Courier New" w:hAnsi="Courier New" w:hint="default"/>
+        <w:sz w:val="20"/>
+      </w:rPr>
+    </w:lvl>
+    <w:lvl w:ilvl="2" w:tentative="1">
+      <w:start w:val="1"/>
+      <w:numFmt w:val="bullet"/>
+      <w:lvlText w:val=""/>
+      <w:lvlJc w:val="left"/>
+      <w:pPr>
+        <w:tabs>
+          <w:tab w:val="num" w:pos="2160"/>
+        </w:tabs>
+        <w:ind w:left="2160" w:hanging="360"/>
+      </w:pPr>
+      <w:rPr>
+        <w:rFonts w:ascii="Wingdings" w:hAnsi="Wingdings" w:hint="default"/>
+        <w:sz w:val="20"/>
+      </w:rPr>
+    </w:lvl>
+    <w:lvl w:ilvl="3" w:tentative="1">
+      <w:start w:val="1"/>
+      <w:numFmt w:val="bullet"/>
+      <w:lvlText w:val=""/>
+      <w:lvlJc w:val="left"/>
+      <w:pPr>
+        <w:tabs>
+          <w:tab w:val="num" w:pos="2880"/>
+        </w:tabs>
+        <w:ind w:left="2880" w:hanging="360"/>
+      </w:pPr>
+      <w:rPr>
+        <w:rFonts w:ascii="Wingdings" w:hAnsi="Wingdings" w:hint="default"/>
+        <w:sz w:val="20"/>
+      </w:rPr>
+    </w:lvl>
+    <w:lvl w:ilvl="4" w:tentative="1">
+      <w:start w:val="1"/>
+      <w:numFmt w:val="bullet"/>
+      <w:lvlText w:val=""/>
+      <w:lvlJc w:val="left"/>
+      <w:pPr>
+        <w:tabs>
+          <w:tab w:val="num" w:pos="3600"/>
+        </w:tabs>
+        <w:ind w:left="3600" w:hanging="360"/>
+      </w:pPr>
+      <w:rPr>
+        <w:rFonts w:ascii="Wingdings" w:hAnsi="Wingdings" w:hint="default"/>
+        <w:sz w:val="20"/>
+      </w:rPr>
+    </w:lvl>
+    <w:lvl w:ilvl="5" w:tentative="1">
+      <w:start w:val="1"/>
+      <w:numFmt w:val="bullet"/>
+      <w:lvlText w:val=""/>
+      <w:lvlJc w:val="left"/>
+      <w:pPr>
+        <w:tabs>
+          <w:tab w:val="num" w:pos="4320"/>
+        </w:tabs>
+        <w:ind w:left="4320" w:hanging="360"/>
+      </w:pPr>
+      <w:rPr>
+        <w:rFonts w:ascii="Wingdings" w:hAnsi="Wingdings" w:hint="default"/>
+        <w:sz w:val="20"/>
+      </w:rPr>
+    </w:lvl>
+    <w:lvl w:ilvl="6" w:tentative="1">
+      <w:start w:val="1"/>
+      <w:numFmt w:val="bullet"/>
+      <w:lvlText w:val=""/>
+      <w:lvlJc w:val="left"/>
+      <w:pPr>
+        <w:tabs>
+          <w:tab w:val="num" w:pos="5040"/>
+        </w:tabs>
+        <w:ind w:left="5040" w:hanging="360"/>
+      </w:pPr>
+      <w:rPr>
+        <w:rFonts w:ascii="Wingdings" w:hAnsi="Wingdings" w:hint="default"/>
+        <w:sz w:val="20"/>
+      </w:rPr>
+    </w:lvl>
+    <w:lvl w:ilvl="7" w:tentative="1">
+      <w:start w:val="1"/>
+      <w:numFmt w:val="bullet"/>
+      <w:lvlText w:val=""/>
+      <w:lvlJc w:val="left"/>
+      <w:pPr>
+        <w:tabs>
+          <w:tab w:val="num" w:pos="5760"/>
+        </w:tabs>
+        <w:ind w:left="5760" w:hanging="360"/>
+      </w:pPr>
+      <w:rPr>
+        <w:rFonts w:ascii="Wingdings" w:hAnsi="Wingdings" w:hint="default"/>
+        <w:sz w:val="20"/>
+      </w:rPr>
+    </w:lvl>
+    <w:lvl w:ilvl="8" w:tentative="1">
+      <w:start w:val="1"/>
+      <w:numFmt w:val="bullet"/>
+      <w:lvlText w:val=""/>
+      <w:lvlJc w:val="left"/>
+      <w:pPr>
+        <w:tabs>
+          <w:tab w:val="num" w:pos="6480"/>
+        </w:tabs>
+        <w:ind w:left="6480" w:hanging="360"/>
+      </w:pPr>
+      <w:rPr>
+        <w:rFonts w:ascii="Wingdings" w:hAnsi="Wingdings" w:hint="default"/>
+        <w:sz w:val="20"/>
+      </w:rPr>
+    </w:lvl>
+  </w:abstractNum>
+  <w:abstractNum w:abstractNumId="2" w15:restartNumberingAfterBreak="0">
+    <w:nsid w:val="31C631B8"/>
+    <w:multiLevelType w:val="multilevel"/>
+    <w:tmpl w:val="55C4D278"/>
+    <w:lvl w:ilvl="0">
+      <w:start w:val="1"/>
+      <w:numFmt w:val="bullet"/>
+      <w:lvlText w:val=""/>
+      <w:lvlJc w:val="left"/>
+      <w:pPr>
+        <w:tabs>
+          <w:tab w:val="num" w:pos="720"/>
+        </w:tabs>
+        <w:ind w:left="720" w:hanging="360"/>
+      </w:pPr>
+      <w:rPr>
+        <w:rFonts w:ascii="Symbol" w:hAnsi="Symbol" w:hint="default"/>
+        <w:sz w:val="20"/>
+      </w:rPr>
+    </w:lvl>
+    <w:lvl w:ilvl="1" w:tentative="1">
+      <w:start w:val="1"/>
+      <w:numFmt w:val="bullet"/>
+      <w:lvlText w:val="o"/>
+      <w:lvlJc w:val="left"/>
+      <w:pPr>
+        <w:tabs>
+          <w:tab w:val="num" w:pos="1440"/>
+        </w:tabs>
+        <w:ind w:left="1440" w:hanging="360"/>
+      </w:pPr>
+      <w:rPr>
+        <w:rFonts w:ascii="Courier New" w:hAnsi="Courier New" w:hint="default"/>
+        <w:sz w:val="20"/>
+      </w:rPr>
+    </w:lvl>
+    <w:lvl w:ilvl="2" w:tentative="1">
+      <w:start w:val="1"/>
+      <w:numFmt w:val="bullet"/>
+      <w:lvlText w:val=""/>
+      <w:lvlJc w:val="left"/>
+      <w:pPr>
+        <w:tabs>
+          <w:tab w:val="num" w:pos="2160"/>
+        </w:tabs>
+        <w:ind w:left="2160" w:hanging="360"/>
+      </w:pPr>
+      <w:rPr>
+        <w:rFonts w:ascii="Wingdings" w:hAnsi="Wingdings" w:hint="default"/>
+        <w:sz w:val="20"/>
+      </w:rPr>
+    </w:lvl>
+    <w:lvl w:ilvl="3" w:tentative="1">
+      <w:start w:val="1"/>
+      <w:numFmt w:val="bullet"/>
+      <w:lvlText w:val=""/>
+      <w:lvlJc w:val="left"/>
+      <w:pPr>
+        <w:tabs>
+          <w:tab w:val="num" w:pos="2880"/>
+        </w:tabs>
+        <w:ind w:left="2880" w:hanging="360"/>
+      </w:pPr>
+      <w:rPr>
+        <w:rFonts w:ascii="Wingdings" w:hAnsi="Wingdings" w:hint="default"/>
+        <w:sz w:val="20"/>
+      </w:rPr>
+    </w:lvl>
+    <w:lvl w:ilvl="4" w:tentative="1">
+      <w:start w:val="1"/>
+      <w:numFmt w:val="bullet"/>
+      <w:lvlText w:val=""/>
+      <w:lvlJc w:val="left"/>
+      <w:pPr>
+        <w:tabs>
+          <w:tab w:val="num" w:pos="3600"/>
+        </w:tabs>
+        <w:ind w:left="3600" w:hanging="360"/>
+      </w:pPr>
+      <w:rPr>
+        <w:rFonts w:ascii="Wingdings" w:hAnsi="Wingdings" w:hint="default"/>
+        <w:sz w:val="20"/>
+      </w:rPr>
+    </w:lvl>
+    <w:lvl w:ilvl="5" w:tentative="1">
+      <w:start w:val="1"/>
+      <w:numFmt w:val="bullet"/>
+      <w:lvlText w:val=""/>
+      <w:lvlJc w:val="left"/>
+      <w:pPr>
+        <w:tabs>
+          <w:tab w:val="num" w:pos="4320"/>
+        </w:tabs>
+        <w:ind w:left="4320" w:hanging="360"/>
+      </w:pPr>
+      <w:rPr>
+        <w:rFonts w:ascii="Wingdings" w:hAnsi="Wingdings" w:hint="default"/>
+        <w:sz w:val="20"/>
+      </w:rPr>
+    </w:lvl>
+    <w:lvl w:ilvl="6" w:tentative="1">
+      <w:start w:val="1"/>
+      <w:numFmt w:val="bullet"/>
+      <w:lvlText w:val=""/>
+      <w:lvlJc w:val="left"/>
+      <w:pPr>
+        <w:tabs>
+          <w:tab w:val="num" w:pos="5040"/>
+        </w:tabs>
+        <w:ind w:left="5040" w:hanging="360"/>
+      </w:pPr>
+      <w:rPr>
+        <w:rFonts w:ascii="Wingdings" w:hAnsi="Wingdings" w:hint="default"/>
+        <w:sz w:val="20"/>
+      </w:rPr>
+    </w:lvl>
+    <w:lvl w:ilvl="7" w:tentative="1">
+      <w:start w:val="1"/>
+      <w:numFmt w:val="bullet"/>
+      <w:lvlText w:val=""/>
+      <w:lvlJc w:val="left"/>
+      <w:pPr>
+        <w:tabs>
+          <w:tab w:val="num" w:pos="5760"/>
+        </w:tabs>
+        <w:ind w:left="5760" w:hanging="360"/>
+      </w:pPr>
+      <w:rPr>
+        <w:rFonts w:ascii="Wingdings" w:hAnsi="Wingdings" w:hint="default"/>
+        <w:sz w:val="20"/>
+      </w:rPr>
+    </w:lvl>
+    <w:lvl w:ilvl="8" w:tentative="1">
+      <w:start w:val="1"/>
+      <w:numFmt w:val="bullet"/>
+      <w:lvlText w:val=""/>
+      <w:lvlJc w:val="left"/>
+      <w:pPr>
+        <w:tabs>
+          <w:tab w:val="num" w:pos="6480"/>
+        </w:tabs>
+        <w:ind w:left="6480" w:hanging="360"/>
+      </w:pPr>
+      <w:rPr>
+        <w:rFonts w:ascii="Wingdings" w:hAnsi="Wingdings" w:hint="default"/>
+        <w:sz w:val="20"/>
+      </w:rPr>
+    </w:lvl>
+  </w:abstractNum>
+  <w:abstractNum w:abstractNumId="3" w15:restartNumberingAfterBreak="0">
+    <w:nsid w:val="335509EC"/>
+    <w:multiLevelType w:val="multilevel"/>
+    <w:tmpl w:val="C750E612"/>
+    <w:lvl w:ilvl="0">
+      <w:start w:val="1"/>
+      <w:numFmt w:val="bullet"/>
+      <w:lvlText w:val=""/>
+      <w:lvlJc w:val="left"/>
+      <w:pPr>
+        <w:tabs>
+          <w:tab w:val="num" w:pos="720"/>
+        </w:tabs>
+        <w:ind w:left="720" w:hanging="360"/>
+      </w:pPr>
+      <w:rPr>
+        <w:rFonts w:ascii="Symbol" w:hAnsi="Symbol" w:hint="default"/>
+        <w:sz w:val="20"/>
+      </w:rPr>
+    </w:lvl>
+    <w:lvl w:ilvl="1" w:tentative="1">
+      <w:start w:val="1"/>
+      <w:numFmt w:val="bullet"/>
+      <w:lvlText w:val="o"/>
+      <w:lvlJc w:val="left"/>
+      <w:pPr>
+        <w:tabs>
+          <w:tab w:val="num" w:pos="1440"/>
+        </w:tabs>
+        <w:ind w:left="1440" w:hanging="360"/>
+      </w:pPr>
+      <w:rPr>
+        <w:rFonts w:ascii="Courier New" w:hAnsi="Courier New" w:hint="default"/>
+        <w:sz w:val="20"/>
+      </w:rPr>
+    </w:lvl>
+    <w:lvl w:ilvl="2" w:tentative="1">
+      <w:start w:val="1"/>
+      <w:numFmt w:val="bullet"/>
+      <w:lvlText w:val=""/>
+      <w:lvlJc w:val="left"/>
+      <w:pPr>
+        <w:tabs>
+          <w:tab w:val="num" w:pos="2160"/>
+        </w:tabs>
+        <w:ind w:left="2160" w:hanging="360"/>
+      </w:pPr>
+      <w:rPr>
+        <w:rFonts w:ascii="Wingdings" w:hAnsi="Wingdings" w:hint="default"/>
+        <w:sz w:val="20"/>
+      </w:rPr>
+    </w:lvl>
+    <w:lvl w:ilvl="3" w:tentative="1">
+      <w:start w:val="1"/>
+      <w:numFmt w:val="bullet"/>
+      <w:lvlText w:val=""/>
+      <w:lvlJc w:val="left"/>
+      <w:pPr>
+        <w:tabs>
+          <w:tab w:val="num" w:pos="2880"/>
+        </w:tabs>
+        <w:ind w:left="2880" w:hanging="360"/>
+      </w:pPr>
+      <w:rPr>
+        <w:rFonts w:ascii="Wingdings" w:hAnsi="Wingdings" w:hint="default"/>
+        <w:sz w:val="20"/>
+      </w:rPr>
+    </w:lvl>
+    <w:lvl w:ilvl="4" w:tentative="1">
+      <w:start w:val="1"/>
+      <w:numFmt w:val="bullet"/>
+      <w:lvlText w:val=""/>
+      <w:lvlJc w:val="left"/>
+      <w:pPr>
+        <w:tabs>
+          <w:tab w:val="num" w:pos="3600"/>
+        </w:tabs>
+        <w:ind w:left="3600" w:hanging="360"/>
+      </w:pPr>
+      <w:rPr>
+        <w:rFonts w:ascii="Wingdings" w:hAnsi="Wingdings" w:hint="default"/>
+        <w:sz w:val="20"/>
+      </w:rPr>
+    </w:lvl>
+    <w:lvl w:ilvl="5" w:tentative="1">
+      <w:start w:val="1"/>
+      <w:numFmt w:val="bullet"/>
+      <w:lvlText w:val=""/>
+      <w:lvlJc w:val="left"/>
+      <w:pPr>
+        <w:tabs>
+          <w:tab w:val="num" w:pos="4320"/>
+        </w:tabs>
+        <w:ind w:left="4320" w:hanging="360"/>
+      </w:pPr>
+      <w:rPr>
+        <w:rFonts w:ascii="Wingdings" w:hAnsi="Wingdings" w:hint="default"/>
+        <w:sz w:val="20"/>
+      </w:rPr>
+    </w:lvl>
+    <w:lvl w:ilvl="6" w:tentative="1">
+      <w:start w:val="1"/>
+      <w:numFmt w:val="bullet"/>
+      <w:lvlText w:val=""/>
+      <w:lvlJc w:val="left"/>
+      <w:pPr>
+        <w:tabs>
+          <w:tab w:val="num" w:pos="5040"/>
+        </w:tabs>
+        <w:ind w:left="5040" w:hanging="360"/>
+      </w:pPr>
+      <w:rPr>
+        <w:rFonts w:ascii="Wingdings" w:hAnsi="Wingdings" w:hint="default"/>
+        <w:sz w:val="20"/>
+      </w:rPr>
+    </w:lvl>
+    <w:lvl w:ilvl="7" w:tentative="1">
+      <w:start w:val="1"/>
+      <w:numFmt w:val="bullet"/>
+      <w:lvlText w:val=""/>
+      <w:lvlJc w:val="left"/>
+      <w:pPr>
+        <w:tabs>
+          <w:tab w:val="num" w:pos="5760"/>
+        </w:tabs>
+        <w:ind w:left="5760" w:hanging="360"/>
+      </w:pPr>
+      <w:rPr>
+        <w:rFonts w:ascii="Wingdings" w:hAnsi="Wingdings" w:hint="default"/>
+        <w:sz w:val="20"/>
+      </w:rPr>
+    </w:lvl>
+    <w:lvl w:ilvl="8" w:tentative="1">
+      <w:start w:val="1"/>
+      <w:numFmt w:val="bullet"/>
+      <w:lvlText w:val=""/>
+      <w:lvlJc w:val="left"/>
+      <w:pPr>
+        <w:tabs>
+          <w:tab w:val="num" w:pos="6480"/>
+        </w:tabs>
+        <w:ind w:left="6480" w:hanging="360"/>
+      </w:pPr>
+      <w:rPr>
+        <w:rFonts w:ascii="Wingdings" w:hAnsi="Wingdings" w:hint="default"/>
+        <w:sz w:val="20"/>
+      </w:rPr>
+    </w:lvl>
+  </w:abstractNum>
+  <w:abstractNum w:abstractNumId="4" w15:restartNumberingAfterBreak="0">
+    <w:nsid w:val="40467535"/>
+    <w:multiLevelType w:val="multilevel"/>
+    <w:tmpl w:val="80547B08"/>
+    <w:lvl w:ilvl="0">
+      <w:start w:val="1"/>
+      <w:numFmt w:val="bullet"/>
+      <w:lvlText w:val=""/>
+      <w:lvlJc w:val="left"/>
+      <w:pPr>
+        <w:tabs>
+          <w:tab w:val="num" w:pos="720"/>
+        </w:tabs>
+        <w:ind w:left="720" w:hanging="360"/>
+      </w:pPr>
+      <w:rPr>
+        <w:rFonts w:ascii="Symbol" w:hAnsi="Symbol" w:hint="default"/>
+        <w:sz w:val="20"/>
+      </w:rPr>
+    </w:lvl>
+    <w:lvl w:ilvl="1" w:tentative="1">
+      <w:start w:val="1"/>
+      <w:numFmt w:val="bullet"/>
+      <w:lvlText w:val="o"/>
+      <w:lvlJc w:val="left"/>
+      <w:pPr>
+        <w:tabs>
+          <w:tab w:val="num" w:pos="1440"/>
+        </w:tabs>
+        <w:ind w:left="1440" w:hanging="360"/>
+      </w:pPr>
+      <w:rPr>
+        <w:rFonts w:ascii="Courier New" w:hAnsi="Courier New" w:hint="default"/>
+        <w:sz w:val="20"/>
+      </w:rPr>
+    </w:lvl>
+    <w:lvl w:ilvl="2" w:tentative="1">
+      <w:start w:val="1"/>
+      <w:numFmt w:val="bullet"/>
+      <w:lvlText w:val=""/>
+      <w:lvlJc w:val="left"/>
+      <w:pPr>
+        <w:tabs>
+          <w:tab w:val="num" w:pos="2160"/>
+        </w:tabs>
+        <w:ind w:left="2160" w:hanging="360"/>
+      </w:pPr>
+      <w:rPr>
+        <w:rFonts w:ascii="Wingdings" w:hAnsi="Wingdings" w:hint="default"/>
+        <w:sz w:val="20"/>
+      </w:rPr>
+    </w:lvl>
+    <w:lvl w:ilvl="3" w:tentative="1">
+      <w:start w:val="1"/>
+      <w:numFmt w:val="bullet"/>
+      <w:lvlText w:val=""/>
+      <w:lvlJc w:val="left"/>
+      <w:pPr>
+        <w:tabs>
+          <w:tab w:val="num" w:pos="2880"/>
+        </w:tabs>
+        <w:ind w:left="2880" w:hanging="360"/>
+      </w:pPr>
+      <w:rPr>
+        <w:rFonts w:ascii="Wingdings" w:hAnsi="Wingdings" w:hint="default"/>
+        <w:sz w:val="20"/>
+      </w:rPr>
+    </w:lvl>
+    <w:lvl w:ilvl="4" w:tentative="1">
+      <w:start w:val="1"/>
+      <w:numFmt w:val="bullet"/>
+      <w:lvlText w:val=""/>
+      <w:lvlJc w:val="left"/>
+      <w:pPr>
+        <w:tabs>
+          <w:tab w:val="num" w:pos="3600"/>
+        </w:tabs>
+        <w:ind w:left="3600" w:hanging="360"/>
+      </w:pPr>
+      <w:rPr>
+        <w:rFonts w:ascii="Wingdings" w:hAnsi="Wingdings" w:hint="default"/>
+        <w:sz w:val="20"/>
+      </w:rPr>
+    </w:lvl>
+    <w:lvl w:ilvl="5" w:tentative="1">
+      <w:start w:val="1"/>
+      <w:numFmt w:val="bullet"/>
+      <w:lvlText w:val=""/>
+      <w:lvlJc w:val="left"/>
+      <w:pPr>
+        <w:tabs>
+          <w:tab w:val="num" w:pos="4320"/>
+        </w:tabs>
+        <w:ind w:left="4320" w:hanging="360"/>
+      </w:pPr>
+      <w:rPr>
+        <w:rFonts w:ascii="Wingdings" w:hAnsi="Wingdings" w:hint="default"/>
+        <w:sz w:val="20"/>
+      </w:rPr>
+    </w:lvl>
+    <w:lvl w:ilvl="6" w:tentative="1">
+      <w:start w:val="1"/>
+      <w:numFmt w:val="bullet"/>
+      <w:lvlText w:val=""/>
+      <w:lvlJc w:val="left"/>
+      <w:pPr>
+        <w:tabs>
+          <w:tab w:val="num" w:pos="5040"/>
+        </w:tabs>
+        <w:ind w:left="5040" w:hanging="360"/>
+      </w:pPr>
+      <w:rPr>
+        <w:rFonts w:ascii="Wingdings" w:hAnsi="Wingdings" w:hint="default"/>
+        <w:sz w:val="20"/>
+      </w:rPr>
+    </w:lvl>
+    <w:lvl w:ilvl="7" w:tentative="1">
+      <w:start w:val="1"/>
+      <w:numFmt w:val="bullet"/>
+      <w:lvlText w:val=""/>
+      <w:lvlJc w:val="left"/>
+      <w:pPr>
+        <w:tabs>
+          <w:tab w:val="num" w:pos="5760"/>
+        </w:tabs>
+        <w:ind w:left="5760" w:hanging="360"/>
+      </w:pPr>
+      <w:rPr>
+        <w:rFonts w:ascii="Wingdings" w:hAnsi="Wingdings" w:hint="default"/>
+        <w:sz w:val="20"/>
+      </w:rPr>
+    </w:lvl>
+    <w:lvl w:ilvl="8" w:tentative="1">
+      <w:start w:val="1"/>
+      <w:numFmt w:val="bullet"/>
+      <w:lvlText w:val=""/>
+      <w:lvlJc w:val="left"/>
+      <w:pPr>
+        <w:tabs>
+          <w:tab w:val="num" w:pos="6480"/>
+        </w:tabs>
+        <w:ind w:left="6480" w:hanging="360"/>
+      </w:pPr>
+      <w:rPr>
+        <w:rFonts w:ascii="Wingdings" w:hAnsi="Wingdings" w:hint="default"/>
+        <w:sz w:val="20"/>
+      </w:rPr>
+    </w:lvl>
+  </w:abstractNum>
+  <w:abstractNum w:abstractNumId="5" w15:restartNumberingAfterBreak="0">
+    <w:nsid w:val="44CA3089"/>
+    <w:multiLevelType w:val="multilevel"/>
+    <w:tmpl w:val="6B84151C"/>
+    <w:lvl w:ilvl="0">
+      <w:start w:val="1"/>
+      <w:numFmt w:val="bullet"/>
+      <w:lvlText w:val=""/>
+      <w:lvlJc w:val="left"/>
+      <w:pPr>
+        <w:tabs>
+          <w:tab w:val="num" w:pos="720"/>
+        </w:tabs>
+        <w:ind w:left="720" w:hanging="360"/>
+      </w:pPr>
+      <w:rPr>
+        <w:rFonts w:ascii="Symbol" w:hAnsi="Symbol" w:hint="default"/>
+        <w:sz w:val="20"/>
+      </w:rPr>
+    </w:lvl>
+    <w:lvl w:ilvl="1" w:tentative="1">
+      <w:start w:val="1"/>
+      <w:numFmt w:val="bullet"/>
+      <w:lvlText w:val="o"/>
+      <w:lvlJc w:val="left"/>
+      <w:pPr>
+        <w:tabs>
+          <w:tab w:val="num" w:pos="1440"/>
+        </w:tabs>
+        <w:ind w:left="1440" w:hanging="360"/>
+      </w:pPr>
+      <w:rPr>
+        <w:rFonts w:ascii="Courier New" w:hAnsi="Courier New" w:hint="default"/>
+        <w:sz w:val="20"/>
+      </w:rPr>
+    </w:lvl>
+    <w:lvl w:ilvl="2" w:tentative="1">
+      <w:start w:val="1"/>
+      <w:numFmt w:val="bullet"/>
+      <w:lvlText w:val=""/>
+      <w:lvlJc w:val="left"/>
+      <w:pPr>
+        <w:tabs>
+          <w:tab w:val="num" w:pos="2160"/>
+        </w:tabs>
+        <w:ind w:left="2160" w:hanging="360"/>
+      </w:pPr>
+      <w:rPr>
+        <w:rFonts w:ascii="Wingdings" w:hAnsi="Wingdings" w:hint="default"/>
+        <w:sz w:val="20"/>
+      </w:rPr>
+    </w:lvl>
+    <w:lvl w:ilvl="3" w:tentative="1">
+      <w:start w:val="1"/>
+      <w:numFmt w:val="bullet"/>
+      <w:lvlText w:val=""/>
+      <w:lvlJc w:val="left"/>
+      <w:pPr>
+        <w:tabs>
+          <w:tab w:val="num" w:pos="2880"/>
+        </w:tabs>
+        <w:ind w:left="2880" w:hanging="360"/>
+      </w:pPr>
+      <w:rPr>
+        <w:rFonts w:ascii="Wingdings" w:hAnsi="Wingdings" w:hint="default"/>
+        <w:sz w:val="20"/>
+      </w:rPr>
+    </w:lvl>
+    <w:lvl w:ilvl="4" w:tentative="1">
+      <w:start w:val="1"/>
+      <w:numFmt w:val="bullet"/>
+      <w:lvlText w:val=""/>
+      <w:lvlJc w:val="left"/>
+      <w:pPr>
+        <w:tabs>
+          <w:tab w:val="num" w:pos="3600"/>
+        </w:tabs>
+        <w:ind w:left="3600" w:hanging="360"/>
+      </w:pPr>
+      <w:rPr>
+        <w:rFonts w:ascii="Wingdings" w:hAnsi="Wingdings" w:hint="default"/>
+        <w:sz w:val="20"/>
+      </w:rPr>
+    </w:lvl>
+    <w:lvl w:ilvl="5" w:tentative="1">
+      <w:start w:val="1"/>
+      <w:numFmt w:val="bullet"/>
+      <w:lvlText w:val=""/>
+      <w:lvlJc w:val="left"/>
+      <w:pPr>
+        <w:tabs>
+          <w:tab w:val="num" w:pos="4320"/>
+        </w:tabs>
+        <w:ind w:left="4320" w:hanging="360"/>
+      </w:pPr>
+      <w:rPr>
+        <w:rFonts w:ascii="Wingdings" w:hAnsi="Wingdings" w:hint="default"/>
+        <w:sz w:val="20"/>
+      </w:rPr>
+    </w:lvl>
+    <w:lvl w:ilvl="6" w:tentative="1">
+      <w:start w:val="1"/>
+      <w:numFmt w:val="bullet"/>
+      <w:lvlText w:val=""/>
+      <w:lvlJc w:val="left"/>
+      <w:pPr>
+        <w:tabs>
+          <w:tab w:val="num" w:pos="5040"/>
+        </w:tabs>
+        <w:ind w:left="5040" w:hanging="360"/>
+      </w:pPr>
+      <w:rPr>
+        <w:rFonts w:ascii="Wingdings" w:hAnsi="Wingdings" w:hint="default"/>
+        <w:sz w:val="20"/>
+      </w:rPr>
+    </w:lvl>
+    <w:lvl w:ilvl="7" w:tentative="1">
+      <w:start w:val="1"/>
+      <w:numFmt w:val="bullet"/>
+      <w:lvlText w:val=""/>
+      <w:lvlJc w:val="left"/>
+      <w:pPr>
+        <w:tabs>
+          <w:tab w:val="num" w:pos="5760"/>
+        </w:tabs>
+        <w:ind w:left="5760" w:hanging="360"/>
+      </w:pPr>
+      <w:rPr>
+        <w:rFonts w:ascii="Wingdings" w:hAnsi="Wingdings" w:hint="default"/>
+        <w:sz w:val="20"/>
+      </w:rPr>
+    </w:lvl>
+    <w:lvl w:ilvl="8" w:tentative="1">
+      <w:start w:val="1"/>
+      <w:numFmt w:val="bullet"/>
+      <w:lvlText w:val=""/>
+      <w:lvlJc w:val="left"/>
+      <w:pPr>
+        <w:tabs>
+          <w:tab w:val="num" w:pos="6480"/>
+        </w:tabs>
+        <w:ind w:left="6480" w:hanging="360"/>
+      </w:pPr>
+      <w:rPr>
+        <w:rFonts w:ascii="Wingdings" w:hAnsi="Wingdings" w:hint="default"/>
+        <w:sz w:val="20"/>
+      </w:rPr>
+    </w:lvl>
+  </w:abstractNum>
+  <w:abstractNum w:abstractNumId="6" w15:restartNumberingAfterBreak="0">
     <w:nsid w:val="5FF75267"/>
     <w:multiLevelType w:val="hybridMultilevel"/>
     <w:tmpl w:val="F1CEF900"/>
@@ -3234,14 +4273,304 @@
       </w:pPr>
     </w:lvl>
   </w:abstractNum>
+  <w:abstractNum w:abstractNumId="7" w15:restartNumberingAfterBreak="0">
+    <w:nsid w:val="63976EDA"/>
+    <w:multiLevelType w:val="multilevel"/>
+    <w:tmpl w:val="CDD61C6E"/>
+    <w:lvl w:ilvl="0">
+      <w:start w:val="1"/>
+      <w:numFmt w:val="decimal"/>
+      <w:lvlText w:val="%1."/>
+      <w:lvlJc w:val="left"/>
+      <w:pPr>
+        <w:tabs>
+          <w:tab w:val="num" w:pos="720"/>
+        </w:tabs>
+        <w:ind w:left="720" w:hanging="360"/>
+      </w:pPr>
+    </w:lvl>
+    <w:lvl w:ilvl="1">
+      <w:start w:val="1"/>
+      <w:numFmt w:val="bullet"/>
+      <w:lvlText w:val="o"/>
+      <w:lvlJc w:val="left"/>
+      <w:pPr>
+        <w:tabs>
+          <w:tab w:val="num" w:pos="1440"/>
+        </w:tabs>
+        <w:ind w:left="1440" w:hanging="360"/>
+      </w:pPr>
+      <w:rPr>
+        <w:rFonts w:ascii="Courier New" w:hAnsi="Courier New" w:hint="default"/>
+        <w:sz w:val="20"/>
+      </w:rPr>
+    </w:lvl>
+    <w:lvl w:ilvl="2" w:tentative="1">
+      <w:start w:val="1"/>
+      <w:numFmt w:val="decimal"/>
+      <w:lvlText w:val="%3."/>
+      <w:lvlJc w:val="left"/>
+      <w:pPr>
+        <w:tabs>
+          <w:tab w:val="num" w:pos="2160"/>
+        </w:tabs>
+        <w:ind w:left="2160" w:hanging="360"/>
+      </w:pPr>
+    </w:lvl>
+    <w:lvl w:ilvl="3" w:tentative="1">
+      <w:start w:val="1"/>
+      <w:numFmt w:val="decimal"/>
+      <w:lvlText w:val="%4."/>
+      <w:lvlJc w:val="left"/>
+      <w:pPr>
+        <w:tabs>
+          <w:tab w:val="num" w:pos="2880"/>
+        </w:tabs>
+        <w:ind w:left="2880" w:hanging="360"/>
+      </w:pPr>
+    </w:lvl>
+    <w:lvl w:ilvl="4" w:tentative="1">
+      <w:start w:val="1"/>
+      <w:numFmt w:val="decimal"/>
+      <w:lvlText w:val="%5."/>
+      <w:lvlJc w:val="left"/>
+      <w:pPr>
+        <w:tabs>
+          <w:tab w:val="num" w:pos="3600"/>
+        </w:tabs>
+        <w:ind w:left="3600" w:hanging="360"/>
+      </w:pPr>
+    </w:lvl>
+    <w:lvl w:ilvl="5" w:tentative="1">
+      <w:start w:val="1"/>
+      <w:numFmt w:val="decimal"/>
+      <w:lvlText w:val="%6."/>
+      <w:lvlJc w:val="left"/>
+      <w:pPr>
+        <w:tabs>
+          <w:tab w:val="num" w:pos="4320"/>
+        </w:tabs>
+        <w:ind w:left="4320" w:hanging="360"/>
+      </w:pPr>
+    </w:lvl>
+    <w:lvl w:ilvl="6" w:tentative="1">
+      <w:start w:val="1"/>
+      <w:numFmt w:val="decimal"/>
+      <w:lvlText w:val="%7."/>
+      <w:lvlJc w:val="left"/>
+      <w:pPr>
+        <w:tabs>
+          <w:tab w:val="num" w:pos="5040"/>
+        </w:tabs>
+        <w:ind w:left="5040" w:hanging="360"/>
+      </w:pPr>
+    </w:lvl>
+    <w:lvl w:ilvl="7" w:tentative="1">
+      <w:start w:val="1"/>
+      <w:numFmt w:val="decimal"/>
+      <w:lvlText w:val="%8."/>
+      <w:lvlJc w:val="left"/>
+      <w:pPr>
+        <w:tabs>
+          <w:tab w:val="num" w:pos="5760"/>
+        </w:tabs>
+        <w:ind w:left="5760" w:hanging="360"/>
+      </w:pPr>
+    </w:lvl>
+    <w:lvl w:ilvl="8" w:tentative="1">
+      <w:start w:val="1"/>
+      <w:numFmt w:val="decimal"/>
+      <w:lvlText w:val="%9."/>
+      <w:lvlJc w:val="left"/>
+      <w:pPr>
+        <w:tabs>
+          <w:tab w:val="num" w:pos="6480"/>
+        </w:tabs>
+        <w:ind w:left="6480" w:hanging="360"/>
+      </w:pPr>
+    </w:lvl>
+  </w:abstractNum>
+  <w:abstractNum w:abstractNumId="8" w15:restartNumberingAfterBreak="0">
+    <w:nsid w:val="66800E7F"/>
+    <w:multiLevelType w:val="multilevel"/>
+    <w:tmpl w:val="7B2228DA"/>
+    <w:lvl w:ilvl="0">
+      <w:start w:val="1"/>
+      <w:numFmt w:val="bullet"/>
+      <w:lvlText w:val=""/>
+      <w:lvlJc w:val="left"/>
+      <w:pPr>
+        <w:tabs>
+          <w:tab w:val="num" w:pos="720"/>
+        </w:tabs>
+        <w:ind w:left="720" w:hanging="360"/>
+      </w:pPr>
+      <w:rPr>
+        <w:rFonts w:ascii="Symbol" w:hAnsi="Symbol" w:hint="default"/>
+        <w:sz w:val="20"/>
+      </w:rPr>
+    </w:lvl>
+    <w:lvl w:ilvl="1" w:tentative="1">
+      <w:start w:val="1"/>
+      <w:numFmt w:val="bullet"/>
+      <w:lvlText w:val="o"/>
+      <w:lvlJc w:val="left"/>
+      <w:pPr>
+        <w:tabs>
+          <w:tab w:val="num" w:pos="1440"/>
+        </w:tabs>
+        <w:ind w:left="1440" w:hanging="360"/>
+      </w:pPr>
+      <w:rPr>
+        <w:rFonts w:ascii="Courier New" w:hAnsi="Courier New" w:hint="default"/>
+        <w:sz w:val="20"/>
+      </w:rPr>
+    </w:lvl>
+    <w:lvl w:ilvl="2" w:tentative="1">
+      <w:start w:val="1"/>
+      <w:numFmt w:val="bullet"/>
+      <w:lvlText w:val=""/>
+      <w:lvlJc w:val="left"/>
+      <w:pPr>
+        <w:tabs>
+          <w:tab w:val="num" w:pos="2160"/>
+        </w:tabs>
+        <w:ind w:left="2160" w:hanging="360"/>
+      </w:pPr>
+      <w:rPr>
+        <w:rFonts w:ascii="Wingdings" w:hAnsi="Wingdings" w:hint="default"/>
+        <w:sz w:val="20"/>
+      </w:rPr>
+    </w:lvl>
+    <w:lvl w:ilvl="3" w:tentative="1">
+      <w:start w:val="1"/>
+      <w:numFmt w:val="bullet"/>
+      <w:lvlText w:val=""/>
+      <w:lvlJc w:val="left"/>
+      <w:pPr>
+        <w:tabs>
+          <w:tab w:val="num" w:pos="2880"/>
+        </w:tabs>
+        <w:ind w:left="2880" w:hanging="360"/>
+      </w:pPr>
+      <w:rPr>
+        <w:rFonts w:ascii="Wingdings" w:hAnsi="Wingdings" w:hint="default"/>
+        <w:sz w:val="20"/>
+      </w:rPr>
+    </w:lvl>
+    <w:lvl w:ilvl="4" w:tentative="1">
+      <w:start w:val="1"/>
+      <w:numFmt w:val="bullet"/>
+      <w:lvlText w:val=""/>
+      <w:lvlJc w:val="left"/>
+      <w:pPr>
+        <w:tabs>
+          <w:tab w:val="num" w:pos="3600"/>
+        </w:tabs>
+        <w:ind w:left="3600" w:hanging="360"/>
+      </w:pPr>
+      <w:rPr>
+        <w:rFonts w:ascii="Wingdings" w:hAnsi="Wingdings" w:hint="default"/>
+        <w:sz w:val="20"/>
+      </w:rPr>
+    </w:lvl>
+    <w:lvl w:ilvl="5" w:tentative="1">
+      <w:start w:val="1"/>
+      <w:numFmt w:val="bullet"/>
+      <w:lvlText w:val=""/>
+      <w:lvlJc w:val="left"/>
+      <w:pPr>
+        <w:tabs>
+          <w:tab w:val="num" w:pos="4320"/>
+        </w:tabs>
+        <w:ind w:left="4320" w:hanging="360"/>
+      </w:pPr>
+      <w:rPr>
+        <w:rFonts w:ascii="Wingdings" w:hAnsi="Wingdings" w:hint="default"/>
+        <w:sz w:val="20"/>
+      </w:rPr>
+    </w:lvl>
+    <w:lvl w:ilvl="6" w:tentative="1">
+      <w:start w:val="1"/>
+      <w:numFmt w:val="bullet"/>
+      <w:lvlText w:val=""/>
+      <w:lvlJc w:val="left"/>
+      <w:pPr>
+        <w:tabs>
+          <w:tab w:val="num" w:pos="5040"/>
+        </w:tabs>
+        <w:ind w:left="5040" w:hanging="360"/>
+      </w:pPr>
+      <w:rPr>
+        <w:rFonts w:ascii="Wingdings" w:hAnsi="Wingdings" w:hint="default"/>
+        <w:sz w:val="20"/>
+      </w:rPr>
+    </w:lvl>
+    <w:lvl w:ilvl="7" w:tentative="1">
+      <w:start w:val="1"/>
+      <w:numFmt w:val="bullet"/>
+      <w:lvlText w:val=""/>
+      <w:lvlJc w:val="left"/>
+      <w:pPr>
+        <w:tabs>
+          <w:tab w:val="num" w:pos="5760"/>
+        </w:tabs>
+        <w:ind w:left="5760" w:hanging="360"/>
+      </w:pPr>
+      <w:rPr>
+        <w:rFonts w:ascii="Wingdings" w:hAnsi="Wingdings" w:hint="default"/>
+        <w:sz w:val="20"/>
+      </w:rPr>
+    </w:lvl>
+    <w:lvl w:ilvl="8" w:tentative="1">
+      <w:start w:val="1"/>
+      <w:numFmt w:val="bullet"/>
+      <w:lvlText w:val=""/>
+      <w:lvlJc w:val="left"/>
+      <w:pPr>
+        <w:tabs>
+          <w:tab w:val="num" w:pos="6480"/>
+        </w:tabs>
+        <w:ind w:left="6480" w:hanging="360"/>
+      </w:pPr>
+      <w:rPr>
+        <w:rFonts w:ascii="Wingdings" w:hAnsi="Wingdings" w:hint="default"/>
+        <w:sz w:val="20"/>
+      </w:rPr>
+    </w:lvl>
+  </w:abstractNum>
   <w:num w:numId="1">
+    <w:abstractNumId w:val="6"/>
+  </w:num>
+  <w:num w:numId="2">
     <w:abstractNumId w:val="0"/>
+  </w:num>
+  <w:num w:numId="3">
+    <w:abstractNumId w:val="3"/>
+  </w:num>
+  <w:num w:numId="4">
+    <w:abstractNumId w:val="8"/>
+  </w:num>
+  <w:num w:numId="5">
+    <w:abstractNumId w:val="5"/>
+  </w:num>
+  <w:num w:numId="6">
+    <w:abstractNumId w:val="7"/>
+  </w:num>
+  <w:num w:numId="7">
+    <w:abstractNumId w:val="1"/>
+  </w:num>
+  <w:num w:numId="8">
+    <w:abstractNumId w:val="4"/>
+  </w:num>
+  <w:num w:numId="9">
+    <w:abstractNumId w:val="2"/>
   </w:num>
 </w:numbering>
 </file>
 
 <file path=word/styles.xml><?xml version="1.0" encoding="utf-8"?>
-<w:styles xmlns:mc="http://schemas.openxmlformats.org/markup-compatibility/2006" xmlns:r="http://schemas.openxmlformats.org/officeDocument/2006/relationships" xmlns:w="http://schemas.openxmlformats.org/wordprocessingml/2006/main" xmlns:w14="http://schemas.microsoft.com/office/word/2010/wordml" xmlns:w15="http://schemas.microsoft.com/office/word/2012/wordml" xmlns:w16cex="http://schemas.microsoft.com/office/word/2018/wordml/cex" xmlns:w16cid="http://schemas.microsoft.com/office/word/2016/wordml/cid" xmlns:w16="http://schemas.microsoft.com/office/word/2018/wordml" xmlns:w16se="http://schemas.microsoft.com/office/word/2015/wordml/symex" mc:Ignorable="w14 w15 w16se w16cid w16 w16cex">
+<w:styles xmlns:mc="http://schemas.openxmlformats.org/markup-compatibility/2006" xmlns:r="http://schemas.openxmlformats.org/officeDocument/2006/relationships" xmlns:w="http://schemas.openxmlformats.org/wordprocessingml/2006/main" xmlns:w14="http://schemas.microsoft.com/office/word/2010/wordml" xmlns:w15="http://schemas.microsoft.com/office/word/2012/wordml" xmlns:w16cex="http://schemas.microsoft.com/office/word/2018/wordml/cex" xmlns:w16cid="http://schemas.microsoft.com/office/word/2016/wordml/cid" xmlns:w16="http://schemas.microsoft.com/office/word/2018/wordml" xmlns:w16sdtdh="http://schemas.microsoft.com/office/word/2020/wordml/sdtdatahash" xmlns:w16se="http://schemas.microsoft.com/office/word/2015/wordml/symex" mc:Ignorable="w14 w15 w16se w16cid w16 w16cex w16sdtdh">
   <w:docDefaults>
     <w:rPrDefault>
       <w:rPr>
@@ -3255,8 +4584,8 @@
     <w:lsdException w:name="Normal" w:qFormat="1"/>
     <w:lsdException w:name="heading 1" w:qFormat="1"/>
     <w:lsdException w:name="heading 2" w:semiHidden="1" w:unhideWhenUsed="1" w:qFormat="1"/>
-    <w:lsdException w:name="heading 3" w:semiHidden="1" w:unhideWhenUsed="1" w:qFormat="1"/>
-    <w:lsdException w:name="heading 4" w:semiHidden="1" w:unhideWhenUsed="1" w:qFormat="1"/>
+    <w:lsdException w:name="heading 3" w:semiHidden="1" w:uiPriority="9" w:unhideWhenUsed="1" w:qFormat="1"/>
+    <w:lsdException w:name="heading 4" w:semiHidden="1" w:uiPriority="9" w:unhideWhenUsed="1" w:qFormat="1"/>
     <w:lsdException w:name="heading 5" w:semiHidden="1" w:unhideWhenUsed="1" w:qFormat="1"/>
     <w:lsdException w:name="heading 6" w:semiHidden="1" w:unhideWhenUsed="1" w:qFormat="1"/>
     <w:lsdException w:name="heading 7" w:semiHidden="1" w:unhideWhenUsed="1" w:qFormat="1"/>
@@ -3267,6 +4596,52 @@
     <w:lsdException w:name="Subtitle" w:qFormat="1"/>
     <w:lsdException w:name="Strong" w:qFormat="1"/>
     <w:lsdException w:name="Emphasis" w:qFormat="1"/>
+    <w:lsdException w:name="Normal (Web)" w:uiPriority="99"/>
+    <w:lsdException w:name="HTML Code" w:uiPriority="99"/>
+    <w:lsdException w:name="Normal Table" w:semiHidden="1" w:unhideWhenUsed="1"/>
+    <w:lsdException w:name="Table Simple 1" w:semiHidden="1" w:unhideWhenUsed="1"/>
+    <w:lsdException w:name="Table Simple 2" w:semiHidden="1" w:unhideWhenUsed="1"/>
+    <w:lsdException w:name="Table Simple 3" w:semiHidden="1" w:unhideWhenUsed="1"/>
+    <w:lsdException w:name="Table Classic 1" w:semiHidden="1" w:unhideWhenUsed="1"/>
+    <w:lsdException w:name="Table Classic 2" w:semiHidden="1" w:unhideWhenUsed="1"/>
+    <w:lsdException w:name="Table Classic 3" w:semiHidden="1" w:unhideWhenUsed="1"/>
+    <w:lsdException w:name="Table Classic 4" w:semiHidden="1" w:unhideWhenUsed="1"/>
+    <w:lsdException w:name="Table Colorful 1" w:semiHidden="1" w:unhideWhenUsed="1"/>
+    <w:lsdException w:name="Table Colorful 2" w:semiHidden="1" w:unhideWhenUsed="1"/>
+    <w:lsdException w:name="Table Colorful 3" w:semiHidden="1" w:unhideWhenUsed="1"/>
+    <w:lsdException w:name="Table Columns 1" w:semiHidden="1" w:unhideWhenUsed="1"/>
+    <w:lsdException w:name="Table Columns 2" w:semiHidden="1" w:unhideWhenUsed="1"/>
+    <w:lsdException w:name="Table Columns 3" w:semiHidden="1" w:unhideWhenUsed="1"/>
+    <w:lsdException w:name="Table Columns 4" w:semiHidden="1" w:unhideWhenUsed="1"/>
+    <w:lsdException w:name="Table Columns 5" w:semiHidden="1" w:unhideWhenUsed="1"/>
+    <w:lsdException w:name="Table Grid 1" w:semiHidden="1" w:unhideWhenUsed="1"/>
+    <w:lsdException w:name="Table Grid 2" w:semiHidden="1" w:unhideWhenUsed="1"/>
+    <w:lsdException w:name="Table Grid 3" w:semiHidden="1" w:unhideWhenUsed="1"/>
+    <w:lsdException w:name="Table Grid 4" w:semiHidden="1" w:unhideWhenUsed="1"/>
+    <w:lsdException w:name="Table Grid 5" w:semiHidden="1" w:unhideWhenUsed="1"/>
+    <w:lsdException w:name="Table Grid 6" w:semiHidden="1" w:unhideWhenUsed="1"/>
+    <w:lsdException w:name="Table Grid 7" w:semiHidden="1" w:unhideWhenUsed="1"/>
+    <w:lsdException w:name="Table Grid 8" w:semiHidden="1" w:unhideWhenUsed="1"/>
+    <w:lsdException w:name="Table List 1" w:semiHidden="1" w:unhideWhenUsed="1"/>
+    <w:lsdException w:name="Table List 2" w:semiHidden="1" w:unhideWhenUsed="1"/>
+    <w:lsdException w:name="Table List 3" w:semiHidden="1" w:unhideWhenUsed="1"/>
+    <w:lsdException w:name="Table List 4" w:semiHidden="1" w:unhideWhenUsed="1"/>
+    <w:lsdException w:name="Table List 5" w:semiHidden="1" w:unhideWhenUsed="1"/>
+    <w:lsdException w:name="Table List 6" w:semiHidden="1" w:unhideWhenUsed="1"/>
+    <w:lsdException w:name="Table List 7" w:semiHidden="1" w:unhideWhenUsed="1"/>
+    <w:lsdException w:name="Table List 8" w:semiHidden="1" w:unhideWhenUsed="1"/>
+    <w:lsdException w:name="Table 3D effects 1" w:semiHidden="1" w:unhideWhenUsed="1"/>
+    <w:lsdException w:name="Table 3D effects 2" w:semiHidden="1" w:unhideWhenUsed="1"/>
+    <w:lsdException w:name="Table 3D effects 3" w:semiHidden="1" w:unhideWhenUsed="1"/>
+    <w:lsdException w:name="Table Contemporary" w:semiHidden="1" w:unhideWhenUsed="1"/>
+    <w:lsdException w:name="Table Elegant" w:semiHidden="1" w:unhideWhenUsed="1"/>
+    <w:lsdException w:name="Table Professional" w:semiHidden="1" w:unhideWhenUsed="1"/>
+    <w:lsdException w:name="Table Subtle 1" w:semiHidden="1" w:unhideWhenUsed="1"/>
+    <w:lsdException w:name="Table Subtle 2" w:semiHidden="1" w:unhideWhenUsed="1"/>
+    <w:lsdException w:name="Table Web 1" w:semiHidden="1" w:unhideWhenUsed="1"/>
+    <w:lsdException w:name="Table Web 2" w:semiHidden="1" w:unhideWhenUsed="1"/>
+    <w:lsdException w:name="Table Web 3" w:semiHidden="1" w:unhideWhenUsed="1"/>
+    <w:lsdException w:name="Table Theme" w:semiHidden="1" w:unhideWhenUsed="1"/>
     <w:lsdException w:name="Placeholder Text" w:semiHidden="1" w:uiPriority="99"/>
     <w:lsdException w:name="No Spacing" w:uiPriority="1" w:qFormat="1"/>
     <w:lsdException w:name="Light Shading" w:uiPriority="60"/>
@@ -3498,13 +4873,52 @@
       <w:lang w:val="en-US" w:eastAsia="en-US"/>
     </w:rPr>
   </w:style>
+  <w:style w:type="paragraph" w:styleId="Heading3">
+    <w:name w:val="heading 3"/>
+    <w:basedOn w:val="Normal"/>
+    <w:link w:val="Heading3Char"/>
+    <w:uiPriority w:val="9"/>
+    <w:qFormat/>
+    <w:rsid w:val="00DB2CDD"/>
+    <w:pPr>
+      <w:spacing w:before="100" w:beforeAutospacing="1" w:after="100" w:afterAutospacing="1"/>
+      <w:outlineLvl w:val="2"/>
+    </w:pPr>
+    <w:rPr>
+      <w:b/>
+      <w:bCs/>
+      <w:sz w:val="27"/>
+      <w:szCs w:val="27"/>
+      <w:lang w:val="en-PK" w:eastAsia="en-PK"/>
+    </w:rPr>
+  </w:style>
+  <w:style w:type="paragraph" w:styleId="Heading4">
+    <w:name w:val="heading 4"/>
+    <w:basedOn w:val="Normal"/>
+    <w:link w:val="Heading4Char"/>
+    <w:uiPriority w:val="9"/>
+    <w:qFormat/>
+    <w:rsid w:val="00DB2CDD"/>
+    <w:pPr>
+      <w:spacing w:before="100" w:beforeAutospacing="1" w:after="100" w:afterAutospacing="1"/>
+      <w:outlineLvl w:val="3"/>
+    </w:pPr>
+    <w:rPr>
+      <w:b/>
+      <w:bCs/>
+      <w:lang w:val="en-PK" w:eastAsia="en-PK"/>
+    </w:rPr>
+  </w:style>
   <w:style w:type="character" w:default="1" w:styleId="DefaultParagraphFont">
     <w:name w:val="Default Paragraph Font"/>
-    <w:semiHidden/>
+    <w:uiPriority w:val="1"/>
+    <w:unhideWhenUsed/>
   </w:style>
   <w:style w:type="table" w:default="1" w:styleId="TableNormal">
     <w:name w:val="Normal Table"/>
+    <w:uiPriority w:val="99"/>
     <w:semiHidden/>
+    <w:unhideWhenUsed/>
     <w:tblPr>
       <w:tblInd w:w="0" w:type="dxa"/>
       <w:tblCellMar>
@@ -3517,7 +4931,9 @@
   </w:style>
   <w:style w:type="numbering" w:default="1" w:styleId="NoList">
     <w:name w:val="No List"/>
+    <w:uiPriority w:val="99"/>
     <w:semiHidden/>
+    <w:unhideWhenUsed/>
   </w:style>
   <w:style w:type="paragraph" w:styleId="Title">
     <w:name w:val="Title"/>
@@ -3561,6 +4977,56 @@
     <w:rPr>
       <w:color w:val="800080"/>
       <w:u w:val="single"/>
+    </w:rPr>
+  </w:style>
+  <w:style w:type="character" w:customStyle="1" w:styleId="Heading3Char">
+    <w:name w:val="Heading 3 Char"/>
+    <w:link w:val="Heading3"/>
+    <w:uiPriority w:val="9"/>
+    <w:rsid w:val="00DB2CDD"/>
+    <w:rPr>
+      <w:b/>
+      <w:bCs/>
+      <w:sz w:val="27"/>
+      <w:szCs w:val="27"/>
+      <w:lang w:val="en-PK" w:eastAsia="en-PK"/>
+    </w:rPr>
+  </w:style>
+  <w:style w:type="character" w:customStyle="1" w:styleId="Heading4Char">
+    <w:name w:val="Heading 4 Char"/>
+    <w:link w:val="Heading4"/>
+    <w:uiPriority w:val="9"/>
+    <w:rsid w:val="00DB2CDD"/>
+    <w:rPr>
+      <w:b/>
+      <w:bCs/>
+      <w:sz w:val="24"/>
+      <w:szCs w:val="24"/>
+      <w:lang w:val="en-PK" w:eastAsia="en-PK"/>
+    </w:rPr>
+  </w:style>
+  <w:style w:type="paragraph" w:styleId="NormalWeb">
+    <w:name w:val="Normal (Web)"/>
+    <w:basedOn w:val="Normal"/>
+    <w:uiPriority w:val="99"/>
+    <w:unhideWhenUsed/>
+    <w:rsid w:val="00DB2CDD"/>
+    <w:pPr>
+      <w:spacing w:before="100" w:beforeAutospacing="1" w:after="100" w:afterAutospacing="1"/>
+    </w:pPr>
+    <w:rPr>
+      <w:lang w:val="en-PK" w:eastAsia="en-PK"/>
+    </w:rPr>
+  </w:style>
+  <w:style w:type="character" w:styleId="HTMLCode">
+    <w:name w:val="HTML Code"/>
+    <w:uiPriority w:val="99"/>
+    <w:unhideWhenUsed/>
+    <w:rsid w:val="00DB2CDD"/>
+    <w:rPr>
+      <w:rFonts w:ascii="Courier New" w:eastAsia="Times New Roman" w:hAnsi="Courier New" w:cs="Courier New"/>
+      <w:sz w:val="20"/>
+      <w:szCs w:val="20"/>
     </w:rPr>
   </w:style>
 </w:styles>
@@ -3859,4 +5325,16 @@
     </a:ext>
   </a:extLst>
 </a:theme>
+</file>
+
+<file path=customXml/item1.xml><?xml version="1.0" encoding="utf-8"?>
+<b:Sources xmlns:b="http://schemas.openxmlformats.org/officeDocument/2006/bibliography" xmlns="http://schemas.openxmlformats.org/officeDocument/2006/bibliography" SelectedStyle="\APASixthEditionOfficeOnline.xsl" StyleName="APA" Version="6"/>
+</file>
+
+<file path=customXml/itemProps1.xml><?xml version="1.0" encoding="utf-8"?>
+<ds:datastoreItem xmlns:ds="http://schemas.openxmlformats.org/officeDocument/2006/customXml" ds:itemID="{973EC6C0-DECD-48A5-B08E-46F80923FA06}">
+  <ds:schemaRefs>
+    <ds:schemaRef ds:uri="http://schemas.openxmlformats.org/officeDocument/2006/bibliography"/>
+  </ds:schemaRefs>
+</ds:datastoreItem>
 </file>